--- a/Documentacao_PIM_IV_ABNT_VestindoSonhos.docx
+++ b/Documentacao_PIM_IV_ABNT_VestindoSonhos.docx
@@ -66,7 +66,7 @@
           <w:rFonts w:ascii="Arial" w:hAnsi="Arial" w:cs="Arial"/>
           <w:b/>
         </w:rPr>
-        <w:t>VINICIUS [SOBRENOME DO ALUNO 1] – RA: [0000000]</w:t>
+        <w:t>BIANCA DE FÁTIMA PINA – RA: F366693</w:t>
       </w:r>
     </w:p>
     <w:p>
@@ -79,7 +79,7 @@
           <w:rFonts w:ascii="Arial" w:hAnsi="Arial" w:cs="Arial"/>
           <w:b/>
         </w:rPr>
-        <w:t>[NOME COMPLETO DO ALUNO 2] – RA: [0000000]</w:t>
+        <w:t>FERNANDA LEMES – RA: H70JCJ4</w:t>
       </w:r>
     </w:p>
     <w:p>
@@ -92,7 +92,7 @@
           <w:rFonts w:ascii="Arial" w:hAnsi="Arial" w:cs="Arial"/>
           <w:b/>
         </w:rPr>
-        <w:t>[NOME COMPLETO DO ALUNO 3] – RA: [0000000]</w:t>
+        <w:t>GUSTAVO APOLINÁRIO SOUZA SANTOS – RA: R222430</w:t>
       </w:r>
     </w:p>
     <w:p>
@@ -105,7 +105,7 @@
           <w:rFonts w:ascii="Arial" w:hAnsi="Arial" w:cs="Arial"/>
           <w:b/>
         </w:rPr>
-        <w:t>[NOME COMPLETO DO ALUNO 4] – RA: [0000000]</w:t>
+        <w:t>MONIQUE SANTONE DE MOURA – RA: R155009 / VITOR HUGO CINCERRE ANGELO – RA: H74GID8</w:t>
       </w:r>
     </w:p>
     <w:p>
@@ -181,7 +181,7 @@
           <w:b/>
         </w:rPr>
         <w:lastRenderedPageBreak/>
-        <w:t>VINICIUS [SOBRENOME DO ALUNO 1] – RA: [0000000]</w:t>
+        <w:t>BIANCA DE FÁTIMA PINA – RA: F366693</w:t>
       </w:r>
     </w:p>
     <w:p>
@@ -194,7 +194,7 @@
           <w:rFonts w:ascii="Arial" w:hAnsi="Arial" w:cs="Arial"/>
           <w:b/>
         </w:rPr>
-        <w:t>[NOME COMPLETO DO ALUNO 2] – RA: [0000000]</w:t>
+        <w:t>FERNANDA LEMES – RA: H70JCJ4</w:t>
       </w:r>
     </w:p>
     <w:p>
@@ -207,7 +207,7 @@
           <w:rFonts w:ascii="Arial" w:hAnsi="Arial" w:cs="Arial"/>
           <w:b/>
         </w:rPr>
-        <w:t>[NOME COMPLETO DO ALUNO 3] – RA: [0000000]</w:t>
+        <w:t>GUSTAVO APOLINÁRIO SOUZA SANTOS – RA: R222430</w:t>
       </w:r>
     </w:p>
     <w:p>
@@ -220,7 +220,7 @@
           <w:rFonts w:ascii="Arial" w:hAnsi="Arial" w:cs="Arial"/>
           <w:b/>
         </w:rPr>
-        <w:t>[NOME COMPLETO DO ALUNO 4] – RA: [0000000]</w:t>
+        <w:t>MONIQUE SANTONE DE MOURA – RA: R155009 / VITOR HUGO CINCERRE ANGELO – RA: H74GID8</w:t>
       </w:r>
     </w:p>
     <w:p>

--- a/Documentacao_PIM_IV_ABNT_VestindoSonhos.docx
+++ b/Documentacao_PIM_IV_ABNT_VestindoSonhos.docx
@@ -1,5 +1,35 @@
 
-<file path=word/document.xml><?xml version="1.0" encoding="utf-8"?>
+<file path=docProps\app.xml><?xml version="1.0" encoding="utf-8"?>
+<Properties xmlns="http://schemas.openxmlformats.org/officeDocument/2006/extended-properties" xmlns:vt="http://schemas.openxmlformats.org/officeDocument/2006/docPropsVTypes">
+  <Template>Normal</Template>
+  <TotalTime>1</TotalTime>
+  <Pages>41</Pages>
+  <Words>10995</Words>
+  <Characters>71249</Characters>
+  <Application>Microsoft Office Word</Application>
+  <DocSecurity>0</DocSecurity>
+  <Lines>1809</Lines>
+  <Paragraphs>798</Paragraphs>
+  <ScaleCrop>false</ScaleCrop>
+  <Company/>
+  <LinksUpToDate>false</LinksUpToDate>
+  <CharactersWithSpaces>82200</CharactersWithSpaces>
+  <SharedDoc>false</SharedDoc>
+  <HyperlinksChanged>false</HyperlinksChanged>
+  <AppVersion>16.0000</AppVersion>
+</Properties>
+</file>
+
+<file path=docProps\core.xml><?xml version="1.0" encoding="utf-8"?>
+<cp:coreProperties xmlns:cp="http://schemas.openxmlformats.org/package/2006/metadata/core-properties" xmlns:dc="http://purl.org/dc/elements/1.1/" xmlns:dcterms="http://purl.org/dc/terms/" xmlns:dcmitype="http://purl.org/dc/dcmitype/" xmlns:xsi="http://www.w3.org/2001/XMLSchema-instance">
+  <cp:lastModifiedBy>Vinicius Nascimento</cp:lastModifiedBy>
+  <cp:revision>2</cp:revision>
+  <dcterms:created xsi:type="dcterms:W3CDTF">2026-10-17T22:08:00Z</dcterms:created>
+  <dcterms:modified xsi:type="dcterms:W3CDTF">2026-10-17T22:09:00Z</dcterms:modified>
+</cp:coreProperties>
+</file>
+
+<file path=word\document.xml><?xml version="1.0" encoding="utf-8"?>
 <w:document xmlns:wpc="http://schemas.microsoft.com/office/word/2010/wordprocessingCanvas" xmlns:cx="http://schemas.microsoft.com/office/drawing/2014/chartex" xmlns:cx1="http://schemas.microsoft.com/office/drawing/2015/9/8/chartex" xmlns:cx2="http://schemas.microsoft.com/office/drawing/2015/10/21/chartex" xmlns:cx3="http://schemas.microsoft.com/office/drawing/2016/5/9/chartex" xmlns:cx4="http://schemas.microsoft.com/office/drawing/2016/5/10/chartex" xmlns:cx5="http://schemas.microsoft.com/office/drawing/2016/5/11/chartex" xmlns:cx6="http://schemas.microsoft.com/office/drawing/2016/5/12/chartex" xmlns:cx7="http://schemas.microsoft.com/office/drawing/2016/5/13/chartex" xmlns:cx8="http://schemas.microsoft.com/office/drawing/2016/5/14/chartex" xmlns:mc="http://schemas.openxmlformats.org/markup-compatibility/2006" xmlns:aink="http://schemas.microsoft.com/office/drawing/2016/ink" xmlns:am3d="http://schemas.microsoft.com/office/drawing/2017/model3d" xmlns:o="urn:schemas-microsoft-com:office:office" xmlns:oel="http://schemas.microsoft.com/office/2019/extlst" xmlns:r="http://schemas.openxmlformats.org/officeDocument/2006/relationships" xmlns:m="http://schemas.openxmlformats.org/officeDocument/2006/math" xmlns:v="urn:schemas-microsoft-com:vml" xmlns:wp14="http://schemas.microsoft.com/office/word/2010/wordprocessingDrawing" xmlns:wp="http://schemas.openxmlformats.org/drawingml/2006/wordprocessingDrawing" xmlns:w10="urn:schemas-microsoft-com:office:word" xmlns:w="http://schemas.openxmlformats.org/wordprocessingml/2006/main" xmlns:w14="http://schemas.microsoft.com/office/word/2010/wordml" xmlns:w15="http://schemas.microsoft.com/office/word/2012/wordml" xmlns:w16cex="http://schemas.microsoft.com/office/word/2018/wordml/cex" xmlns:w16cid="http://schemas.microsoft.com/office/word/2016/wordml/cid" xmlns:w16="http://schemas.microsoft.com/office/word/2018/wordml" xmlns:w16du="http://schemas.microsoft.com/office/word/2023/wordml/word16du" xmlns:w16sdtdh="http://schemas.microsoft.com/office/word/2020/wordml/sdtdatahash" xmlns:w16sdtfl="http://schemas.microsoft.com/office/word/2024/wordml/sdtformatlock" xmlns:w16se="http://schemas.microsoft.com/office/word/2015/wordml/symex" xmlns:wpg="http://schemas.microsoft.com/office/word/2010/wordprocessingGroup" xmlns:wpi="http://schemas.microsoft.com/office/word/2010/wordprocessingInk" xmlns:wne="http://schemas.microsoft.com/office/word/2006/wordml" xmlns:wps="http://schemas.microsoft.com/office/word/2010/wordprocessingShape" mc:Ignorable="w14 w15 w16se w16cid w16 w16cex w16sdtdh w16sdtfl w16du wp14">
   <w:body>
     <w:p>
@@ -844,9 +874,8 @@
       <w:r>
         <w:rPr>
           <w:rFonts w:ascii="Arial" w:hAnsi="Arial" w:cs="Arial"/>
-          <w:b/>
-        </w:rPr>
-        <w:t>3 RESPONSABILIDADE SOCIAL, DIVERSIDADE E RELAÇÕES ÉTNICO-RACIAIS</w:t>
+        </w:rPr>
+        <w:t>2.7 Levantamento de Requisitos Funcionais, Não Funcionais e Regras de Negócio</w:t>
       </w:r>
       <w:r>
         <w:rPr>
@@ -866,8 +895,9 @@
       <w:r>
         <w:rPr>
           <w:rFonts w:ascii="Arial" w:hAnsi="Arial" w:cs="Arial"/>
-        </w:rPr>
-        <w:t>3.1 Combate à discriminação e valorização da afrodescendência</w:t>
+          <w:b/>
+        </w:rPr>
+        <w:t>3 RESPONSABILIDADE SOCIAL, DIVERSIDADE E RELAÇÕES ÉTNICO-RACIAIS</w:t>
       </w:r>
       <w:r>
         <w:rPr>
@@ -888,14 +918,14 @@
         <w:rPr>
           <w:rFonts w:ascii="Arial" w:hAnsi="Arial" w:cs="Arial"/>
         </w:rPr>
-        <w:t>3.2 Valorização da diversidade no acolhimento de famílias</w:t>
+        <w:t>3.1 Combate à discriminação e valorização da afrodescendência</w:t>
       </w:r>
       <w:r>
         <w:rPr>
           <w:rFonts w:ascii="Arial" w:hAnsi="Arial" w:cs="Arial"/>
         </w:rPr>
         <w:tab/>
-        <w:t>15</w:t>
+        <w:t>14</w:t>
       </w:r>
     </w:p>
     <w:p>
@@ -909,7 +939,7 @@
         <w:rPr>
           <w:rFonts w:ascii="Arial" w:hAnsi="Arial" w:cs="Arial"/>
         </w:rPr>
-        <w:t>3.3 Recursos tecnológicos inclusivos e acessibilidade digital</w:t>
+        <w:t>3.2 Valorização da diversidade no acolhimento de famílias</w:t>
       </w:r>
       <w:r>
         <w:rPr>
@@ -930,14 +960,14 @@
         <w:rPr>
           <w:rFonts w:ascii="Arial" w:hAnsi="Arial" w:cs="Arial"/>
         </w:rPr>
-        <w:t>3.4 Utilização da tecnologia para promoção da cidadania</w:t>
+        <w:t>3.3 Recursos tecnológicos inclusivos e acessibilidade digital</w:t>
       </w:r>
       <w:r>
         <w:rPr>
           <w:rFonts w:ascii="Arial" w:hAnsi="Arial" w:cs="Arial"/>
         </w:rPr>
         <w:tab/>
-        <w:t>16</w:t>
+        <w:t>15</w:t>
       </w:r>
     </w:p>
     <w:p>
@@ -950,16 +980,15 @@
       <w:r>
         <w:rPr>
           <w:rFonts w:ascii="Arial" w:hAnsi="Arial" w:cs="Arial"/>
-          <w:b/>
-        </w:rPr>
-        <w:t>4 DESENVOLVIMENTO DA SOLUÇÃO WEB (DESENVOLVIMENTO WEB COM .NET)</w:t>
+        </w:rPr>
+        <w:t>3.4 Utilização da tecnologia para promoção da cidadania</w:t>
       </w:r>
       <w:r>
         <w:rPr>
           <w:rFonts w:ascii="Arial" w:hAnsi="Arial" w:cs="Arial"/>
         </w:rPr>
         <w:tab/>
-        <w:t>17</w:t>
+        <w:t>16</w:t>
       </w:r>
     </w:p>
     <w:p>
@@ -972,8 +1001,9 @@
       <w:r>
         <w:rPr>
           <w:rFonts w:ascii="Arial" w:hAnsi="Arial" w:cs="Arial"/>
-        </w:rPr>
-        <w:t>4.1 Arquitetura da aplicação web ASP.NET Core MVC (.NET 10)</w:t>
+          <w:b/>
+        </w:rPr>
+        <w:t>4 DESENVOLVIMENTO DA SOLUÇÃO WEB (DESENVOLVIMENTO WEB COM .NET)</w:t>
       </w:r>
       <w:r>
         <w:rPr>
@@ -994,7 +1024,7 @@
         <w:rPr>
           <w:rFonts w:ascii="Arial" w:hAnsi="Arial" w:cs="Arial"/>
         </w:rPr>
-        <w:t>4.2 Construção das APIs RESTful e contratos de integração</w:t>
+        <w:t>4.1 Arquitetura da aplicação web ASP.NET Core MVC (.NET 10)</w:t>
       </w:r>
       <w:r>
         <w:rPr>
@@ -1015,14 +1045,14 @@
         <w:rPr>
           <w:rFonts w:ascii="Arial" w:hAnsi="Arial" w:cs="Arial"/>
         </w:rPr>
-        <w:t>4.3 Autenticação híbrida (Cookies e JWT) e segurança da informação</w:t>
+        <w:t>4.2 Construção das APIs RESTful e contratos de integração</w:t>
       </w:r>
       <w:r>
         <w:rPr>
           <w:rFonts w:ascii="Arial" w:hAnsi="Arial" w:cs="Arial"/>
         </w:rPr>
         <w:tab/>
-        <w:t>19</w:t>
+        <w:t>17</w:t>
       </w:r>
     </w:p>
     <w:p>
@@ -1036,14 +1066,14 @@
         <w:rPr>
           <w:rFonts w:ascii="Arial" w:hAnsi="Arial" w:cs="Arial"/>
         </w:rPr>
-        <w:t>4.4 Estrutura administrativa e integração entre módulos web</w:t>
+        <w:t>4.3 Autenticação híbrida (Cookies e JWT) e segurança da informação</w:t>
       </w:r>
       <w:r>
         <w:rPr>
           <w:rFonts w:ascii="Arial" w:hAnsi="Arial" w:cs="Arial"/>
         </w:rPr>
         <w:tab/>
-        <w:t>20</w:t>
+        <w:t>19</w:t>
       </w:r>
     </w:p>
     <w:p>
@@ -1056,9 +1086,8 @@
       <w:r>
         <w:rPr>
           <w:rFonts w:ascii="Arial" w:hAnsi="Arial" w:cs="Arial"/>
-          <w:b/>
-        </w:rPr>
-        <w:t>5 DESENVOLVIMENTO DA SOLUÇÃO MOBILE (DESENVOLVIMENTO MOBILE)</w:t>
+        </w:rPr>
+        <w:t>4.4 Estrutura administrativa e integração entre módulos web</w:t>
       </w:r>
       <w:r>
         <w:rPr>
@@ -1078,15 +1107,16 @@
       <w:r>
         <w:rPr>
           <w:rFonts w:ascii="Arial" w:hAnsi="Arial" w:cs="Arial"/>
-        </w:rPr>
-        <w:t>5.1 Arquitetura do aplicativo móvel em Flutter e Material Design 3</w:t>
+          <w:b/>
+        </w:rPr>
+        <w:t>5 DESENVOLVIMENTO DA SOLUÇÃO MOBILE (DESENVOLVIMENTO MOBILE)</w:t>
       </w:r>
       <w:r>
         <w:rPr>
           <w:rFonts w:ascii="Arial" w:hAnsi="Arial" w:cs="Arial"/>
         </w:rPr>
         <w:tab/>
-        <w:t>21</w:t>
+        <w:t>20</w:t>
       </w:r>
     </w:p>
     <w:p>
@@ -1100,7 +1130,7 @@
         <w:rPr>
           <w:rFonts w:ascii="Arial" w:hAnsi="Arial" w:cs="Arial"/>
         </w:rPr>
-        <w:t>5.2 Telas principais e fluxo de navegação por perfil</w:t>
+        <w:t>5.1 Arquitetura do aplicativo móvel em Flutter e Material Design 3</w:t>
       </w:r>
       <w:r>
         <w:rPr>
@@ -1121,14 +1151,14 @@
         <w:rPr>
           <w:rFonts w:ascii="Arial" w:hAnsi="Arial" w:cs="Arial"/>
         </w:rPr>
-        <w:t>5.3 Autenticação JWT, sincronização de dados e consumo das APIs REST</w:t>
+        <w:t>5.2 Telas principais e fluxo de navegação por perfil</w:t>
       </w:r>
       <w:r>
         <w:rPr>
           <w:rFonts w:ascii="Arial" w:hAnsi="Arial" w:cs="Arial"/>
         </w:rPr>
         <w:tab/>
-        <w:t>22</w:t>
+        <w:t>21</w:t>
       </w:r>
     </w:p>
     <w:p>
@@ -1141,16 +1171,15 @@
       <w:r>
         <w:rPr>
           <w:rFonts w:ascii="Arial" w:hAnsi="Arial" w:cs="Arial"/>
-          <w:b/>
-        </w:rPr>
-        <w:t>6 ARQUITETURA DE SOFTWARE (PROGRAMAÇÃO APLICADA EM .NET)</w:t>
+        </w:rPr>
+        <w:t>5.3 Autenticação JWT, sincronização de dados e consumo das APIs REST</w:t>
       </w:r>
       <w:r>
         <w:rPr>
           <w:rFonts w:ascii="Arial" w:hAnsi="Arial" w:cs="Arial"/>
         </w:rPr>
         <w:tab/>
-        <w:t>23</w:t>
+        <w:t>22</w:t>
       </w:r>
     </w:p>
     <w:p>
@@ -1163,8 +1192,9 @@
       <w:r>
         <w:rPr>
           <w:rFonts w:ascii="Arial" w:hAnsi="Arial" w:cs="Arial"/>
-        </w:rPr>
-        <w:t>6.1 Orientação a objetos e princípios SOLID aplicados</w:t>
+          <w:b/>
+        </w:rPr>
+        <w:t>6 ARQUITETURA DE SOFTWARE (PROGRAMAÇÃO APLICADA EM .NET)</w:t>
       </w:r>
       <w:r>
         <w:rPr>
@@ -1185,14 +1215,14 @@
         <w:rPr>
           <w:rFonts w:ascii="Arial" w:hAnsi="Arial" w:cs="Arial"/>
         </w:rPr>
-        <w:t>6.2 Organização em camadas, modularização, ViewModels e DTOs</w:t>
+        <w:t>6.1 Orientação a objetos e princípios SOLID aplicados</w:t>
       </w:r>
       <w:r>
         <w:rPr>
           <w:rFonts w:ascii="Arial" w:hAnsi="Arial" w:cs="Arial"/>
         </w:rPr>
         <w:tab/>
-        <w:t>24</w:t>
+        <w:t>23</w:t>
       </w:r>
     </w:p>
     <w:p>
@@ -1205,16 +1235,15 @@
       <w:r>
         <w:rPr>
           <w:rFonts w:ascii="Arial" w:hAnsi="Arial" w:cs="Arial"/>
-          <w:b/>
-        </w:rPr>
-        <w:t>7 PROJETO E PROGRAMAÇÃO DO BANCO DE DADOS</w:t>
+        </w:rPr>
+        <w:t>6.2 Organização em camadas, modularização, ViewModels e DTOs</w:t>
       </w:r>
       <w:r>
         <w:rPr>
           <w:rFonts w:ascii="Arial" w:hAnsi="Arial" w:cs="Arial"/>
         </w:rPr>
         <w:tab/>
-        <w:t>25</w:t>
+        <w:t>24</w:t>
       </w:r>
     </w:p>
     <w:p>
@@ -1228,7 +1257,7 @@
         <w:rPr>
           <w:rFonts w:ascii="Arial" w:hAnsi="Arial" w:cs="Arial"/>
         </w:rPr>
-        <w:t>7.1 Modelo conceitual (MER) e modelo lógico normalizado (3FN)</w:t>
+        <w:t>6.3 Qualidade de software e suíte de testes automatizados (xUnit)</w:t>
       </w:r>
       <w:r>
         <w:rPr>
@@ -1248,15 +1277,16 @@
       <w:r>
         <w:rPr>
           <w:rFonts w:ascii="Arial" w:hAnsi="Arial" w:cs="Arial"/>
-        </w:rPr>
-        <w:t>7.2 Modelo físico e dicionário das tabelas do MySQL 8.0</w:t>
+          <w:b/>
+        </w:rPr>
+        <w:t>7 PROJETO E PROGRAMAÇÃO DO BANCO DE DADOS</w:t>
       </w:r>
       <w:r>
         <w:rPr>
           <w:rFonts w:ascii="Arial" w:hAnsi="Arial" w:cs="Arial"/>
         </w:rPr>
         <w:tab/>
-        <w:t>26</w:t>
+        <w:t>25</w:t>
       </w:r>
     </w:p>
     <w:p>
@@ -1270,14 +1300,14 @@
         <w:rPr>
           <w:rFonts w:ascii="Arial" w:hAnsi="Arial" w:cs="Arial"/>
         </w:rPr>
-        <w:t>7.3 Stored Procedures, Triggers e Views implementadas</w:t>
+        <w:t>7.1 Modelo conceitual (MER) e modelo lógico normalizado (3FN)</w:t>
       </w:r>
       <w:r>
         <w:rPr>
           <w:rFonts w:ascii="Arial" w:hAnsi="Arial" w:cs="Arial"/>
         </w:rPr>
         <w:tab/>
-        <w:t>28</w:t>
+        <w:t>25</w:t>
       </w:r>
     </w:p>
     <w:p>
@@ -1291,14 +1321,14 @@
         <w:rPr>
           <w:rFonts w:ascii="Arial" w:hAnsi="Arial" w:cs="Arial"/>
         </w:rPr>
-        <w:t>7.4 Script completo do banco de dados (MySQL 8.0)</w:t>
+        <w:t>7.2 Modelo físico e dicionário das tabelas do MySQL 8.0</w:t>
       </w:r>
       <w:r>
         <w:rPr>
           <w:rFonts w:ascii="Arial" w:hAnsi="Arial" w:cs="Arial"/>
         </w:rPr>
         <w:tab/>
-        <w:t>28</w:t>
+        <w:t>26</w:t>
       </w:r>
     </w:p>
     <w:p>
@@ -1311,16 +1341,15 @@
       <w:r>
         <w:rPr>
           <w:rFonts w:ascii="Arial" w:hAnsi="Arial" w:cs="Arial"/>
-          <w:b/>
-        </w:rPr>
-        <w:t>8 INFRAESTRUTURA EM NUVEM E DEVOPS (CLOUD COMPUTING E DEVOPS)</w:t>
+        </w:rPr>
+        <w:t>7.3 Stored Procedures, Triggers e Views implementadas</w:t>
       </w:r>
       <w:r>
         <w:rPr>
           <w:rFonts w:ascii="Arial" w:hAnsi="Arial" w:cs="Arial"/>
         </w:rPr>
         <w:tab/>
-        <w:t>31</w:t>
+        <w:t>28</w:t>
       </w:r>
     </w:p>
     <w:p>
@@ -1334,14 +1363,14 @@
         <w:rPr>
           <w:rFonts w:ascii="Arial" w:hAnsi="Arial" w:cs="Arial"/>
         </w:rPr>
-        <w:t>8.1 Arquitetura em nuvem, serviços utilizados e containers Docker</w:t>
+        <w:t>7.4 Script completo do banco de dados (MySQL 8.0)</w:t>
       </w:r>
       <w:r>
         <w:rPr>
           <w:rFonts w:ascii="Arial" w:hAnsi="Arial" w:cs="Arial"/>
         </w:rPr>
         <w:tab/>
-        <w:t>32</w:t>
+        <w:t>28</w:t>
       </w:r>
     </w:p>
     <w:p>
@@ -1354,15 +1383,16 @@
       <w:r>
         <w:rPr>
           <w:rFonts w:ascii="Arial" w:hAnsi="Arial" w:cs="Arial"/>
-        </w:rPr>
-        <w:t>8.2 Pipeline CI/CD com GitHub Actions, monitoramento, escalabilidade e segurança</w:t>
+          <w:b/>
+        </w:rPr>
+        <w:t>8 INFRAESTRUTURA EM NUVEM E DEVOPS (CLOUD COMPUTING E DEVOPS)</w:t>
       </w:r>
       <w:r>
         <w:rPr>
           <w:rFonts w:ascii="Arial" w:hAnsi="Arial" w:cs="Arial"/>
         </w:rPr>
         <w:tab/>
-        <w:t>32</w:t>
+        <w:t>31</w:t>
       </w:r>
     </w:p>
     <w:p>
@@ -1375,16 +1405,15 @@
       <w:r>
         <w:rPr>
           <w:rFonts w:ascii="Arial" w:hAnsi="Arial" w:cs="Arial"/>
-          <w:b/>
-        </w:rPr>
-        <w:t>9 GERENCIAMENTO ÁGIL DO PROJETO</w:t>
+        </w:rPr>
+        <w:t>8.1 Arquitetura em nuvem, serviços utilizados e containers Docker</w:t>
       </w:r>
       <w:r>
         <w:rPr>
           <w:rFonts w:ascii="Arial" w:hAnsi="Arial" w:cs="Arial"/>
         </w:rPr>
         <w:tab/>
-        <w:t>33</w:t>
+        <w:t>32</w:t>
       </w:r>
     </w:p>
     <w:p>
@@ -1398,14 +1427,14 @@
         <w:rPr>
           <w:rFonts w:ascii="Arial" w:hAnsi="Arial" w:cs="Arial"/>
         </w:rPr>
-        <w:t>9.1 Framework Scrum/Kanban, Product Backlog e Sprint Backlog</w:t>
+        <w:t>8.2 Pipeline CI/CD com GitHub Actions, monitoramento, escalabilidade e segurança</w:t>
       </w:r>
       <w:r>
         <w:rPr>
           <w:rFonts w:ascii="Arial" w:hAnsi="Arial" w:cs="Arial"/>
         </w:rPr>
         <w:tab/>
-        <w:t>33</w:t>
+        <w:t>32</w:t>
       </w:r>
     </w:p>
     <w:p>
@@ -1418,8 +1447,30 @@
       <w:r>
         <w:rPr>
           <w:rFonts w:ascii="Arial" w:hAnsi="Arial" w:cs="Arial"/>
-        </w:rPr>
-        <w:t>9.2 Cronograma das Sprints, Quadro Kanban e definição das entregas</w:t>
+          <w:b/>
+        </w:rPr>
+        <w:t>9 GERENCIAMENTO ÁGIL DO PROJETO</w:t>
+      </w:r>
+      <w:r>
+        <w:rPr>
+          <w:rFonts w:ascii="Arial" w:hAnsi="Arial" w:cs="Arial"/>
+        </w:rPr>
+        <w:tab/>
+        <w:t>33</w:t>
+      </w:r>
+    </w:p>
+    <w:p>
+      <w:pPr>
+        <w:tabs>
+          <w:tab w:val="right" w:leader="dot" w:pos="9070"/>
+        </w:tabs>
+        <w:spacing w:after="14" w:line="200" w:lineRule="auto"/>
+      </w:pPr>
+      <w:r>
+        <w:rPr>
+          <w:rFonts w:ascii="Arial" w:hAnsi="Arial" w:cs="Arial"/>
+        </w:rPr>
+        <w:t>9.1 Product Backlog completo e histórias de usuário (User Stories)</w:t>
       </w:r>
       <w:r>
         <w:rPr>
@@ -1427,6 +1478,48 @@
         </w:rPr>
         <w:tab/>
         <w:t>34</w:t>
+      </w:r>
+    </w:p>
+    <w:p>
+      <w:pPr>
+        <w:tabs>
+          <w:tab w:val="right" w:leader="dot" w:pos="9070"/>
+        </w:tabs>
+        <w:spacing w:after="14" w:line="200" w:lineRule="auto"/>
+      </w:pPr>
+      <w:r>
+        <w:rPr>
+          <w:rFonts w:ascii="Arial" w:hAnsi="Arial" w:cs="Arial"/>
+        </w:rPr>
+        <w:t>9.2 Sprint Backlog detalhado por iteração (Sprints 1 a 4)</w:t>
+      </w:r>
+      <w:r>
+        <w:rPr>
+          <w:rFonts w:ascii="Arial" w:hAnsi="Arial" w:cs="Arial"/>
+        </w:rPr>
+        <w:tab/>
+        <w:t>35</w:t>
+      </w:r>
+    </w:p>
+    <w:p>
+      <w:pPr>
+        <w:tabs>
+          <w:tab w:val="right" w:leader="dot" w:pos="9070"/>
+        </w:tabs>
+        <w:spacing w:after="14" w:line="200" w:lineRule="auto"/>
+      </w:pPr>
+      <w:r>
+        <w:rPr>
+          <w:rFonts w:ascii="Arial" w:hAnsi="Arial" w:cs="Arial"/>
+        </w:rPr>
+        <w:t>9.3 Quadro Kanban, limites de WIP e Definição de Pronto (DoD)</w:t>
+      </w:r>
+      <w:r>
+        <w:rPr>
+          <w:rFonts w:ascii="Arial" w:hAnsi="Arial" w:cs="Arial"/>
+        </w:rPr>
+        <w:tab/>
+        <w:t>36</w:t>
       </w:r>
     </w:p>
     <w:p>
@@ -3107,6 +3200,3268 @@
     <w:p>
       <w:pPr>
         <w:keepNext/>
+        <w:spacing w:before="180" w:after="100" w:line="360" w:lineRule="auto"/>
+      </w:pPr>
+      <w:r>
+        <w:rPr>
+          <w:rFonts w:ascii="Arial" w:hAnsi="Arial" w:cs="Arial"/>
+          <w:b/>
+        </w:rPr>
+        <w:t>2.7 Levantamento de Requisitos Funcionais, Não Funcionais e Regras de Negócio</w:t>
+      </w:r>
+    </w:p>
+    <w:p>
+      <w:pPr>
+        <w:spacing w:after="120" w:line="360" w:lineRule="auto"/>
+        <w:ind w:firstLine="850"/>
+        <w:jc w:val="both"/>
+      </w:pPr>
+      <w:r>
+        <w:rPr>
+          <w:rFonts w:ascii="Arial" w:hAnsi="Arial" w:cs="Arial"/>
+        </w:rPr>
+        <w:t>A engenharia de requisitos constitui o alicerce para a validação técnica e negocial de qualquer sistema de informação (SOMMERVILLE, 2019; PRESSMAN; MAXIM, 2021). Segundo a norma ISO/IEC/IEEE 29148, os requisitos de software dividem-se em Requisitos Funcionais (RF), que especificam os serviços, transformações de dados e comportamentos que o sistema deve prover, Requisitos Não Funcionais (RNF), que estabelecem restrições de qualidade, desempenho, segurança, usabilidade e disponibilidade, e Regras de Negócio (RN), que traduzem políticas institucionais e diretrizes contábeis da organização. A Tabela 3 apresenta os 20 Requisitos Funcionais (RF01 a RF20) levantados e implementados para a ONG Vestindo Sonhos.</w:t>
+      </w:r>
+    </w:p>
+    <w:p>
+      <w:pPr>
+        <w:keepNext/>
+        <w:spacing w:before="160" w:after="80" w:line="240" w:lineRule="auto"/>
+      </w:pPr>
+      <w:r>
+        <w:rPr>
+          <w:rFonts w:ascii="Arial" w:hAnsi="Arial" w:cs="Arial"/>
+          <w:b/>
+          <w:sz w:val="20"/>
+          <w:szCs w:val="20"/>
+        </w:rPr>
+        <w:t>Tabela 3 - Levantamento de Requisitos Funcionais (RF) da plataforma ONG Vestindo Sonhos</w:t>
+      </w:r>
+    </w:p>
+    <w:tbl>
+      <w:tblPr>
+        <w:tblW w:w="5000" w:type="pct"/>
+        <w:tblInd w:w="100" w:type="dxa"/>
+        <w:tblBorders>
+          <w:top w:val="single" w:sz="8" w:space="0" w:color="000000"/>
+          <w:bottom w:val="single" w:sz="8" w:space="0" w:color="000000"/>
+          <w:insideH w:val="single" w:sz="4" w:space="0" w:color="BFBFBF"/>
+        </w:tblBorders>
+        <w:tblCellMar>
+          <w:top w:w="60" w:type="dxa"/>
+          <w:left w:w="90" w:type="dxa"/>
+          <w:bottom w:w="60" w:type="dxa"/>
+          <w:right w:w="90" w:type="dxa"/>
+        </w:tblCellMar>
+      </w:tblPr>
+      <w:tr>
+        <w:trPr>
+          <w:tblHeader/>
+        </w:trPr>
+        <w:tc>
+          <w:tcPr>
+            <w:tcBorders>
+              <w:bottom w:val="single" w:sz="8" w:space="0" w:color="000000"/>
+            </w:tcBorders>
+            <w:shd w:val="clear" w:color="auto" w:fill="EDEDED"/>
+          </w:tcPr>
+          <w:p>
+            <w:pPr>
+              <w:spacing w:before="30" w:after="30" w:line="220" w:lineRule="auto"/>
+            </w:pPr>
+            <w:r>
+              <w:rPr>
+                <w:rFonts w:ascii="Arial" w:hAnsi="Arial" w:cs="Arial"/>
+                <w:b/>
+                <w:sz w:val="18"/>
+                <w:szCs w:val="18"/>
+              </w:rPr>
+              <w:t>Código</w:t>
+            </w:r>
+          </w:p>
+        </w:tc>
+        <w:tc>
+          <w:tcPr>
+            <w:tcBorders>
+              <w:bottom w:val="single" w:sz="8" w:space="0" w:color="000000"/>
+            </w:tcBorders>
+            <w:shd w:val="clear" w:color="auto" w:fill="EDEDED"/>
+          </w:tcPr>
+          <w:p>
+            <w:pPr>
+              <w:spacing w:before="30" w:after="30" w:line="220" w:lineRule="auto"/>
+            </w:pPr>
+            <w:r>
+              <w:rPr>
+                <w:rFonts w:ascii="Arial" w:hAnsi="Arial" w:cs="Arial"/>
+                <w:b/>
+                <w:sz w:val="18"/>
+                <w:szCs w:val="18"/>
+              </w:rPr>
+              <w:t>Módulo</w:t>
+            </w:r>
+          </w:p>
+        </w:tc>
+        <w:tc>
+          <w:tcPr>
+            <w:tcBorders>
+              <w:bottom w:val="single" w:sz="8" w:space="0" w:color="000000"/>
+            </w:tcBorders>
+            <w:shd w:val="clear" w:color="auto" w:fill="EDEDED"/>
+          </w:tcPr>
+          <w:p>
+            <w:pPr>
+              <w:spacing w:before="30" w:after="30" w:line="220" w:lineRule="auto"/>
+            </w:pPr>
+            <w:r>
+              <w:rPr>
+                <w:rFonts w:ascii="Arial" w:hAnsi="Arial" w:cs="Arial"/>
+                <w:b/>
+                <w:sz w:val="18"/>
+                <w:szCs w:val="18"/>
+              </w:rPr>
+              <w:t>Descrição do Requisito Funcional</w:t>
+            </w:r>
+          </w:p>
+        </w:tc>
+        <w:tc>
+          <w:tcPr>
+            <w:tcBorders>
+              <w:bottom w:val="single" w:sz="8" w:space="0" w:color="000000"/>
+            </w:tcBorders>
+            <w:shd w:val="clear" w:color="auto" w:fill="EDEDED"/>
+          </w:tcPr>
+          <w:p>
+            <w:pPr>
+              <w:spacing w:before="30" w:after="30" w:line="220" w:lineRule="auto"/>
+            </w:pPr>
+            <w:r>
+              <w:rPr>
+                <w:rFonts w:ascii="Arial" w:hAnsi="Arial" w:cs="Arial"/>
+                <w:b/>
+                <w:sz w:val="18"/>
+                <w:szCs w:val="18"/>
+              </w:rPr>
+              <w:t>Prioridade</w:t>
+            </w:r>
+          </w:p>
+        </w:tc>
+        <w:tc>
+          <w:tcPr>
+            <w:tcBorders>
+              <w:bottom w:val="single" w:sz="8" w:space="0" w:color="000000"/>
+            </w:tcBorders>
+            <w:shd w:val="clear" w:color="auto" w:fill="EDEDED"/>
+          </w:tcPr>
+          <w:p>
+            <w:pPr>
+              <w:spacing w:before="30" w:after="30" w:line="220" w:lineRule="auto"/>
+            </w:pPr>
+            <w:r>
+              <w:rPr>
+                <w:rFonts w:ascii="Arial" w:hAnsi="Arial" w:cs="Arial"/>
+                <w:b/>
+                <w:sz w:val="18"/>
+                <w:szCs w:val="18"/>
+              </w:rPr>
+              <w:t>Plataforma</w:t>
+            </w:r>
+          </w:p>
+        </w:tc>
+      </w:tr>
+      <w:tr>
+        <w:tc>
+          <w:p>
+            <w:pPr>
+              <w:spacing w:before="25" w:after="25" w:line="220" w:lineRule="auto"/>
+            </w:pPr>
+            <w:r>
+              <w:rPr>
+                <w:b/>
+                <w:rFonts w:ascii="Arial" w:hAnsi="Arial" w:cs="Arial"/>
+                <w:sz w:val="18"/>
+                <w:szCs w:val="18"/>
+              </w:rPr>
+              <w:t>RF01</w:t>
+            </w:r>
+          </w:p>
+        </w:tc>
+        <w:tc>
+          <w:p>
+            <w:pPr>
+              <w:spacing w:before="25" w:after="25" w:line="220" w:lineRule="auto"/>
+            </w:pPr>
+            <w:r>
+              <w:rPr>
+                <w:rFonts w:ascii="Arial" w:hAnsi="Arial" w:cs="Arial"/>
+                <w:sz w:val="18"/>
+                <w:szCs w:val="18"/>
+              </w:rPr>
+              <w:t>Autenticação e Segurança</w:t>
+            </w:r>
+          </w:p>
+        </w:tc>
+        <w:tc>
+          <w:p>
+            <w:pPr>
+              <w:spacing w:before="25" w:after="25" w:line="220" w:lineRule="auto"/>
+            </w:pPr>
+            <w:r>
+              <w:rPr>
+                <w:rFonts w:ascii="Arial" w:hAnsi="Arial" w:cs="Arial"/>
+                <w:sz w:val="18"/>
+                <w:szCs w:val="18"/>
+              </w:rPr>
+              <w:t>Autenticar usuários por e-mail e senha com validação criptográfica PBKDF2, emitindo Cookie de sessão na Web e token JWT Bearer na API Mobile.</w:t>
+            </w:r>
+          </w:p>
+        </w:tc>
+        <w:tc>
+          <w:p>
+            <w:pPr>
+              <w:spacing w:before="25" w:after="25" w:line="220" w:lineRule="auto"/>
+            </w:pPr>
+            <w:r>
+              <w:rPr>
+                <w:rFonts w:ascii="Arial" w:hAnsi="Arial" w:cs="Arial"/>
+                <w:sz w:val="18"/>
+                <w:szCs w:val="18"/>
+              </w:rPr>
+              <w:t>Essencial</w:t>
+            </w:r>
+          </w:p>
+        </w:tc>
+        <w:tc>
+          <w:p>
+            <w:pPr>
+              <w:spacing w:before="25" w:after="25" w:line="220" w:lineRule="auto"/>
+            </w:pPr>
+            <w:r>
+              <w:rPr>
+                <w:rFonts w:ascii="Arial" w:hAnsi="Arial" w:cs="Arial"/>
+                <w:sz w:val="18"/>
+                <w:szCs w:val="18"/>
+              </w:rPr>
+              <w:t>Web / Mobile</w:t>
+            </w:r>
+          </w:p>
+        </w:tc>
+      </w:tr>
+      <w:tr>
+        <w:tc>
+          <w:p>
+            <w:pPr>
+              <w:spacing w:before="25" w:after="25" w:line="220" w:lineRule="auto"/>
+            </w:pPr>
+            <w:r>
+              <w:rPr>
+                <w:b/>
+                <w:rFonts w:ascii="Arial" w:hAnsi="Arial" w:cs="Arial"/>
+                <w:sz w:val="18"/>
+                <w:szCs w:val="18"/>
+              </w:rPr>
+              <w:t>RF02</w:t>
+            </w:r>
+          </w:p>
+        </w:tc>
+        <w:tc>
+          <w:p>
+            <w:pPr>
+              <w:spacing w:before="25" w:after="25" w:line="220" w:lineRule="auto"/>
+            </w:pPr>
+            <w:r>
+              <w:rPr>
+                <w:rFonts w:ascii="Arial" w:hAnsi="Arial" w:cs="Arial"/>
+                <w:sz w:val="18"/>
+                <w:szCs w:val="18"/>
+              </w:rPr>
+              <w:t>Autenticação e Segurança</w:t>
+            </w:r>
+          </w:p>
+        </w:tc>
+        <w:tc>
+          <w:p>
+            <w:pPr>
+              <w:spacing w:before="25" w:after="25" w:line="220" w:lineRule="auto"/>
+            </w:pPr>
+            <w:r>
+              <w:rPr>
+                <w:rFonts w:ascii="Arial" w:hAnsi="Arial" w:cs="Arial"/>
+                <w:sz w:val="18"/>
+                <w:szCs w:val="18"/>
+              </w:rPr>
+              <w:t>Exigir a redefinição obrigatória da senha temporária no primeiro acesso do usuário recém-cadastrado (PrecisaTrocarSenha = true).</w:t>
+            </w:r>
+          </w:p>
+        </w:tc>
+        <w:tc>
+          <w:p>
+            <w:pPr>
+              <w:spacing w:before="25" w:after="25" w:line="220" w:lineRule="auto"/>
+            </w:pPr>
+            <w:r>
+              <w:rPr>
+                <w:rFonts w:ascii="Arial" w:hAnsi="Arial" w:cs="Arial"/>
+                <w:sz w:val="18"/>
+                <w:szCs w:val="18"/>
+              </w:rPr>
+              <w:t>Essencial</w:t>
+            </w:r>
+          </w:p>
+        </w:tc>
+        <w:tc>
+          <w:p>
+            <w:pPr>
+              <w:spacing w:before="25" w:after="25" w:line="220" w:lineRule="auto"/>
+            </w:pPr>
+            <w:r>
+              <w:rPr>
+                <w:rFonts w:ascii="Arial" w:hAnsi="Arial" w:cs="Arial"/>
+                <w:sz w:val="18"/>
+                <w:szCs w:val="18"/>
+              </w:rPr>
+              <w:t>Web / Mobile</w:t>
+            </w:r>
+          </w:p>
+        </w:tc>
+      </w:tr>
+      <w:tr>
+        <w:tc>
+          <w:p>
+            <w:pPr>
+              <w:spacing w:before="25" w:after="25" w:line="220" w:lineRule="auto"/>
+            </w:pPr>
+            <w:r>
+              <w:rPr>
+                <w:b/>
+                <w:rFonts w:ascii="Arial" w:hAnsi="Arial" w:cs="Arial"/>
+                <w:sz w:val="18"/>
+                <w:szCs w:val="18"/>
+              </w:rPr>
+              <w:t>RF03</w:t>
+            </w:r>
+          </w:p>
+        </w:tc>
+        <w:tc>
+          <w:p>
+            <w:pPr>
+              <w:spacing w:before="25" w:after="25" w:line="220" w:lineRule="auto"/>
+            </w:pPr>
+            <w:r>
+              <w:rPr>
+                <w:rFonts w:ascii="Arial" w:hAnsi="Arial" w:cs="Arial"/>
+                <w:sz w:val="18"/>
+                <w:szCs w:val="18"/>
+              </w:rPr>
+              <w:t>Usuários e Perfis</w:t>
+            </w:r>
+          </w:p>
+        </w:tc>
+        <w:tc>
+          <w:p>
+            <w:pPr>
+              <w:spacing w:before="25" w:after="25" w:line="220" w:lineRule="auto"/>
+            </w:pPr>
+            <w:r>
+              <w:rPr>
+                <w:rFonts w:ascii="Arial" w:hAnsi="Arial" w:cs="Arial"/>
+                <w:sz w:val="18"/>
+                <w:szCs w:val="18"/>
+              </w:rPr>
+              <w:t>Permitir ao Administrador cadastrar, listar, editar e remover contas de usuários nos perfis Administrador e Colaborador.</w:t>
+            </w:r>
+          </w:p>
+        </w:tc>
+        <w:tc>
+          <w:p>
+            <w:pPr>
+              <w:spacing w:before="25" w:after="25" w:line="220" w:lineRule="auto"/>
+            </w:pPr>
+            <w:r>
+              <w:rPr>
+                <w:rFonts w:ascii="Arial" w:hAnsi="Arial" w:cs="Arial"/>
+                <w:sz w:val="18"/>
+                <w:szCs w:val="18"/>
+              </w:rPr>
+              <w:t>Essencial</w:t>
+            </w:r>
+          </w:p>
+        </w:tc>
+        <w:tc>
+          <w:p>
+            <w:pPr>
+              <w:spacing w:before="25" w:after="25" w:line="220" w:lineRule="auto"/>
+            </w:pPr>
+            <w:r>
+              <w:rPr>
+                <w:rFonts w:ascii="Arial" w:hAnsi="Arial" w:cs="Arial"/>
+                <w:sz w:val="18"/>
+                <w:szCs w:val="18"/>
+              </w:rPr>
+              <w:t>Web / Mobile</w:t>
+            </w:r>
+          </w:p>
+        </w:tc>
+      </w:tr>
+      <w:tr>
+        <w:tc>
+          <w:p>
+            <w:pPr>
+              <w:spacing w:before="25" w:after="25" w:line="220" w:lineRule="auto"/>
+            </w:pPr>
+            <w:r>
+              <w:rPr>
+                <w:b/>
+                <w:rFonts w:ascii="Arial" w:hAnsi="Arial" w:cs="Arial"/>
+                <w:sz w:val="18"/>
+                <w:szCs w:val="18"/>
+              </w:rPr>
+              <w:t>RF04</w:t>
+            </w:r>
+          </w:p>
+        </w:tc>
+        <w:tc>
+          <w:p>
+            <w:pPr>
+              <w:spacing w:before="25" w:after="25" w:line="220" w:lineRule="auto"/>
+            </w:pPr>
+            <w:r>
+              <w:rPr>
+                <w:rFonts w:ascii="Arial" w:hAnsi="Arial" w:cs="Arial"/>
+                <w:sz w:val="18"/>
+                <w:szCs w:val="18"/>
+              </w:rPr>
+              <w:t>Dashboard Analítico</w:t>
+            </w:r>
+          </w:p>
+        </w:tc>
+        <w:tc>
+          <w:p>
+            <w:pPr>
+              <w:spacing w:before="25" w:after="25" w:line="220" w:lineRule="auto"/>
+            </w:pPr>
+            <w:r>
+              <w:rPr>
+                <w:rFonts w:ascii="Arial" w:hAnsi="Arial" w:cs="Arial"/>
+                <w:sz w:val="18"/>
+                <w:szCs w:val="18"/>
+              </w:rPr>
+              <w:t>Apresentar painel gerencial com total de beneficiários, dependentes, voluntários, estoque consolidado, eventos futuros, alertas de baixo estoque e hashtags.</w:t>
+            </w:r>
+          </w:p>
+        </w:tc>
+        <w:tc>
+          <w:p>
+            <w:pPr>
+              <w:spacing w:before="25" w:after="25" w:line="220" w:lineRule="auto"/>
+            </w:pPr>
+            <w:r>
+              <w:rPr>
+                <w:rFonts w:ascii="Arial" w:hAnsi="Arial" w:cs="Arial"/>
+                <w:sz w:val="18"/>
+                <w:szCs w:val="18"/>
+              </w:rPr>
+              <w:t>Essencial</w:t>
+            </w:r>
+          </w:p>
+        </w:tc>
+        <w:tc>
+          <w:p>
+            <w:pPr>
+              <w:spacing w:before="25" w:after="25" w:line="220" w:lineRule="auto"/>
+            </w:pPr>
+            <w:r>
+              <w:rPr>
+                <w:rFonts w:ascii="Arial" w:hAnsi="Arial" w:cs="Arial"/>
+                <w:sz w:val="18"/>
+                <w:szCs w:val="18"/>
+              </w:rPr>
+              <w:t>Web / Mobile</w:t>
+            </w:r>
+          </w:p>
+        </w:tc>
+      </w:tr>
+      <w:tr>
+        <w:tc>
+          <w:p>
+            <w:pPr>
+              <w:spacing w:before="25" w:after="25" w:line="220" w:lineRule="auto"/>
+            </w:pPr>
+            <w:r>
+              <w:rPr>
+                <w:b/>
+                <w:rFonts w:ascii="Arial" w:hAnsi="Arial" w:cs="Arial"/>
+                <w:sz w:val="18"/>
+                <w:szCs w:val="18"/>
+              </w:rPr>
+              <w:t>RF05</w:t>
+            </w:r>
+          </w:p>
+        </w:tc>
+        <w:tc>
+          <w:p>
+            <w:pPr>
+              <w:spacing w:before="25" w:after="25" w:line="220" w:lineRule="auto"/>
+            </w:pPr>
+            <w:r>
+              <w:rPr>
+                <w:rFonts w:ascii="Arial" w:hAnsi="Arial" w:cs="Arial"/>
+                <w:sz w:val="18"/>
+                <w:szCs w:val="18"/>
+              </w:rPr>
+              <w:t>Beneficiários</w:t>
+            </w:r>
+          </w:p>
+        </w:tc>
+        <w:tc>
+          <w:p>
+            <w:pPr>
+              <w:spacing w:before="25" w:after="25" w:line="220" w:lineRule="auto"/>
+            </w:pPr>
+            <w:r>
+              <w:rPr>
+                <w:rFonts w:ascii="Arial" w:hAnsi="Arial" w:cs="Arial"/>
+                <w:sz w:val="18"/>
+                <w:szCs w:val="18"/>
+              </w:rPr>
+              <w:t>Permitir cadastrar, consultar, filtrar (por nome, documento ou hashtag), editar e excluir famílias beneficiárias com endereço, contato e observações.</w:t>
+            </w:r>
+          </w:p>
+        </w:tc>
+        <w:tc>
+          <w:p>
+            <w:pPr>
+              <w:spacing w:before="25" w:after="25" w:line="220" w:lineRule="auto"/>
+            </w:pPr>
+            <w:r>
+              <w:rPr>
+                <w:rFonts w:ascii="Arial" w:hAnsi="Arial" w:cs="Arial"/>
+                <w:sz w:val="18"/>
+                <w:szCs w:val="18"/>
+              </w:rPr>
+              <w:t>Essencial</w:t>
+            </w:r>
+          </w:p>
+        </w:tc>
+        <w:tc>
+          <w:p>
+            <w:pPr>
+              <w:spacing w:before="25" w:after="25" w:line="220" w:lineRule="auto"/>
+            </w:pPr>
+            <w:r>
+              <w:rPr>
+                <w:rFonts w:ascii="Arial" w:hAnsi="Arial" w:cs="Arial"/>
+                <w:sz w:val="18"/>
+                <w:szCs w:val="18"/>
+              </w:rPr>
+              <w:t>Web / Mobile</w:t>
+            </w:r>
+          </w:p>
+        </w:tc>
+      </w:tr>
+      <w:tr>
+        <w:tc>
+          <w:p>
+            <w:pPr>
+              <w:spacing w:before="25" w:after="25" w:line="220" w:lineRule="auto"/>
+            </w:pPr>
+            <w:r>
+              <w:rPr>
+                <w:b/>
+                <w:rFonts w:ascii="Arial" w:hAnsi="Arial" w:cs="Arial"/>
+                <w:sz w:val="18"/>
+                <w:szCs w:val="18"/>
+              </w:rPr>
+              <w:t>RF06</w:t>
+            </w:r>
+          </w:p>
+        </w:tc>
+        <w:tc>
+          <w:p>
+            <w:pPr>
+              <w:spacing w:before="25" w:after="25" w:line="220" w:lineRule="auto"/>
+            </w:pPr>
+            <w:r>
+              <w:rPr>
+                <w:rFonts w:ascii="Arial" w:hAnsi="Arial" w:cs="Arial"/>
+                <w:sz w:val="18"/>
+                <w:szCs w:val="18"/>
+              </w:rPr>
+              <w:t>Dependentes</w:t>
+            </w:r>
+          </w:p>
+        </w:tc>
+        <w:tc>
+          <w:p>
+            <w:pPr>
+              <w:spacing w:before="25" w:after="25" w:line="220" w:lineRule="auto"/>
+            </w:pPr>
+            <w:r>
+              <w:rPr>
+                <w:rFonts w:ascii="Arial" w:hAnsi="Arial" w:cs="Arial"/>
+                <w:sz w:val="18"/>
+                <w:szCs w:val="18"/>
+              </w:rPr>
+              <w:t>Permitir vincular, visualizar e gerenciar os dependentes de cada beneficiário responsável, registrando nome, idade, sexo, parentesco e necessidades.</w:t>
+            </w:r>
+          </w:p>
+        </w:tc>
+        <w:tc>
+          <w:p>
+            <w:pPr>
+              <w:spacing w:before="25" w:after="25" w:line="220" w:lineRule="auto"/>
+            </w:pPr>
+            <w:r>
+              <w:rPr>
+                <w:rFonts w:ascii="Arial" w:hAnsi="Arial" w:cs="Arial"/>
+                <w:sz w:val="18"/>
+                <w:szCs w:val="18"/>
+              </w:rPr>
+              <w:t>Essencial</w:t>
+            </w:r>
+          </w:p>
+        </w:tc>
+        <w:tc>
+          <w:p>
+            <w:pPr>
+              <w:spacing w:before="25" w:after="25" w:line="220" w:lineRule="auto"/>
+            </w:pPr>
+            <w:r>
+              <w:rPr>
+                <w:rFonts w:ascii="Arial" w:hAnsi="Arial" w:cs="Arial"/>
+                <w:sz w:val="18"/>
+                <w:szCs w:val="18"/>
+              </w:rPr>
+              <w:t>Web / Mobile</w:t>
+            </w:r>
+          </w:p>
+        </w:tc>
+      </w:tr>
+      <w:tr>
+        <w:tc>
+          <w:p>
+            <w:pPr>
+              <w:spacing w:before="25" w:after="25" w:line="220" w:lineRule="auto"/>
+            </w:pPr>
+            <w:r>
+              <w:rPr>
+                <w:b/>
+                <w:rFonts w:ascii="Arial" w:hAnsi="Arial" w:cs="Arial"/>
+                <w:sz w:val="18"/>
+                <w:szCs w:val="18"/>
+              </w:rPr>
+              <w:t>RF07</w:t>
+            </w:r>
+          </w:p>
+        </w:tc>
+        <w:tc>
+          <w:p>
+            <w:pPr>
+              <w:spacing w:before="25" w:after="25" w:line="220" w:lineRule="auto"/>
+            </w:pPr>
+            <w:r>
+              <w:rPr>
+                <w:rFonts w:ascii="Arial" w:hAnsi="Arial" w:cs="Arial"/>
+                <w:sz w:val="18"/>
+                <w:szCs w:val="18"/>
+              </w:rPr>
+              <w:t>Catálogo e Categorias</w:t>
+            </w:r>
+          </w:p>
+        </w:tc>
+        <w:tc>
+          <w:p>
+            <w:pPr>
+              <w:spacing w:before="25" w:after="25" w:line="220" w:lineRule="auto"/>
+            </w:pPr>
+            <w:r>
+              <w:rPr>
+                <w:rFonts w:ascii="Arial" w:hAnsi="Arial" w:cs="Arial"/>
+                <w:sz w:val="18"/>
+                <w:szCs w:val="18"/>
+              </w:rPr>
+              <w:t>Permitir criar, renomear, listar e remover categorias de produtos (TiposAtivo) e cadastrar itens do catálogo (Produto) com tamanho, condição e marca.</w:t>
+            </w:r>
+          </w:p>
+        </w:tc>
+        <w:tc>
+          <w:p>
+            <w:pPr>
+              <w:spacing w:before="25" w:after="25" w:line="220" w:lineRule="auto"/>
+            </w:pPr>
+            <w:r>
+              <w:rPr>
+                <w:rFonts w:ascii="Arial" w:hAnsi="Arial" w:cs="Arial"/>
+                <w:sz w:val="18"/>
+                <w:szCs w:val="18"/>
+              </w:rPr>
+              <w:t>Essencial</w:t>
+            </w:r>
+          </w:p>
+        </w:tc>
+        <w:tc>
+          <w:p>
+            <w:pPr>
+              <w:spacing w:before="25" w:after="25" w:line="220" w:lineRule="auto"/>
+            </w:pPr>
+            <w:r>
+              <w:rPr>
+                <w:rFonts w:ascii="Arial" w:hAnsi="Arial" w:cs="Arial"/>
+                <w:sz w:val="18"/>
+                <w:szCs w:val="18"/>
+              </w:rPr>
+              <w:t>Web / Mobile</w:t>
+            </w:r>
+          </w:p>
+        </w:tc>
+      </w:tr>
+      <w:tr>
+        <w:tc>
+          <w:p>
+            <w:pPr>
+              <w:spacing w:before="25" w:after="25" w:line="220" w:lineRule="auto"/>
+            </w:pPr>
+            <w:r>
+              <w:rPr>
+                <w:b/>
+                <w:rFonts w:ascii="Arial" w:hAnsi="Arial" w:cs="Arial"/>
+                <w:sz w:val="18"/>
+                <w:szCs w:val="18"/>
+              </w:rPr>
+              <w:t>RF08</w:t>
+            </w:r>
+          </w:p>
+        </w:tc>
+        <w:tc>
+          <w:p>
+            <w:pPr>
+              <w:spacing w:before="25" w:after="25" w:line="220" w:lineRule="auto"/>
+            </w:pPr>
+            <w:r>
+              <w:rPr>
+                <w:rFonts w:ascii="Arial" w:hAnsi="Arial" w:cs="Arial"/>
+                <w:sz w:val="18"/>
+                <w:szCs w:val="18"/>
+              </w:rPr>
+              <w:t>Inventário e Estoque</w:t>
+            </w:r>
+          </w:p>
+        </w:tc>
+        <w:tc>
+          <w:p>
+            <w:pPr>
+              <w:spacing w:before="25" w:after="25" w:line="220" w:lineRule="auto"/>
+            </w:pPr>
+            <w:r>
+              <w:rPr>
+                <w:rFonts w:ascii="Arial" w:hAnsi="Arial" w:cs="Arial"/>
+                <w:sz w:val="18"/>
+                <w:szCs w:val="18"/>
+              </w:rPr>
+              <w:t>Registrar movimentações de entrada (doações recebidas) e saída (entregas a famílias) de itens do estoque com atualização automática do saldo consolidado.</w:t>
+            </w:r>
+          </w:p>
+        </w:tc>
+        <w:tc>
+          <w:p>
+            <w:pPr>
+              <w:spacing w:before="25" w:after="25" w:line="220" w:lineRule="auto"/>
+            </w:pPr>
+            <w:r>
+              <w:rPr>
+                <w:rFonts w:ascii="Arial" w:hAnsi="Arial" w:cs="Arial"/>
+                <w:sz w:val="18"/>
+                <w:szCs w:val="18"/>
+              </w:rPr>
+              <w:t>Essencial</w:t>
+            </w:r>
+          </w:p>
+        </w:tc>
+        <w:tc>
+          <w:p>
+            <w:pPr>
+              <w:spacing w:before="25" w:after="25" w:line="220" w:lineRule="auto"/>
+            </w:pPr>
+            <w:r>
+              <w:rPr>
+                <w:rFonts w:ascii="Arial" w:hAnsi="Arial" w:cs="Arial"/>
+                <w:sz w:val="18"/>
+                <w:szCs w:val="18"/>
+              </w:rPr>
+              <w:t>Web / Mobile</w:t>
+            </w:r>
+          </w:p>
+        </w:tc>
+      </w:tr>
+      <w:tr>
+        <w:tc>
+          <w:p>
+            <w:pPr>
+              <w:spacing w:before="25" w:after="25" w:line="220" w:lineRule="auto"/>
+            </w:pPr>
+            <w:r>
+              <w:rPr>
+                <w:b/>
+                <w:rFonts w:ascii="Arial" w:hAnsi="Arial" w:cs="Arial"/>
+                <w:sz w:val="18"/>
+                <w:szCs w:val="18"/>
+              </w:rPr>
+              <w:t>RF09</w:t>
+            </w:r>
+          </w:p>
+        </w:tc>
+        <w:tc>
+          <w:p>
+            <w:pPr>
+              <w:spacing w:before="25" w:after="25" w:line="220" w:lineRule="auto"/>
+            </w:pPr>
+            <w:r>
+              <w:rPr>
+                <w:rFonts w:ascii="Arial" w:hAnsi="Arial" w:cs="Arial"/>
+                <w:sz w:val="18"/>
+                <w:szCs w:val="18"/>
+              </w:rPr>
+              <w:t>Triagem de Pedidos</w:t>
+            </w:r>
+          </w:p>
+        </w:tc>
+        <w:tc>
+          <w:p>
+            <w:pPr>
+              <w:spacing w:before="25" w:after="25" w:line="220" w:lineRule="auto"/>
+            </w:pPr>
+            <w:r>
+              <w:rPr>
+                <w:rFonts w:ascii="Arial" w:hAnsi="Arial" w:cs="Arial"/>
+                <w:sz w:val="18"/>
+                <w:szCs w:val="18"/>
+              </w:rPr>
+              <w:t>Extrair automaticamente hashtags (#fraldas, #agasalho, #cesta) das observações de beneficiários e dependentes para exibir fila de demandas.</w:t>
+            </w:r>
+          </w:p>
+        </w:tc>
+        <w:tc>
+          <w:p>
+            <w:pPr>
+              <w:spacing w:before="25" w:after="25" w:line="220" w:lineRule="auto"/>
+            </w:pPr>
+            <w:r>
+              <w:rPr>
+                <w:rFonts w:ascii="Arial" w:hAnsi="Arial" w:cs="Arial"/>
+                <w:sz w:val="18"/>
+                <w:szCs w:val="18"/>
+              </w:rPr>
+              <w:t>Importante</w:t>
+            </w:r>
+          </w:p>
+        </w:tc>
+        <w:tc>
+          <w:p>
+            <w:pPr>
+              <w:spacing w:before="25" w:after="25" w:line="220" w:lineRule="auto"/>
+            </w:pPr>
+            <w:r>
+              <w:rPr>
+                <w:rFonts w:ascii="Arial" w:hAnsi="Arial" w:cs="Arial"/>
+                <w:sz w:val="18"/>
+                <w:szCs w:val="18"/>
+              </w:rPr>
+              <w:t>Web / Mobile</w:t>
+            </w:r>
+          </w:p>
+        </w:tc>
+      </w:tr>
+      <w:tr>
+        <w:tc>
+          <w:p>
+            <w:pPr>
+              <w:spacing w:before="25" w:after="25" w:line="220" w:lineRule="auto"/>
+            </w:pPr>
+            <w:r>
+              <w:rPr>
+                <w:b/>
+                <w:rFonts w:ascii="Arial" w:hAnsi="Arial" w:cs="Arial"/>
+                <w:sz w:val="18"/>
+                <w:szCs w:val="18"/>
+              </w:rPr>
+              <w:t>RF10</w:t>
+            </w:r>
+          </w:p>
+        </w:tc>
+        <w:tc>
+          <w:p>
+            <w:pPr>
+              <w:spacing w:before="25" w:after="25" w:line="220" w:lineRule="auto"/>
+            </w:pPr>
+            <w:r>
+              <w:rPr>
+                <w:rFonts w:ascii="Arial" w:hAnsi="Arial" w:cs="Arial"/>
+                <w:sz w:val="18"/>
+                <w:szCs w:val="18"/>
+              </w:rPr>
+              <w:t>Atendimento de Demandas</w:t>
+            </w:r>
+          </w:p>
+        </w:tc>
+        <w:tc>
+          <w:p>
+            <w:pPr>
+              <w:spacing w:before="25" w:after="25" w:line="220" w:lineRule="auto"/>
+            </w:pPr>
+            <w:r>
+              <w:rPr>
+                <w:rFonts w:ascii="Arial" w:hAnsi="Arial" w:cs="Arial"/>
+                <w:sz w:val="18"/>
+                <w:szCs w:val="18"/>
+              </w:rPr>
+              <w:t>Permitir dar baixa direta em demandas da fila de pedidos, vinculando a entrega ao beneficiário e registrando a saída no histórico de inventário.</w:t>
+            </w:r>
+          </w:p>
+        </w:tc>
+        <w:tc>
+          <w:p>
+            <w:pPr>
+              <w:spacing w:before="25" w:after="25" w:line="220" w:lineRule="auto"/>
+            </w:pPr>
+            <w:r>
+              <w:rPr>
+                <w:rFonts w:ascii="Arial" w:hAnsi="Arial" w:cs="Arial"/>
+                <w:sz w:val="18"/>
+                <w:szCs w:val="18"/>
+              </w:rPr>
+              <w:t>Importante</w:t>
+            </w:r>
+          </w:p>
+        </w:tc>
+        <w:tc>
+          <w:p>
+            <w:pPr>
+              <w:spacing w:before="25" w:after="25" w:line="220" w:lineRule="auto"/>
+            </w:pPr>
+            <w:r>
+              <w:rPr>
+                <w:rFonts w:ascii="Arial" w:hAnsi="Arial" w:cs="Arial"/>
+                <w:sz w:val="18"/>
+                <w:szCs w:val="18"/>
+              </w:rPr>
+              <w:t>Web / Mobile</w:t>
+            </w:r>
+          </w:p>
+        </w:tc>
+      </w:tr>
+      <w:tr>
+        <w:tc>
+          <w:p>
+            <w:pPr>
+              <w:spacing w:before="25" w:after="25" w:line="220" w:lineRule="auto"/>
+            </w:pPr>
+            <w:r>
+              <w:rPr>
+                <w:b/>
+                <w:rFonts w:ascii="Arial" w:hAnsi="Arial" w:cs="Arial"/>
+                <w:sz w:val="18"/>
+                <w:szCs w:val="18"/>
+              </w:rPr>
+              <w:t>RF11</w:t>
+            </w:r>
+          </w:p>
+        </w:tc>
+        <w:tc>
+          <w:p>
+            <w:pPr>
+              <w:spacing w:before="25" w:after="25" w:line="220" w:lineRule="auto"/>
+            </w:pPr>
+            <w:r>
+              <w:rPr>
+                <w:rFonts w:ascii="Arial" w:hAnsi="Arial" w:cs="Arial"/>
+                <w:sz w:val="18"/>
+                <w:szCs w:val="18"/>
+              </w:rPr>
+              <w:t>Gestão Financeira</w:t>
+            </w:r>
+          </w:p>
+        </w:tc>
+        <w:tc>
+          <w:p>
+            <w:pPr>
+              <w:spacing w:before="25" w:after="25" w:line="220" w:lineRule="auto"/>
+            </w:pPr>
+            <w:r>
+              <w:rPr>
+                <w:rFonts w:ascii="Arial" w:hAnsi="Arial" w:cs="Arial"/>
+                <w:sz w:val="18"/>
+                <w:szCs w:val="18"/>
+              </w:rPr>
+              <w:t>Permitir ao Administrador registrar, editar e excluir receitas (doações, bazares) e despesas operacionais vinculadas a uma carteira e categoria contábil.</w:t>
+            </w:r>
+          </w:p>
+        </w:tc>
+        <w:tc>
+          <w:p>
+            <w:pPr>
+              <w:spacing w:before="25" w:after="25" w:line="220" w:lineRule="auto"/>
+            </w:pPr>
+            <w:r>
+              <w:rPr>
+                <w:rFonts w:ascii="Arial" w:hAnsi="Arial" w:cs="Arial"/>
+                <w:sz w:val="18"/>
+                <w:szCs w:val="18"/>
+              </w:rPr>
+              <w:t>Essencial</w:t>
+            </w:r>
+          </w:p>
+        </w:tc>
+        <w:tc>
+          <w:p>
+            <w:pPr>
+              <w:spacing w:before="25" w:after="25" w:line="220" w:lineRule="auto"/>
+            </w:pPr>
+            <w:r>
+              <w:rPr>
+                <w:rFonts w:ascii="Arial" w:hAnsi="Arial" w:cs="Arial"/>
+                <w:sz w:val="18"/>
+                <w:szCs w:val="18"/>
+              </w:rPr>
+              <w:t>Web / Mobile</w:t>
+            </w:r>
+          </w:p>
+        </w:tc>
+      </w:tr>
+      <w:tr>
+        <w:tc>
+          <w:p>
+            <w:pPr>
+              <w:spacing w:before="25" w:after="25" w:line="220" w:lineRule="auto"/>
+            </w:pPr>
+            <w:r>
+              <w:rPr>
+                <w:b/>
+                <w:rFonts w:ascii="Arial" w:hAnsi="Arial" w:cs="Arial"/>
+                <w:sz w:val="18"/>
+                <w:szCs w:val="18"/>
+              </w:rPr>
+              <w:t>RF12</w:t>
+            </w:r>
+          </w:p>
+        </w:tc>
+        <w:tc>
+          <w:p>
+            <w:pPr>
+              <w:spacing w:before="25" w:after="25" w:line="220" w:lineRule="auto"/>
+            </w:pPr>
+            <w:r>
+              <w:rPr>
+                <w:rFonts w:ascii="Arial" w:hAnsi="Arial" w:cs="Arial"/>
+                <w:sz w:val="18"/>
+                <w:szCs w:val="18"/>
+              </w:rPr>
+              <w:t>Carteiras e Categorias</w:t>
+            </w:r>
+          </w:p>
+        </w:tc>
+        <w:tc>
+          <w:p>
+            <w:pPr>
+              <w:spacing w:before="25" w:after="25" w:line="220" w:lineRule="auto"/>
+            </w:pPr>
+            <w:r>
+              <w:rPr>
+                <w:rFonts w:ascii="Arial" w:hAnsi="Arial" w:cs="Arial"/>
+                <w:sz w:val="18"/>
+                <w:szCs w:val="18"/>
+              </w:rPr>
+              <w:t>Permitir criar, editar e gerenciar carteiras bancárias/caixa (Carteira) e categorias contábeis (Categoria), exibindo saldo consolidado.</w:t>
+            </w:r>
+          </w:p>
+        </w:tc>
+        <w:tc>
+          <w:p>
+            <w:pPr>
+              <w:spacing w:before="25" w:after="25" w:line="220" w:lineRule="auto"/>
+            </w:pPr>
+            <w:r>
+              <w:rPr>
+                <w:rFonts w:ascii="Arial" w:hAnsi="Arial" w:cs="Arial"/>
+                <w:sz w:val="18"/>
+                <w:szCs w:val="18"/>
+              </w:rPr>
+              <w:t>Essencial</w:t>
+            </w:r>
+          </w:p>
+        </w:tc>
+        <w:tc>
+          <w:p>
+            <w:pPr>
+              <w:spacing w:before="25" w:after="25" w:line="220" w:lineRule="auto"/>
+            </w:pPr>
+            <w:r>
+              <w:rPr>
+                <w:rFonts w:ascii="Arial" w:hAnsi="Arial" w:cs="Arial"/>
+                <w:sz w:val="18"/>
+                <w:szCs w:val="18"/>
+              </w:rPr>
+              <w:t>Web / Mobile</w:t>
+            </w:r>
+          </w:p>
+        </w:tc>
+      </w:tr>
+      <w:tr>
+        <w:tc>
+          <w:p>
+            <w:pPr>
+              <w:spacing w:before="25" w:after="25" w:line="220" w:lineRule="auto"/>
+            </w:pPr>
+            <w:r>
+              <w:rPr>
+                <w:b/>
+                <w:rFonts w:ascii="Arial" w:hAnsi="Arial" w:cs="Arial"/>
+                <w:sz w:val="18"/>
+                <w:szCs w:val="18"/>
+              </w:rPr>
+              <w:t>RF13</w:t>
+            </w:r>
+          </w:p>
+        </w:tc>
+        <w:tc>
+          <w:p>
+            <w:pPr>
+              <w:spacing w:before="25" w:after="25" w:line="220" w:lineRule="auto"/>
+            </w:pPr>
+            <w:r>
+              <w:rPr>
+                <w:rFonts w:ascii="Arial" w:hAnsi="Arial" w:cs="Arial"/>
+                <w:sz w:val="18"/>
+                <w:szCs w:val="18"/>
+              </w:rPr>
+              <w:t>Estorno Automático</w:t>
+            </w:r>
+          </w:p>
+        </w:tc>
+        <w:tc>
+          <w:p>
+            <w:pPr>
+              <w:spacing w:before="25" w:after="25" w:line="220" w:lineRule="auto"/>
+            </w:pPr>
+            <w:r>
+              <w:rPr>
+                <w:rFonts w:ascii="Arial" w:hAnsi="Arial" w:cs="Arial"/>
+                <w:sz w:val="18"/>
+                <w:szCs w:val="18"/>
+              </w:rPr>
+              <w:t>Recalcular e estornar automaticamente o saldo da carteira financeira sempre que um lançamento for editado ou excluído na Web ou no aplicativo Mobile.</w:t>
+            </w:r>
+          </w:p>
+        </w:tc>
+        <w:tc>
+          <w:p>
+            <w:pPr>
+              <w:spacing w:before="25" w:after="25" w:line="220" w:lineRule="auto"/>
+            </w:pPr>
+            <w:r>
+              <w:rPr>
+                <w:rFonts w:ascii="Arial" w:hAnsi="Arial" w:cs="Arial"/>
+                <w:sz w:val="18"/>
+                <w:szCs w:val="18"/>
+              </w:rPr>
+              <w:t>Essencial</w:t>
+            </w:r>
+          </w:p>
+        </w:tc>
+        <w:tc>
+          <w:p>
+            <w:pPr>
+              <w:spacing w:before="25" w:after="25" w:line="220" w:lineRule="auto"/>
+            </w:pPr>
+            <w:r>
+              <w:rPr>
+                <w:rFonts w:ascii="Arial" w:hAnsi="Arial" w:cs="Arial"/>
+                <w:sz w:val="18"/>
+                <w:szCs w:val="18"/>
+              </w:rPr>
+              <w:t>Web / Mobile</w:t>
+            </w:r>
+          </w:p>
+        </w:tc>
+      </w:tr>
+      <w:tr>
+        <w:tc>
+          <w:p>
+            <w:pPr>
+              <w:spacing w:before="25" w:after="25" w:line="220" w:lineRule="auto"/>
+            </w:pPr>
+            <w:r>
+              <w:rPr>
+                <w:b/>
+                <w:rFonts w:ascii="Arial" w:hAnsi="Arial" w:cs="Arial"/>
+                <w:sz w:val="18"/>
+                <w:szCs w:val="18"/>
+              </w:rPr>
+              <w:t>RF14</w:t>
+            </w:r>
+          </w:p>
+        </w:tc>
+        <w:tc>
+          <w:p>
+            <w:pPr>
+              <w:spacing w:before="25" w:after="25" w:line="220" w:lineRule="auto"/>
+            </w:pPr>
+            <w:r>
+              <w:rPr>
+                <w:rFonts w:ascii="Arial" w:hAnsi="Arial" w:cs="Arial"/>
+                <w:sz w:val="18"/>
+                <w:szCs w:val="18"/>
+              </w:rPr>
+              <w:t>Eventos Solidários</w:t>
+            </w:r>
+          </w:p>
+        </w:tc>
+        <w:tc>
+          <w:p>
+            <w:pPr>
+              <w:spacing w:before="25" w:after="25" w:line="220" w:lineRule="auto"/>
+            </w:pPr>
+            <w:r>
+              <w:rPr>
+                <w:rFonts w:ascii="Arial" w:hAnsi="Arial" w:cs="Arial"/>
+                <w:sz w:val="18"/>
+                <w:szCs w:val="18"/>
+              </w:rPr>
+              <w:t>Permitir criar, listar, editar e encerrar eventos, campanhas de arrecadação e bazares solidários com data, horário, local, status e coordenador.</w:t>
+            </w:r>
+          </w:p>
+        </w:tc>
+        <w:tc>
+          <w:p>
+            <w:pPr>
+              <w:spacing w:before="25" w:after="25" w:line="220" w:lineRule="auto"/>
+            </w:pPr>
+            <w:r>
+              <w:rPr>
+                <w:rFonts w:ascii="Arial" w:hAnsi="Arial" w:cs="Arial"/>
+                <w:sz w:val="18"/>
+                <w:szCs w:val="18"/>
+              </w:rPr>
+              <w:t>Essencial</w:t>
+            </w:r>
+          </w:p>
+        </w:tc>
+        <w:tc>
+          <w:p>
+            <w:pPr>
+              <w:spacing w:before="25" w:after="25" w:line="220" w:lineRule="auto"/>
+            </w:pPr>
+            <w:r>
+              <w:rPr>
+                <w:rFonts w:ascii="Arial" w:hAnsi="Arial" w:cs="Arial"/>
+                <w:sz w:val="18"/>
+                <w:szCs w:val="18"/>
+              </w:rPr>
+              <w:t>Web / Mobile</w:t>
+            </w:r>
+          </w:p>
+        </w:tc>
+      </w:tr>
+      <w:tr>
+        <w:tc>
+          <w:p>
+            <w:pPr>
+              <w:spacing w:before="25" w:after="25" w:line="220" w:lineRule="auto"/>
+            </w:pPr>
+            <w:r>
+              <w:rPr>
+                <w:b/>
+                <w:rFonts w:ascii="Arial" w:hAnsi="Arial" w:cs="Arial"/>
+                <w:sz w:val="18"/>
+                <w:szCs w:val="18"/>
+              </w:rPr>
+              <w:t>RF15</w:t>
+            </w:r>
+          </w:p>
+        </w:tc>
+        <w:tc>
+          <w:p>
+            <w:pPr>
+              <w:spacing w:before="25" w:after="25" w:line="220" w:lineRule="auto"/>
+            </w:pPr>
+            <w:r>
+              <w:rPr>
+                <w:rFonts w:ascii="Arial" w:hAnsi="Arial" w:cs="Arial"/>
+                <w:sz w:val="18"/>
+                <w:szCs w:val="18"/>
+              </w:rPr>
+              <w:t>Voluntários</w:t>
+            </w:r>
+          </w:p>
+        </w:tc>
+        <w:tc>
+          <w:p>
+            <w:pPr>
+              <w:spacing w:before="25" w:after="25" w:line="220" w:lineRule="auto"/>
+            </w:pPr>
+            <w:r>
+              <w:rPr>
+                <w:rFonts w:ascii="Arial" w:hAnsi="Arial" w:cs="Arial"/>
+                <w:sz w:val="18"/>
+                <w:szCs w:val="18"/>
+              </w:rPr>
+              <w:t>Permitir a Administradores e Colaboradores cadastrar, listar e excluir voluntários comunitários, bem como escalá-los em eventos da instituição.</w:t>
+            </w:r>
+          </w:p>
+        </w:tc>
+        <w:tc>
+          <w:p>
+            <w:pPr>
+              <w:spacing w:before="25" w:after="25" w:line="220" w:lineRule="auto"/>
+            </w:pPr>
+            <w:r>
+              <w:rPr>
+                <w:rFonts w:ascii="Arial" w:hAnsi="Arial" w:cs="Arial"/>
+                <w:sz w:val="18"/>
+                <w:szCs w:val="18"/>
+              </w:rPr>
+              <w:t>Essencial</w:t>
+            </w:r>
+          </w:p>
+        </w:tc>
+        <w:tc>
+          <w:p>
+            <w:pPr>
+              <w:spacing w:before="25" w:after="25" w:line="220" w:lineRule="auto"/>
+            </w:pPr>
+            <w:r>
+              <w:rPr>
+                <w:rFonts w:ascii="Arial" w:hAnsi="Arial" w:cs="Arial"/>
+                <w:sz w:val="18"/>
+                <w:szCs w:val="18"/>
+              </w:rPr>
+              <w:t>Web / Mobile</w:t>
+            </w:r>
+          </w:p>
+        </w:tc>
+      </w:tr>
+      <w:tr>
+        <w:tc>
+          <w:p>
+            <w:pPr>
+              <w:spacing w:before="25" w:after="25" w:line="220" w:lineRule="auto"/>
+            </w:pPr>
+            <w:r>
+              <w:rPr>
+                <w:b/>
+                <w:rFonts w:ascii="Arial" w:hAnsi="Arial" w:cs="Arial"/>
+                <w:sz w:val="18"/>
+                <w:szCs w:val="18"/>
+              </w:rPr>
+              <w:t>RF16</w:t>
+            </w:r>
+          </w:p>
+        </w:tc>
+        <w:tc>
+          <w:p>
+            <w:pPr>
+              <w:spacing w:before="25" w:after="25" w:line="220" w:lineRule="auto"/>
+            </w:pPr>
+            <w:r>
+              <w:rPr>
+                <w:rFonts w:ascii="Arial" w:hAnsi="Arial" w:cs="Arial"/>
+                <w:sz w:val="18"/>
+                <w:szCs w:val="18"/>
+              </w:rPr>
+              <w:t>Exportação de Relatórios</w:t>
+            </w:r>
+          </w:p>
+        </w:tc>
+        <w:tc>
+          <w:p>
+            <w:pPr>
+              <w:spacing w:before="25" w:after="25" w:line="220" w:lineRule="auto"/>
+            </w:pPr>
+            <w:r>
+              <w:rPr>
+                <w:rFonts w:ascii="Arial" w:hAnsi="Arial" w:cs="Arial"/>
+                <w:sz w:val="18"/>
+                <w:szCs w:val="18"/>
+              </w:rPr>
+              <w:t>Gerar e exportar relatórios gerenciais de estoque, doações e movimentações em formato CSV/Excel compatível com auditoria contábil.</w:t>
+            </w:r>
+          </w:p>
+        </w:tc>
+        <w:tc>
+          <w:p>
+            <w:pPr>
+              <w:spacing w:before="25" w:after="25" w:line="220" w:lineRule="auto"/>
+            </w:pPr>
+            <w:r>
+              <w:rPr>
+                <w:rFonts w:ascii="Arial" w:hAnsi="Arial" w:cs="Arial"/>
+                <w:sz w:val="18"/>
+                <w:szCs w:val="18"/>
+              </w:rPr>
+              <w:t>Importante</w:t>
+            </w:r>
+          </w:p>
+        </w:tc>
+        <w:tc>
+          <w:p>
+            <w:pPr>
+              <w:spacing w:before="25" w:after="25" w:line="220" w:lineRule="auto"/>
+            </w:pPr>
+            <w:r>
+              <w:rPr>
+                <w:rFonts w:ascii="Arial" w:hAnsi="Arial" w:cs="Arial"/>
+                <w:sz w:val="18"/>
+                <w:szCs w:val="18"/>
+              </w:rPr>
+              <w:t>Web</w:t>
+            </w:r>
+          </w:p>
+        </w:tc>
+      </w:tr>
+      <w:tr>
+        <w:tc>
+          <w:p>
+            <w:pPr>
+              <w:spacing w:before="25" w:after="25" w:line="220" w:lineRule="auto"/>
+            </w:pPr>
+            <w:r>
+              <w:rPr>
+                <w:b/>
+                <w:rFonts w:ascii="Arial" w:hAnsi="Arial" w:cs="Arial"/>
+                <w:sz w:val="18"/>
+                <w:szCs w:val="18"/>
+              </w:rPr>
+              <w:t>RF17</w:t>
+            </w:r>
+          </w:p>
+        </w:tc>
+        <w:tc>
+          <w:p>
+            <w:pPr>
+              <w:spacing w:before="25" w:after="25" w:line="220" w:lineRule="auto"/>
+            </w:pPr>
+            <w:r>
+              <w:rPr>
+                <w:rFonts w:ascii="Arial" w:hAnsi="Arial" w:cs="Arial"/>
+                <w:sz w:val="18"/>
+                <w:szCs w:val="18"/>
+              </w:rPr>
+              <w:t>Configurações SaaS</w:t>
+            </w:r>
+          </w:p>
+        </w:tc>
+        <w:tc>
+          <w:p>
+            <w:pPr>
+              <w:spacing w:before="25" w:after="25" w:line="220" w:lineRule="auto"/>
+            </w:pPr>
+            <w:r>
+              <w:rPr>
+                <w:rFonts w:ascii="Arial" w:hAnsi="Arial" w:cs="Arial"/>
+                <w:sz w:val="18"/>
+                <w:szCs w:val="18"/>
+              </w:rPr>
+              <w:t>Disponibilizar painel exclusivo ao Administrador para parametrizar dados institucionais da ONG, CNPJ, metas de arrecadação, alertas de estoque e segurança.</w:t>
+            </w:r>
+          </w:p>
+        </w:tc>
+        <w:tc>
+          <w:p>
+            <w:pPr>
+              <w:spacing w:before="25" w:after="25" w:line="220" w:lineRule="auto"/>
+            </w:pPr>
+            <w:r>
+              <w:rPr>
+                <w:rFonts w:ascii="Arial" w:hAnsi="Arial" w:cs="Arial"/>
+                <w:sz w:val="18"/>
+                <w:szCs w:val="18"/>
+              </w:rPr>
+              <w:t>Importante</w:t>
+            </w:r>
+          </w:p>
+        </w:tc>
+        <w:tc>
+          <w:p>
+            <w:pPr>
+              <w:spacing w:before="25" w:after="25" w:line="220" w:lineRule="auto"/>
+            </w:pPr>
+            <w:r>
+              <w:rPr>
+                <w:rFonts w:ascii="Arial" w:hAnsi="Arial" w:cs="Arial"/>
+                <w:sz w:val="18"/>
+                <w:szCs w:val="18"/>
+              </w:rPr>
+              <w:t>Web / Mobile</w:t>
+            </w:r>
+          </w:p>
+        </w:tc>
+      </w:tr>
+      <w:tr>
+        <w:tc>
+          <w:p>
+            <w:pPr>
+              <w:spacing w:before="25" w:after="25" w:line="220" w:lineRule="auto"/>
+            </w:pPr>
+            <w:r>
+              <w:rPr>
+                <w:b/>
+                <w:rFonts w:ascii="Arial" w:hAnsi="Arial" w:cs="Arial"/>
+                <w:sz w:val="18"/>
+                <w:szCs w:val="18"/>
+              </w:rPr>
+              <w:t>RF18</w:t>
+            </w:r>
+          </w:p>
+        </w:tc>
+        <w:tc>
+          <w:p>
+            <w:pPr>
+              <w:spacing w:before="25" w:after="25" w:line="220" w:lineRule="auto"/>
+            </w:pPr>
+            <w:r>
+              <w:rPr>
+                <w:rFonts w:ascii="Arial" w:hAnsi="Arial" w:cs="Arial"/>
+                <w:sz w:val="18"/>
+                <w:szCs w:val="18"/>
+              </w:rPr>
+              <w:t>Modo Escuro (Dark Mode)</w:t>
+            </w:r>
+          </w:p>
+        </w:tc>
+        <w:tc>
+          <w:p>
+            <w:pPr>
+              <w:spacing w:before="25" w:after="25" w:line="220" w:lineRule="auto"/>
+            </w:pPr>
+            <w:r>
+              <w:rPr>
+                <w:rFonts w:ascii="Arial" w:hAnsi="Arial" w:cs="Arial"/>
+                <w:sz w:val="18"/>
+                <w:szCs w:val="18"/>
+              </w:rPr>
+              <w:t>Oferecer alternância dinâmica entre tema claro e tema escuro (Dark Mode) com persistência da preferência do usuário em todas as telas.</w:t>
+            </w:r>
+          </w:p>
+        </w:tc>
+        <w:tc>
+          <w:p>
+            <w:pPr>
+              <w:spacing w:before="25" w:after="25" w:line="220" w:lineRule="auto"/>
+            </w:pPr>
+            <w:r>
+              <w:rPr>
+                <w:rFonts w:ascii="Arial" w:hAnsi="Arial" w:cs="Arial"/>
+                <w:sz w:val="18"/>
+                <w:szCs w:val="18"/>
+              </w:rPr>
+              <w:t>Desejável</w:t>
+            </w:r>
+          </w:p>
+        </w:tc>
+        <w:tc>
+          <w:p>
+            <w:pPr>
+              <w:spacing w:before="25" w:after="25" w:line="220" w:lineRule="auto"/>
+            </w:pPr>
+            <w:r>
+              <w:rPr>
+                <w:rFonts w:ascii="Arial" w:hAnsi="Arial" w:cs="Arial"/>
+                <w:sz w:val="18"/>
+                <w:szCs w:val="18"/>
+              </w:rPr>
+              <w:t>Web</w:t>
+            </w:r>
+          </w:p>
+        </w:tc>
+      </w:tr>
+      <w:tr>
+        <w:tc>
+          <w:p>
+            <w:pPr>
+              <w:spacing w:before="25" w:after="25" w:line="220" w:lineRule="auto"/>
+            </w:pPr>
+            <w:r>
+              <w:rPr>
+                <w:b/>
+                <w:rFonts w:ascii="Arial" w:hAnsi="Arial" w:cs="Arial"/>
+                <w:sz w:val="18"/>
+                <w:szCs w:val="18"/>
+              </w:rPr>
+              <w:t>RF19</w:t>
+            </w:r>
+          </w:p>
+        </w:tc>
+        <w:tc>
+          <w:p>
+            <w:pPr>
+              <w:spacing w:before="25" w:after="25" w:line="220" w:lineRule="auto"/>
+            </w:pPr>
+            <w:r>
+              <w:rPr>
+                <w:rFonts w:ascii="Arial" w:hAnsi="Arial" w:cs="Arial"/>
+                <w:sz w:val="18"/>
+                <w:szCs w:val="18"/>
+              </w:rPr>
+              <w:t>Servidor em Campo</w:t>
+            </w:r>
+          </w:p>
+        </w:tc>
+        <w:tc>
+          <w:p>
+            <w:pPr>
+              <w:spacing w:before="25" w:after="25" w:line="220" w:lineRule="auto"/>
+            </w:pPr>
+            <w:r>
+              <w:rPr>
+                <w:rFonts w:ascii="Arial" w:hAnsi="Arial" w:cs="Arial"/>
+                <w:sz w:val="18"/>
+                <w:szCs w:val="18"/>
+              </w:rPr>
+              <w:t>Permitir configurar dinamicamente o endereço IP/URL do servidor de API na tela de login do aplicativo móvel para operação em rede local (LAN).</w:t>
+            </w:r>
+          </w:p>
+        </w:tc>
+        <w:tc>
+          <w:p>
+            <w:pPr>
+              <w:spacing w:before="25" w:after="25" w:line="220" w:lineRule="auto"/>
+            </w:pPr>
+            <w:r>
+              <w:rPr>
+                <w:rFonts w:ascii="Arial" w:hAnsi="Arial" w:cs="Arial"/>
+                <w:sz w:val="18"/>
+                <w:szCs w:val="18"/>
+              </w:rPr>
+              <w:t>Importante</w:t>
+            </w:r>
+          </w:p>
+        </w:tc>
+        <w:tc>
+          <w:p>
+            <w:pPr>
+              <w:spacing w:before="25" w:after="25" w:line="220" w:lineRule="auto"/>
+            </w:pPr>
+            <w:r>
+              <w:rPr>
+                <w:rFonts w:ascii="Arial" w:hAnsi="Arial" w:cs="Arial"/>
+                <w:sz w:val="18"/>
+                <w:szCs w:val="18"/>
+              </w:rPr>
+              <w:t>Mobile</w:t>
+            </w:r>
+          </w:p>
+        </w:tc>
+      </w:tr>
+      <w:tr>
+        <w:tc>
+          <w:p>
+            <w:pPr>
+              <w:spacing w:before="25" w:after="25" w:line="220" w:lineRule="auto"/>
+            </w:pPr>
+            <w:r>
+              <w:rPr>
+                <w:b/>
+                <w:rFonts w:ascii="Arial" w:hAnsi="Arial" w:cs="Arial"/>
+                <w:sz w:val="18"/>
+                <w:szCs w:val="18"/>
+              </w:rPr>
+              <w:t>RF20</w:t>
+            </w:r>
+          </w:p>
+        </w:tc>
+        <w:tc>
+          <w:p>
+            <w:pPr>
+              <w:spacing w:before="25" w:after="25" w:line="220" w:lineRule="auto"/>
+            </w:pPr>
+            <w:r>
+              <w:rPr>
+                <w:rFonts w:ascii="Arial" w:hAnsi="Arial" w:cs="Arial"/>
+                <w:sz w:val="18"/>
+                <w:szCs w:val="18"/>
+              </w:rPr>
+              <w:t>Automações de Banco</w:t>
+            </w:r>
+          </w:p>
+        </w:tc>
+        <w:tc>
+          <w:p>
+            <w:pPr>
+              <w:spacing w:before="25" w:after="25" w:line="220" w:lineRule="auto"/>
+            </w:pPr>
+            <w:r>
+              <w:rPr>
+                <w:rFonts w:ascii="Arial" w:hAnsi="Arial" w:cs="Arial"/>
+                <w:sz w:val="18"/>
+                <w:szCs w:val="18"/>
+              </w:rPr>
+              <w:t>Executar rotinas internas no SGBD via Trigger de atualização de saldo, Stored Procedures de relatórios financeiros e View analítica.</w:t>
+            </w:r>
+          </w:p>
+        </w:tc>
+        <w:tc>
+          <w:p>
+            <w:pPr>
+              <w:spacing w:before="25" w:after="25" w:line="220" w:lineRule="auto"/>
+            </w:pPr>
+            <w:r>
+              <w:rPr>
+                <w:rFonts w:ascii="Arial" w:hAnsi="Arial" w:cs="Arial"/>
+                <w:sz w:val="18"/>
+                <w:szCs w:val="18"/>
+              </w:rPr>
+              <w:t>Essencial</w:t>
+            </w:r>
+          </w:p>
+        </w:tc>
+        <w:tc>
+          <w:p>
+            <w:pPr>
+              <w:spacing w:before="25" w:after="25" w:line="220" w:lineRule="auto"/>
+            </w:pPr>
+            <w:r>
+              <w:rPr>
+                <w:rFonts w:ascii="Arial" w:hAnsi="Arial" w:cs="Arial"/>
+                <w:sz w:val="18"/>
+                <w:szCs w:val="18"/>
+              </w:rPr>
+              <w:t>Banco de Dados</w:t>
+            </w:r>
+          </w:p>
+        </w:tc>
+      </w:tr>
+    </w:tbl>
+    <w:p>
+      <w:pPr>
+        <w:spacing w:before="60" w:after="180" w:line="240" w:lineRule="auto"/>
+      </w:pPr>
+      <w:r>
+        <w:rPr>
+          <w:rFonts w:ascii="Arial" w:hAnsi="Arial" w:cs="Arial"/>
+          <w:sz w:val="20"/>
+          <w:szCs w:val="20"/>
+        </w:rPr>
+        <w:t>Fonte: Elaborada pelos autores (2026).</w:t>
+      </w:r>
+    </w:p>
+    <w:p>
+      <w:pPr>
+        <w:spacing w:after="120" w:line="360" w:lineRule="auto"/>
+        <w:ind w:firstLine="850"/>
+        <w:jc w:val="both"/>
+      </w:pPr>
+      <w:r>
+        <w:rPr>
+          <w:rFonts w:ascii="Arial" w:hAnsi="Arial" w:cs="Arial"/>
+        </w:rPr>
+        <w:t>Complementarmente aos requisitos funcionais, os Requisitos Não Funcionais (RNF) asseguram que o ecossistema opere com segurança, interoperabilidade, portabilidade e testabilidade, conforme especificado na Tabela 4.</w:t>
+      </w:r>
+    </w:p>
+    <w:p>
+      <w:pPr>
+        <w:keepNext/>
+        <w:spacing w:before="160" w:after="80" w:line="240" w:lineRule="auto"/>
+      </w:pPr>
+      <w:r>
+        <w:rPr>
+          <w:rFonts w:ascii="Arial" w:hAnsi="Arial" w:cs="Arial"/>
+          <w:b/>
+          <w:sz w:val="20"/>
+          <w:szCs w:val="20"/>
+        </w:rPr>
+        <w:t>Tabela 4 - Levantamento de Requisitos Não Funcionais (RNF) da solução tecnológica</w:t>
+      </w:r>
+    </w:p>
+    <w:tbl>
+      <w:tblPr>
+        <w:tblW w:w="5000" w:type="pct"/>
+        <w:tblInd w:w="100" w:type="dxa"/>
+        <w:tblBorders>
+          <w:top w:val="single" w:sz="8" w:space="0" w:color="000000"/>
+          <w:bottom w:val="single" w:sz="8" w:space="0" w:color="000000"/>
+          <w:insideH w:val="single" w:sz="4" w:space="0" w:color="BFBFBF"/>
+        </w:tblBorders>
+        <w:tblCellMar>
+          <w:top w:w="60" w:type="dxa"/>
+          <w:left w:w="90" w:type="dxa"/>
+          <w:bottom w:w="60" w:type="dxa"/>
+          <w:right w:w="90" w:type="dxa"/>
+        </w:tblCellMar>
+      </w:tblPr>
+      <w:tr>
+        <w:trPr>
+          <w:tblHeader/>
+        </w:trPr>
+        <w:tc>
+          <w:tcPr>
+            <w:tcBorders>
+              <w:bottom w:val="single" w:sz="8" w:space="0" w:color="000000"/>
+            </w:tcBorders>
+            <w:shd w:val="clear" w:color="auto" w:fill="EDEDED"/>
+          </w:tcPr>
+          <w:p>
+            <w:pPr>
+              <w:spacing w:before="30" w:after="30" w:line="220" w:lineRule="auto"/>
+            </w:pPr>
+            <w:r>
+              <w:rPr>
+                <w:rFonts w:ascii="Arial" w:hAnsi="Arial" w:cs="Arial"/>
+                <w:b/>
+                <w:sz w:val="18"/>
+                <w:szCs w:val="18"/>
+              </w:rPr>
+              <w:t>Código</w:t>
+            </w:r>
+          </w:p>
+        </w:tc>
+        <w:tc>
+          <w:tcPr>
+            <w:tcBorders>
+              <w:bottom w:val="single" w:sz="8" w:space="0" w:color="000000"/>
+            </w:tcBorders>
+            <w:shd w:val="clear" w:color="auto" w:fill="EDEDED"/>
+          </w:tcPr>
+          <w:p>
+            <w:pPr>
+              <w:spacing w:before="30" w:after="30" w:line="220" w:lineRule="auto"/>
+            </w:pPr>
+            <w:r>
+              <w:rPr>
+                <w:rFonts w:ascii="Arial" w:hAnsi="Arial" w:cs="Arial"/>
+                <w:b/>
+                <w:sz w:val="18"/>
+                <w:szCs w:val="18"/>
+              </w:rPr>
+              <w:t>Categoria ISO/IEC 25010</w:t>
+            </w:r>
+          </w:p>
+        </w:tc>
+        <w:tc>
+          <w:tcPr>
+            <w:tcBorders>
+              <w:bottom w:val="single" w:sz="8" w:space="0" w:color="000000"/>
+            </w:tcBorders>
+            <w:shd w:val="clear" w:color="auto" w:fill="EDEDED"/>
+          </w:tcPr>
+          <w:p>
+            <w:pPr>
+              <w:spacing w:before="30" w:after="30" w:line="220" w:lineRule="auto"/>
+            </w:pPr>
+            <w:r>
+              <w:rPr>
+                <w:rFonts w:ascii="Arial" w:hAnsi="Arial" w:cs="Arial"/>
+                <w:b/>
+                <w:sz w:val="18"/>
+                <w:szCs w:val="18"/>
+              </w:rPr>
+              <w:t>Especificação Técnica do Requisito Não Funcional</w:t>
+            </w:r>
+          </w:p>
+        </w:tc>
+        <w:tc>
+          <w:tcPr>
+            <w:tcBorders>
+              <w:bottom w:val="single" w:sz="8" w:space="0" w:color="000000"/>
+            </w:tcBorders>
+            <w:shd w:val="clear" w:color="auto" w:fill="EDEDED"/>
+          </w:tcPr>
+          <w:p>
+            <w:pPr>
+              <w:spacing w:before="30" w:after="30" w:line="220" w:lineRule="auto"/>
+            </w:pPr>
+            <w:r>
+              <w:rPr>
+                <w:rFonts w:ascii="Arial" w:hAnsi="Arial" w:cs="Arial"/>
+                <w:b/>
+                <w:sz w:val="18"/>
+                <w:szCs w:val="18"/>
+              </w:rPr>
+              <w:t>Critério de Aceitação</w:t>
+            </w:r>
+          </w:p>
+        </w:tc>
+      </w:tr>
+      <w:tr>
+        <w:tc>
+          <w:p>
+            <w:pPr>
+              <w:spacing w:before="25" w:after="25" w:line="220" w:lineRule="auto"/>
+            </w:pPr>
+            <w:r>
+              <w:rPr>
+                <w:b/>
+                <w:rFonts w:ascii="Arial" w:hAnsi="Arial" w:cs="Arial"/>
+                <w:sz w:val="18"/>
+                <w:szCs w:val="18"/>
+              </w:rPr>
+              <w:t>RNF01</w:t>
+            </w:r>
+          </w:p>
+        </w:tc>
+        <w:tc>
+          <w:p>
+            <w:pPr>
+              <w:spacing w:before="25" w:after="25" w:line="220" w:lineRule="auto"/>
+            </w:pPr>
+            <w:r>
+              <w:rPr>
+                <w:rFonts w:ascii="Arial" w:hAnsi="Arial" w:cs="Arial"/>
+                <w:sz w:val="18"/>
+                <w:szCs w:val="18"/>
+              </w:rPr>
+              <w:t>Segurança</w:t>
+            </w:r>
+          </w:p>
+        </w:tc>
+        <w:tc>
+          <w:p>
+            <w:pPr>
+              <w:spacing w:before="25" w:after="25" w:line="220" w:lineRule="auto"/>
+            </w:pPr>
+            <w:r>
+              <w:rPr>
+                <w:rFonts w:ascii="Arial" w:hAnsi="Arial" w:cs="Arial"/>
+                <w:sz w:val="18"/>
+                <w:szCs w:val="18"/>
+              </w:rPr>
+              <w:t>As senhas dos usuários jamais devem ser armazenadas em texto puro, utilizando algoritmo PBKDF2 com salt aleatório.</w:t>
+            </w:r>
+          </w:p>
+        </w:tc>
+        <w:tc>
+          <w:p>
+            <w:pPr>
+              <w:spacing w:before="25" w:after="25" w:line="220" w:lineRule="auto"/>
+            </w:pPr>
+            <w:r>
+              <w:rPr>
+                <w:rFonts w:ascii="Arial" w:hAnsi="Arial" w:cs="Arial"/>
+                <w:sz w:val="18"/>
+                <w:szCs w:val="18"/>
+              </w:rPr>
+              <w:t>100% dos registros na tabela Usuarios armazenados como hash PBKDF2.</w:t>
+            </w:r>
+          </w:p>
+        </w:tc>
+      </w:tr>
+      <w:tr>
+        <w:tc>
+          <w:p>
+            <w:pPr>
+              <w:spacing w:before="25" w:after="25" w:line="220" w:lineRule="auto"/>
+            </w:pPr>
+            <w:r>
+              <w:rPr>
+                <w:b/>
+                <w:rFonts w:ascii="Arial" w:hAnsi="Arial" w:cs="Arial"/>
+                <w:sz w:val="18"/>
+                <w:szCs w:val="18"/>
+              </w:rPr>
+              <w:t>RNF02</w:t>
+            </w:r>
+          </w:p>
+        </w:tc>
+        <w:tc>
+          <w:p>
+            <w:pPr>
+              <w:spacing w:before="25" w:after="25" w:line="220" w:lineRule="auto"/>
+            </w:pPr>
+            <w:r>
+              <w:rPr>
+                <w:rFonts w:ascii="Arial" w:hAnsi="Arial" w:cs="Arial"/>
+                <w:sz w:val="18"/>
+                <w:szCs w:val="18"/>
+              </w:rPr>
+              <w:t>Segurança (RBAC)</w:t>
+            </w:r>
+          </w:p>
+        </w:tc>
+        <w:tc>
+          <w:p>
+            <w:pPr>
+              <w:spacing w:before="25" w:after="25" w:line="220" w:lineRule="auto"/>
+            </w:pPr>
+            <w:r>
+              <w:rPr>
+                <w:rFonts w:ascii="Arial" w:hAnsi="Arial" w:cs="Arial"/>
+                <w:sz w:val="18"/>
+                <w:szCs w:val="18"/>
+              </w:rPr>
+              <w:t>Segregação estrita de acesso por perfil (Administrador vs. Colaborador) tanto nas Views Razor quanto nos endpoints REST e telas Mobile.</w:t>
+            </w:r>
+          </w:p>
+        </w:tc>
+        <w:tc>
+          <w:p>
+            <w:pPr>
+              <w:spacing w:before="25" w:after="25" w:line="220" w:lineRule="auto"/>
+            </w:pPr>
+            <w:r>
+              <w:rPr>
+                <w:rFonts w:ascii="Arial" w:hAnsi="Arial" w:cs="Arial"/>
+                <w:sz w:val="18"/>
+                <w:szCs w:val="18"/>
+              </w:rPr>
+              <w:t>Retorno HTTP 403 Forbidden / ocultação de módulos restritos para Colaborador.</w:t>
+            </w:r>
+          </w:p>
+        </w:tc>
+      </w:tr>
+      <w:tr>
+        <w:tc>
+          <w:p>
+            <w:pPr>
+              <w:spacing w:before="25" w:after="25" w:line="220" w:lineRule="auto"/>
+            </w:pPr>
+            <w:r>
+              <w:rPr>
+                <w:b/>
+                <w:rFonts w:ascii="Arial" w:hAnsi="Arial" w:cs="Arial"/>
+                <w:sz w:val="18"/>
+                <w:szCs w:val="18"/>
+              </w:rPr>
+              <w:t>RNF03</w:t>
+            </w:r>
+          </w:p>
+        </w:tc>
+        <w:tc>
+          <w:p>
+            <w:pPr>
+              <w:spacing w:before="25" w:after="25" w:line="220" w:lineRule="auto"/>
+            </w:pPr>
+            <w:r>
+              <w:rPr>
+                <w:rFonts w:ascii="Arial" w:hAnsi="Arial" w:cs="Arial"/>
+                <w:sz w:val="18"/>
+                <w:szCs w:val="18"/>
+              </w:rPr>
+              <w:t>Interoperabilidade</w:t>
+            </w:r>
+          </w:p>
+        </w:tc>
+        <w:tc>
+          <w:p>
+            <w:pPr>
+              <w:spacing w:before="25" w:after="25" w:line="220" w:lineRule="auto"/>
+            </w:pPr>
+            <w:r>
+              <w:rPr>
+                <w:rFonts w:ascii="Arial" w:hAnsi="Arial" w:cs="Arial"/>
+                <w:sz w:val="18"/>
+                <w:szCs w:val="18"/>
+              </w:rPr>
+              <w:t>Comunicação entre o aplicativo Flutter e o back-end .NET 10 exclusivamente via APIs RESTful trafegando JSON UTF-8.</w:t>
+            </w:r>
+          </w:p>
+        </w:tc>
+        <w:tc>
+          <w:p>
+            <w:pPr>
+              <w:spacing w:before="25" w:after="25" w:line="220" w:lineRule="auto"/>
+            </w:pPr>
+            <w:r>
+              <w:rPr>
+                <w:rFonts w:ascii="Arial" w:hAnsi="Arial" w:cs="Arial"/>
+                <w:sz w:val="18"/>
+                <w:szCs w:val="18"/>
+              </w:rPr>
+              <w:t>Padronização integral de payloads JSON nos 8 controladores REST.</w:t>
+            </w:r>
+          </w:p>
+        </w:tc>
+      </w:tr>
+      <w:tr>
+        <w:tc>
+          <w:p>
+            <w:pPr>
+              <w:spacing w:before="25" w:after="25" w:line="220" w:lineRule="auto"/>
+            </w:pPr>
+            <w:r>
+              <w:rPr>
+                <w:b/>
+                <w:rFonts w:ascii="Arial" w:hAnsi="Arial" w:cs="Arial"/>
+                <w:sz w:val="18"/>
+                <w:szCs w:val="18"/>
+              </w:rPr>
+              <w:t>RNF04</w:t>
+            </w:r>
+          </w:p>
+        </w:tc>
+        <w:tc>
+          <w:p>
+            <w:pPr>
+              <w:spacing w:before="25" w:after="25" w:line="220" w:lineRule="auto"/>
+            </w:pPr>
+            <w:r>
+              <w:rPr>
+                <w:rFonts w:ascii="Arial" w:hAnsi="Arial" w:cs="Arial"/>
+                <w:sz w:val="18"/>
+                <w:szCs w:val="18"/>
+              </w:rPr>
+              <w:t>Desempenho</w:t>
+            </w:r>
+          </w:p>
+        </w:tc>
+        <w:tc>
+          <w:p>
+            <w:pPr>
+              <w:spacing w:before="25" w:after="25" w:line="220" w:lineRule="auto"/>
+            </w:pPr>
+            <w:r>
+              <w:rPr>
+                <w:rFonts w:ascii="Arial" w:hAnsi="Arial" w:cs="Arial"/>
+                <w:sz w:val="18"/>
+                <w:szCs w:val="18"/>
+              </w:rPr>
+              <w:t>Consultas de listagem e consolidação do Dashboard devem responder em tempo inferior a 500 ms em condições normais.</w:t>
+            </w:r>
+          </w:p>
+        </w:tc>
+        <w:tc>
+          <w:p>
+            <w:pPr>
+              <w:spacing w:before="25" w:after="25" w:line="220" w:lineRule="auto"/>
+            </w:pPr>
+            <w:r>
+              <w:rPr>
+                <w:rFonts w:ascii="Arial" w:hAnsi="Arial" w:cs="Arial"/>
+                <w:sz w:val="18"/>
+                <w:szCs w:val="18"/>
+              </w:rPr>
+              <w:t>Uso de projeções assíncronas (async/await) e índices no MySQL 8.0.</w:t>
+            </w:r>
+          </w:p>
+        </w:tc>
+      </w:tr>
+      <w:tr>
+        <w:tc>
+          <w:p>
+            <w:pPr>
+              <w:spacing w:before="25" w:after="25" w:line="220" w:lineRule="auto"/>
+            </w:pPr>
+            <w:r>
+              <w:rPr>
+                <w:b/>
+                <w:rFonts w:ascii="Arial" w:hAnsi="Arial" w:cs="Arial"/>
+                <w:sz w:val="18"/>
+                <w:szCs w:val="18"/>
+              </w:rPr>
+              <w:t>RNF05</w:t>
+            </w:r>
+          </w:p>
+        </w:tc>
+        <w:tc>
+          <w:p>
+            <w:pPr>
+              <w:spacing w:before="25" w:after="25" w:line="220" w:lineRule="auto"/>
+            </w:pPr>
+            <w:r>
+              <w:rPr>
+                <w:rFonts w:ascii="Arial" w:hAnsi="Arial" w:cs="Arial"/>
+                <w:sz w:val="18"/>
+                <w:szCs w:val="18"/>
+              </w:rPr>
+              <w:t>Confiabilidade (ACID)</w:t>
+            </w:r>
+          </w:p>
+        </w:tc>
+        <w:tc>
+          <w:p>
+            <w:pPr>
+              <w:spacing w:before="25" w:after="25" w:line="220" w:lineRule="auto"/>
+            </w:pPr>
+            <w:r>
+              <w:rPr>
+                <w:rFonts w:ascii="Arial" w:hAnsi="Arial" w:cs="Arial"/>
+                <w:sz w:val="18"/>
+                <w:szCs w:val="18"/>
+              </w:rPr>
+              <w:t>Todas as tabelas devem utilizar o motor transacional InnoDB no MySQL 8.0, garantindo Atomicidade, Consistência, Isolamento e Durabilidade.</w:t>
+            </w:r>
+          </w:p>
+        </w:tc>
+        <w:tc>
+          <w:p>
+            <w:pPr>
+              <w:spacing w:before="25" w:after="25" w:line="220" w:lineRule="auto"/>
+            </w:pPr>
+            <w:r>
+              <w:rPr>
+                <w:rFonts w:ascii="Arial" w:hAnsi="Arial" w:cs="Arial"/>
+                <w:sz w:val="18"/>
+                <w:szCs w:val="18"/>
+              </w:rPr>
+              <w:t>Engine InnoDB e chaves estrangeiras ativas nas 14 tabelas do esquema.</w:t>
+            </w:r>
+          </w:p>
+        </w:tc>
+      </w:tr>
+      <w:tr>
+        <w:tc>
+          <w:p>
+            <w:pPr>
+              <w:spacing w:before="25" w:after="25" w:line="220" w:lineRule="auto"/>
+            </w:pPr>
+            <w:r>
+              <w:rPr>
+                <w:b/>
+                <w:rFonts w:ascii="Arial" w:hAnsi="Arial" w:cs="Arial"/>
+                <w:sz w:val="18"/>
+                <w:szCs w:val="18"/>
+              </w:rPr>
+              <w:t>RNF06</w:t>
+            </w:r>
+          </w:p>
+        </w:tc>
+        <w:tc>
+          <w:p>
+            <w:pPr>
+              <w:spacing w:before="25" w:after="25" w:line="220" w:lineRule="auto"/>
+            </w:pPr>
+            <w:r>
+              <w:rPr>
+                <w:rFonts w:ascii="Arial" w:hAnsi="Arial" w:cs="Arial"/>
+                <w:sz w:val="18"/>
+                <w:szCs w:val="18"/>
+              </w:rPr>
+              <w:t>Usabilidade</w:t>
+            </w:r>
+          </w:p>
+        </w:tc>
+        <w:tc>
+          <w:p>
+            <w:pPr>
+              <w:spacing w:before="25" w:after="25" w:line="220" w:lineRule="auto"/>
+            </w:pPr>
+            <w:r>
+              <w:rPr>
+                <w:rFonts w:ascii="Arial" w:hAnsi="Arial" w:cs="Arial"/>
+                <w:sz w:val="18"/>
+                <w:szCs w:val="18"/>
+              </w:rPr>
+              <w:t>Interfaces responsivas seguindo Material Design 3 no aplicativo Android/iOS e layout fluido adaptável na Web.</w:t>
+            </w:r>
+          </w:p>
+        </w:tc>
+        <w:tc>
+          <w:p>
+            <w:pPr>
+              <w:spacing w:before="25" w:after="25" w:line="220" w:lineRule="auto"/>
+            </w:pPr>
+            <w:r>
+              <w:rPr>
+                <w:rFonts w:ascii="Arial" w:hAnsi="Arial" w:cs="Arial"/>
+                <w:sz w:val="18"/>
+                <w:szCs w:val="18"/>
+              </w:rPr>
+              <w:t>Ausência de RenderFlex overflow em telas móveis e suporte a leitores de tela.</w:t>
+            </w:r>
+          </w:p>
+        </w:tc>
+      </w:tr>
+      <w:tr>
+        <w:tc>
+          <w:p>
+            <w:pPr>
+              <w:spacing w:before="25" w:after="25" w:line="220" w:lineRule="auto"/>
+            </w:pPr>
+            <w:r>
+              <w:rPr>
+                <w:b/>
+                <w:rFonts w:ascii="Arial" w:hAnsi="Arial" w:cs="Arial"/>
+                <w:sz w:val="18"/>
+                <w:szCs w:val="18"/>
+              </w:rPr>
+              <w:t>RNF07</w:t>
+            </w:r>
+          </w:p>
+        </w:tc>
+        <w:tc>
+          <w:p>
+            <w:pPr>
+              <w:spacing w:before="25" w:after="25" w:line="220" w:lineRule="auto"/>
+            </w:pPr>
+            <w:r>
+              <w:rPr>
+                <w:rFonts w:ascii="Arial" w:hAnsi="Arial" w:cs="Arial"/>
+                <w:sz w:val="18"/>
+                <w:szCs w:val="18"/>
+              </w:rPr>
+              <w:t>Portabilidade</w:t>
+            </w:r>
+          </w:p>
+        </w:tc>
+        <w:tc>
+          <w:p>
+            <w:pPr>
+              <w:spacing w:before="25" w:after="25" w:line="220" w:lineRule="auto"/>
+            </w:pPr>
+            <w:r>
+              <w:rPr>
+                <w:rFonts w:ascii="Arial" w:hAnsi="Arial" w:cs="Arial"/>
+                <w:sz w:val="18"/>
+                <w:szCs w:val="18"/>
+              </w:rPr>
+              <w:t>Geração de pacote executável autocontido (self-contained win-x64) que dispense instalação prévia do SDK .NET na máquina da ONG.</w:t>
+            </w:r>
+          </w:p>
+        </w:tc>
+        <w:tc>
+          <w:p>
+            <w:pPr>
+              <w:spacing w:before="25" w:after="25" w:line="220" w:lineRule="auto"/>
+            </w:pPr>
+            <w:r>
+              <w:rPr>
+                <w:rFonts w:ascii="Arial" w:hAnsi="Arial" w:cs="Arial"/>
+                <w:sz w:val="18"/>
+                <w:szCs w:val="18"/>
+              </w:rPr>
+              <w:t>Execução direta de VestindoSonhos.exe via 1-CLIQUE_INICIAR_SISTEMA.bat.</w:t>
+            </w:r>
+          </w:p>
+        </w:tc>
+      </w:tr>
+      <w:tr>
+        <w:tc>
+          <w:p>
+            <w:pPr>
+              <w:spacing w:before="25" w:after="25" w:line="220" w:lineRule="auto"/>
+            </w:pPr>
+            <w:r>
+              <w:rPr>
+                <w:b/>
+                <w:rFonts w:ascii="Arial" w:hAnsi="Arial" w:cs="Arial"/>
+                <w:sz w:val="18"/>
+                <w:szCs w:val="18"/>
+              </w:rPr>
+              <w:t>RNF08</w:t>
+            </w:r>
+          </w:p>
+        </w:tc>
+        <w:tc>
+          <w:p>
+            <w:pPr>
+              <w:spacing w:before="25" w:after="25" w:line="220" w:lineRule="auto"/>
+            </w:pPr>
+            <w:r>
+              <w:rPr>
+                <w:rFonts w:ascii="Arial" w:hAnsi="Arial" w:cs="Arial"/>
+                <w:sz w:val="18"/>
+                <w:szCs w:val="18"/>
+              </w:rPr>
+              <w:t>Manutenibilidade</w:t>
+            </w:r>
+          </w:p>
+        </w:tc>
+        <w:tc>
+          <w:p>
+            <w:pPr>
+              <w:spacing w:before="25" w:after="25" w:line="220" w:lineRule="auto"/>
+            </w:pPr>
+            <w:r>
+              <w:rPr>
+                <w:rFonts w:ascii="Arial" w:hAnsi="Arial" w:cs="Arial"/>
+                <w:sz w:val="18"/>
+                <w:szCs w:val="18"/>
+              </w:rPr>
+              <w:t>Separação arquitetural em camadas (Controllers, Models, ViewModels, DTOs, Filters, Services) aderente aos princípios SOLID.</w:t>
+            </w:r>
+          </w:p>
+        </w:tc>
+        <w:tc>
+          <w:p>
+            <w:pPr>
+              <w:spacing w:before="25" w:after="25" w:line="220" w:lineRule="auto"/>
+            </w:pPr>
+            <w:r>
+              <w:rPr>
+                <w:rFonts w:ascii="Arial" w:hAnsi="Arial" w:cs="Arial"/>
+                <w:sz w:val="18"/>
+                <w:szCs w:val="18"/>
+              </w:rPr>
+              <w:t>Baixo acoplamento e alta coesão verificados na compilação sem avisos.</w:t>
+            </w:r>
+          </w:p>
+        </w:tc>
+      </w:tr>
+      <w:tr>
+        <w:tc>
+          <w:p>
+            <w:pPr>
+              <w:spacing w:before="25" w:after="25" w:line="220" w:lineRule="auto"/>
+            </w:pPr>
+            <w:r>
+              <w:rPr>
+                <w:b/>
+                <w:rFonts w:ascii="Arial" w:hAnsi="Arial" w:cs="Arial"/>
+                <w:sz w:val="18"/>
+                <w:szCs w:val="18"/>
+              </w:rPr>
+              <w:t>RNF09</w:t>
+            </w:r>
+          </w:p>
+        </w:tc>
+        <w:tc>
+          <w:p>
+            <w:pPr>
+              <w:spacing w:before="25" w:after="25" w:line="220" w:lineRule="auto"/>
+            </w:pPr>
+            <w:r>
+              <w:rPr>
+                <w:rFonts w:ascii="Arial" w:hAnsi="Arial" w:cs="Arial"/>
+                <w:sz w:val="18"/>
+                <w:szCs w:val="18"/>
+              </w:rPr>
+              <w:t>Testabilidade</w:t>
+            </w:r>
+          </w:p>
+        </w:tc>
+        <w:tc>
+          <w:p>
+            <w:pPr>
+              <w:spacing w:before="25" w:after="25" w:line="220" w:lineRule="auto"/>
+            </w:pPr>
+            <w:r>
+              <w:rPr>
+                <w:rFonts w:ascii="Arial" w:hAnsi="Arial" w:cs="Arial"/>
+                <w:sz w:val="18"/>
+                <w:szCs w:val="18"/>
+              </w:rPr>
+              <w:t>Cobertura das regras críticas de negócio e controladores de API por suíte de testes automatizados de unidade e integração.</w:t>
+            </w:r>
+          </w:p>
+        </w:tc>
+        <w:tc>
+          <w:p>
+            <w:pPr>
+              <w:spacing w:before="25" w:after="25" w:line="220" w:lineRule="auto"/>
+            </w:pPr>
+            <w:r>
+              <w:rPr>
+                <w:rFonts w:ascii="Arial" w:hAnsi="Arial" w:cs="Arial"/>
+                <w:sz w:val="18"/>
+                <w:szCs w:val="18"/>
+              </w:rPr>
+              <w:t>21 testes automatizados xUnit + EF Core InMemory com 100% de aprovação.</w:t>
+            </w:r>
+          </w:p>
+        </w:tc>
+      </w:tr>
+      <w:tr>
+        <w:tc>
+          <w:p>
+            <w:pPr>
+              <w:spacing w:before="25" w:after="25" w:line="220" w:lineRule="auto"/>
+            </w:pPr>
+            <w:r>
+              <w:rPr>
+                <w:b/>
+                <w:rFonts w:ascii="Arial" w:hAnsi="Arial" w:cs="Arial"/>
+                <w:sz w:val="18"/>
+                <w:szCs w:val="18"/>
+              </w:rPr>
+              <w:t>RNF10</w:t>
+            </w:r>
+          </w:p>
+        </w:tc>
+        <w:tc>
+          <w:p>
+            <w:pPr>
+              <w:spacing w:before="25" w:after="25" w:line="220" w:lineRule="auto"/>
+            </w:pPr>
+            <w:r>
+              <w:rPr>
+                <w:rFonts w:ascii="Arial" w:hAnsi="Arial" w:cs="Arial"/>
+                <w:sz w:val="18"/>
+                <w:szCs w:val="18"/>
+              </w:rPr>
+              <w:t>Automação CI/CD</w:t>
+            </w:r>
+          </w:p>
+        </w:tc>
+        <w:tc>
+          <w:p>
+            <w:pPr>
+              <w:spacing w:before="25" w:after="25" w:line="220" w:lineRule="auto"/>
+            </w:pPr>
+            <w:r>
+              <w:rPr>
+                <w:rFonts w:ascii="Arial" w:hAnsi="Arial" w:cs="Arial"/>
+                <w:sz w:val="18"/>
+                <w:szCs w:val="18"/>
+              </w:rPr>
+              <w:t>Compilação automatizada do back-end, execução dos testes xUnit e build do aplicativo Flutter a cada push no GitHub.</w:t>
+            </w:r>
+          </w:p>
+        </w:tc>
+        <w:tc>
+          <w:p>
+            <w:pPr>
+              <w:spacing w:before="25" w:after="25" w:line="220" w:lineRule="auto"/>
+            </w:pPr>
+            <w:r>
+              <w:rPr>
+                <w:rFonts w:ascii="Arial" w:hAnsi="Arial" w:cs="Arial"/>
+                <w:sz w:val="18"/>
+                <w:szCs w:val="18"/>
+              </w:rPr>
+              <w:t>Workflow .github/workflows/ci-cd.yml executando sem falhas.</w:t>
+            </w:r>
+          </w:p>
+        </w:tc>
+      </w:tr>
+      <w:tr>
+        <w:tc>
+          <w:p>
+            <w:pPr>
+              <w:spacing w:before="25" w:after="25" w:line="220" w:lineRule="auto"/>
+            </w:pPr>
+            <w:r>
+              <w:rPr>
+                <w:b/>
+                <w:rFonts w:ascii="Arial" w:hAnsi="Arial" w:cs="Arial"/>
+                <w:sz w:val="18"/>
+                <w:szCs w:val="18"/>
+              </w:rPr>
+              <w:t>RNF11</w:t>
+            </w:r>
+          </w:p>
+        </w:tc>
+        <w:tc>
+          <w:p>
+            <w:pPr>
+              <w:spacing w:before="25" w:after="25" w:line="220" w:lineRule="auto"/>
+            </w:pPr>
+            <w:r>
+              <w:rPr>
+                <w:rFonts w:ascii="Arial" w:hAnsi="Arial" w:cs="Arial"/>
+                <w:sz w:val="18"/>
+                <w:szCs w:val="18"/>
+              </w:rPr>
+              <w:t>Conformidade Legal</w:t>
+            </w:r>
+          </w:p>
+        </w:tc>
+        <w:tc>
+          <w:p>
+            <w:pPr>
+              <w:spacing w:before="25" w:after="25" w:line="220" w:lineRule="auto"/>
+            </w:pPr>
+            <w:r>
+              <w:rPr>
+                <w:rFonts w:ascii="Arial" w:hAnsi="Arial" w:cs="Arial"/>
+                <w:sz w:val="18"/>
+                <w:szCs w:val="18"/>
+              </w:rPr>
+              <w:t>Adequação à LGPD (Lei nº 13.709/2018) e ao Estatuto da Igualdade Racial no tratamento ético dos dados das famílias.</w:t>
+            </w:r>
+          </w:p>
+        </w:tc>
+        <w:tc>
+          <w:p>
+            <w:pPr>
+              <w:spacing w:before="25" w:after="25" w:line="220" w:lineRule="auto"/>
+            </w:pPr>
+            <w:r>
+              <w:rPr>
+                <w:rFonts w:ascii="Arial" w:hAnsi="Arial" w:cs="Arial"/>
+                <w:sz w:val="18"/>
+                <w:szCs w:val="18"/>
+              </w:rPr>
+              <w:t>Acesso autenticado obrigatório em 100% das rotas de dados pessoais.</w:t>
+            </w:r>
+          </w:p>
+        </w:tc>
+      </w:tr>
+      <w:tr>
+        <w:tc>
+          <w:p>
+            <w:pPr>
+              <w:spacing w:before="25" w:after="25" w:line="220" w:lineRule="auto"/>
+            </w:pPr>
+            <w:r>
+              <w:rPr>
+                <w:b/>
+                <w:rFonts w:ascii="Arial" w:hAnsi="Arial" w:cs="Arial"/>
+                <w:sz w:val="18"/>
+                <w:szCs w:val="18"/>
+              </w:rPr>
+              <w:t>RNF12</w:t>
+            </w:r>
+          </w:p>
+        </w:tc>
+        <w:tc>
+          <w:p>
+            <w:pPr>
+              <w:spacing w:before="25" w:after="25" w:line="220" w:lineRule="auto"/>
+            </w:pPr>
+            <w:r>
+              <w:rPr>
+                <w:rFonts w:ascii="Arial" w:hAnsi="Arial" w:cs="Arial"/>
+                <w:sz w:val="18"/>
+                <w:szCs w:val="18"/>
+              </w:rPr>
+              <w:t>Disponibilidade</w:t>
+            </w:r>
+          </w:p>
+        </w:tc>
+        <w:tc>
+          <w:p>
+            <w:pPr>
+              <w:spacing w:before="25" w:after="25" w:line="220" w:lineRule="auto"/>
+            </w:pPr>
+            <w:r>
+              <w:rPr>
+                <w:rFonts w:ascii="Arial" w:hAnsi="Arial" w:cs="Arial"/>
+                <w:sz w:val="18"/>
+                <w:szCs w:val="18"/>
+              </w:rPr>
+              <w:t>Inicialização resiliente com reconexão automática ao banco MySQL e fallback amigável de mensagens de erro.</w:t>
+            </w:r>
+          </w:p>
+        </w:tc>
+        <w:tc>
+          <w:p>
+            <w:pPr>
+              <w:spacing w:before="25" w:after="25" w:line="220" w:lineRule="auto"/>
+            </w:pPr>
+            <w:r>
+              <w:rPr>
+                <w:rFonts w:ascii="Arial" w:hAnsi="Arial" w:cs="Arial"/>
+                <w:sz w:val="18"/>
+                <w:szCs w:val="18"/>
+              </w:rPr>
+              <w:t>Tratamento global de exceções sem exposição de stack trace ao usuário.</w:t>
+            </w:r>
+          </w:p>
+        </w:tc>
+      </w:tr>
+    </w:tbl>
+    <w:p>
+      <w:pPr>
+        <w:spacing w:before="60" w:after="180" w:line="240" w:lineRule="auto"/>
+      </w:pPr>
+      <w:r>
+        <w:rPr>
+          <w:rFonts w:ascii="Arial" w:hAnsi="Arial" w:cs="Arial"/>
+          <w:sz w:val="20"/>
+          <w:szCs w:val="20"/>
+        </w:rPr>
+        <w:t>Fonte: Elaborada pelos autores (2026).</w:t>
+      </w:r>
+    </w:p>
+    <w:p>
+      <w:pPr>
+        <w:spacing w:after="120" w:line="360" w:lineRule="auto"/>
+        <w:ind w:firstLine="850"/>
+        <w:jc w:val="both"/>
+      </w:pPr>
+      <w:r>
+        <w:rPr>
+          <w:rFonts w:ascii="Arial" w:hAnsi="Arial" w:cs="Arial"/>
+        </w:rPr>
+        <w:t>Por sua vez, as Regras de Negócio (RN) consolidadas na Tabela 5 determinam as restrições lógicas e políticas institucionais implementadas no código-fonte C# e nos gatilhos do banco de dados.</w:t>
+      </w:r>
+    </w:p>
+    <w:p>
+      <w:pPr>
+        <w:keepNext/>
+        <w:spacing w:before="160" w:after="80" w:line="240" w:lineRule="auto"/>
+      </w:pPr>
+      <w:r>
+        <w:rPr>
+          <w:rFonts w:ascii="Arial" w:hAnsi="Arial" w:cs="Arial"/>
+          <w:b/>
+          <w:sz w:val="20"/>
+          <w:szCs w:val="20"/>
+        </w:rPr>
+        <w:t>Tabela 5 - Regras de Negócio (RN) implementadas no ecossistema ONG Vestindo Sonhos</w:t>
+      </w:r>
+    </w:p>
+    <w:tbl>
+      <w:tblPr>
+        <w:tblW w:w="5000" w:type="pct"/>
+        <w:tblInd w:w="100" w:type="dxa"/>
+        <w:tblBorders>
+          <w:top w:val="single" w:sz="8" w:space="0" w:color="000000"/>
+          <w:bottom w:val="single" w:sz="8" w:space="0" w:color="000000"/>
+          <w:insideH w:val="single" w:sz="4" w:space="0" w:color="BFBFBF"/>
+        </w:tblBorders>
+        <w:tblCellMar>
+          <w:top w:w="60" w:type="dxa"/>
+          <w:left w:w="90" w:type="dxa"/>
+          <w:bottom w:w="60" w:type="dxa"/>
+          <w:right w:w="90" w:type="dxa"/>
+        </w:tblCellMar>
+      </w:tblPr>
+      <w:tr>
+        <w:trPr>
+          <w:tblHeader/>
+        </w:trPr>
+        <w:tc>
+          <w:tcPr>
+            <w:tcBorders>
+              <w:bottom w:val="single" w:sz="8" w:space="0" w:color="000000"/>
+            </w:tcBorders>
+            <w:shd w:val="clear" w:color="auto" w:fill="EDEDED"/>
+          </w:tcPr>
+          <w:p>
+            <w:pPr>
+              <w:spacing w:before="30" w:after="30" w:line="220" w:lineRule="auto"/>
+            </w:pPr>
+            <w:r>
+              <w:rPr>
+                <w:rFonts w:ascii="Arial" w:hAnsi="Arial" w:cs="Arial"/>
+                <w:b/>
+                <w:sz w:val="18"/>
+                <w:szCs w:val="18"/>
+              </w:rPr>
+              <w:t>Código</w:t>
+            </w:r>
+          </w:p>
+        </w:tc>
+        <w:tc>
+          <w:tcPr>
+            <w:tcBorders>
+              <w:bottom w:val="single" w:sz="8" w:space="0" w:color="000000"/>
+            </w:tcBorders>
+            <w:shd w:val="clear" w:color="auto" w:fill="EDEDED"/>
+          </w:tcPr>
+          <w:p>
+            <w:pPr>
+              <w:spacing w:before="30" w:after="30" w:line="220" w:lineRule="auto"/>
+            </w:pPr>
+            <w:r>
+              <w:rPr>
+                <w:rFonts w:ascii="Arial" w:hAnsi="Arial" w:cs="Arial"/>
+                <w:b/>
+                <w:sz w:val="18"/>
+                <w:szCs w:val="18"/>
+              </w:rPr>
+              <w:t>Regra de Negócio</w:t>
+            </w:r>
+          </w:p>
+        </w:tc>
+        <w:tc>
+          <w:tcPr>
+            <w:tcBorders>
+              <w:bottom w:val="single" w:sz="8" w:space="0" w:color="000000"/>
+            </w:tcBorders>
+            <w:shd w:val="clear" w:color="auto" w:fill="EDEDED"/>
+          </w:tcPr>
+          <w:p>
+            <w:pPr>
+              <w:spacing w:before="30" w:after="30" w:line="220" w:lineRule="auto"/>
+            </w:pPr>
+            <w:r>
+              <w:rPr>
+                <w:rFonts w:ascii="Arial" w:hAnsi="Arial" w:cs="Arial"/>
+                <w:b/>
+                <w:sz w:val="18"/>
+                <w:szCs w:val="18"/>
+              </w:rPr>
+              <w:t>Descrição Detalhada e Implementação no Sistema</w:t>
+            </w:r>
+          </w:p>
+        </w:tc>
+      </w:tr>
+      <w:tr>
+        <w:tc>
+          <w:p>
+            <w:pPr>
+              <w:spacing w:before="25" w:after="25" w:line="220" w:lineRule="auto"/>
+            </w:pPr>
+            <w:r>
+              <w:rPr>
+                <w:b/>
+                <w:rFonts w:ascii="Arial" w:hAnsi="Arial" w:cs="Arial"/>
+                <w:sz w:val="18"/>
+                <w:szCs w:val="18"/>
+              </w:rPr>
+              <w:t>RN01</w:t>
+            </w:r>
+          </w:p>
+        </w:tc>
+        <w:tc>
+          <w:p>
+            <w:pPr>
+              <w:spacing w:before="25" w:after="25" w:line="220" w:lineRule="auto"/>
+            </w:pPr>
+            <w:r>
+              <w:rPr>
+                <w:rFonts w:ascii="Arial" w:hAnsi="Arial" w:cs="Arial"/>
+                <w:sz w:val="18"/>
+                <w:szCs w:val="18"/>
+              </w:rPr>
+              <w:t>Sigilo Financeiro por Perfil</w:t>
+            </w:r>
+          </w:p>
+        </w:tc>
+        <w:tc>
+          <w:p>
+            <w:pPr>
+              <w:spacing w:before="25" w:after="25" w:line="220" w:lineRule="auto"/>
+            </w:pPr>
+            <w:r>
+              <w:rPr>
+                <w:rFonts w:ascii="Arial" w:hAnsi="Arial" w:cs="Arial"/>
+                <w:sz w:val="18"/>
+                <w:szCs w:val="18"/>
+              </w:rPr>
+              <w:t>Apenas usuários com perfil Administrador (Cargo = 1) podem visualizar saldos bancários, acessar o módulo Financeiro ou alterar Configurações SaaS da ONG, tanto na Web quanto no APK Mobile.</w:t>
+            </w:r>
+          </w:p>
+        </w:tc>
+      </w:tr>
+      <w:tr>
+        <w:tc>
+          <w:p>
+            <w:pPr>
+              <w:spacing w:before="25" w:after="25" w:line="220" w:lineRule="auto"/>
+            </w:pPr>
+            <w:r>
+              <w:rPr>
+                <w:b/>
+                <w:rFonts w:ascii="Arial" w:hAnsi="Arial" w:cs="Arial"/>
+                <w:sz w:val="18"/>
+                <w:szCs w:val="18"/>
+              </w:rPr>
+              <w:t>RN02</w:t>
+            </w:r>
+          </w:p>
+        </w:tc>
+        <w:tc>
+          <w:p>
+            <w:pPr>
+              <w:spacing w:before="25" w:after="25" w:line="220" w:lineRule="auto"/>
+            </w:pPr>
+            <w:r>
+              <w:rPr>
+                <w:rFonts w:ascii="Arial" w:hAnsi="Arial" w:cs="Arial"/>
+                <w:sz w:val="18"/>
+                <w:szCs w:val="18"/>
+              </w:rPr>
+              <w:t>Autonomia Operacional do Colaborador</w:t>
+            </w:r>
+          </w:p>
+        </w:tc>
+        <w:tc>
+          <w:p>
+            <w:pPr>
+              <w:spacing w:before="25" w:after="25" w:line="220" w:lineRule="auto"/>
+            </w:pPr>
+            <w:r>
+              <w:rPr>
+                <w:rFonts w:ascii="Arial" w:hAnsi="Arial" w:cs="Arial"/>
+                <w:sz w:val="18"/>
+                <w:szCs w:val="18"/>
+              </w:rPr>
+              <w:t>Usuários com perfil Colaborador (Cargo = 2) possuem permissão completa para operar Beneficiários, Dependentes, Inventário, Categorias de Estoque, Eventos e Voluntários.</w:t>
+            </w:r>
+          </w:p>
+        </w:tc>
+      </w:tr>
+      <w:tr>
+        <w:tc>
+          <w:p>
+            <w:pPr>
+              <w:spacing w:before="25" w:after="25" w:line="220" w:lineRule="auto"/>
+            </w:pPr>
+            <w:r>
+              <w:rPr>
+                <w:b/>
+                <w:rFonts w:ascii="Arial" w:hAnsi="Arial" w:cs="Arial"/>
+                <w:sz w:val="18"/>
+                <w:szCs w:val="18"/>
+              </w:rPr>
+              <w:t>RN03</w:t>
+            </w:r>
+          </w:p>
+        </w:tc>
+        <w:tc>
+          <w:p>
+            <w:pPr>
+              <w:spacing w:before="25" w:after="25" w:line="220" w:lineRule="auto"/>
+            </w:pPr>
+            <w:r>
+              <w:rPr>
+                <w:rFonts w:ascii="Arial" w:hAnsi="Arial" w:cs="Arial"/>
+                <w:sz w:val="18"/>
+                <w:szCs w:val="18"/>
+              </w:rPr>
+              <w:t>Prevenção de Estoque Negativo</w:t>
+            </w:r>
+          </w:p>
+        </w:tc>
+        <w:tc>
+          <w:p>
+            <w:pPr>
+              <w:spacing w:before="25" w:after="25" w:line="220" w:lineRule="auto"/>
+            </w:pPr>
+            <w:r>
+              <w:rPr>
+                <w:rFonts w:ascii="Arial" w:hAnsi="Arial" w:cs="Arial"/>
+                <w:sz w:val="18"/>
+                <w:szCs w:val="18"/>
+              </w:rPr>
+              <w:t>Nenhuma saída de inventário pode exceder a quantidade disponível do produto; o sistema bloqueia baixas superiores ao saldo e registra no máximo o limite existente.</w:t>
+            </w:r>
+          </w:p>
+        </w:tc>
+      </w:tr>
+      <w:tr>
+        <w:tc>
+          <w:p>
+            <w:pPr>
+              <w:spacing w:before="25" w:after="25" w:line="220" w:lineRule="auto"/>
+            </w:pPr>
+            <w:r>
+              <w:rPr>
+                <w:b/>
+                <w:rFonts w:ascii="Arial" w:hAnsi="Arial" w:cs="Arial"/>
+                <w:sz w:val="18"/>
+                <w:szCs w:val="18"/>
+              </w:rPr>
+              <w:t>RN04</w:t>
+            </w:r>
+          </w:p>
+        </w:tc>
+        <w:tc>
+          <w:p>
+            <w:pPr>
+              <w:spacing w:before="25" w:after="25" w:line="220" w:lineRule="auto"/>
+            </w:pPr>
+            <w:r>
+              <w:rPr>
+                <w:rFonts w:ascii="Arial" w:hAnsi="Arial" w:cs="Arial"/>
+                <w:sz w:val="18"/>
+                <w:szCs w:val="18"/>
+              </w:rPr>
+              <w:t>Sincronia de Saldo de Carteiras</w:t>
+            </w:r>
+          </w:p>
+        </w:tc>
+        <w:tc>
+          <w:p>
+            <w:pPr>
+              <w:spacing w:before="25" w:after="25" w:line="220" w:lineRule="auto"/>
+            </w:pPr>
+            <w:r>
+              <w:rPr>
+                <w:rFonts w:ascii="Arial" w:hAnsi="Arial" w:cs="Arial"/>
+                <w:sz w:val="18"/>
+                <w:szCs w:val="18"/>
+              </w:rPr>
+              <w:t>Todo lançamento financeiro de Entrada soma seu valor ao saldo da Carteira vinculada, e todo lançamento de Saída subtrai seu valor; a exclusão ou edição reverte automaticamente o impacto anterior.</w:t>
+            </w:r>
+          </w:p>
+        </w:tc>
+      </w:tr>
+      <w:tr>
+        <w:tc>
+          <w:p>
+            <w:pPr>
+              <w:spacing w:before="25" w:after="25" w:line="220" w:lineRule="auto"/>
+            </w:pPr>
+            <w:r>
+              <w:rPr>
+                <w:b/>
+                <w:rFonts w:ascii="Arial" w:hAnsi="Arial" w:cs="Arial"/>
+                <w:sz w:val="18"/>
+                <w:szCs w:val="18"/>
+              </w:rPr>
+              <w:t>RN05</w:t>
+            </w:r>
+          </w:p>
+        </w:tc>
+        <w:tc>
+          <w:p>
+            <w:pPr>
+              <w:spacing w:before="25" w:after="25" w:line="220" w:lineRule="auto"/>
+            </w:pPr>
+            <w:r>
+              <w:rPr>
+                <w:rFonts w:ascii="Arial" w:hAnsi="Arial" w:cs="Arial"/>
+                <w:sz w:val="18"/>
+                <w:szCs w:val="18"/>
+              </w:rPr>
+              <w:t>Exclusão Segura em Cascata Lógica</w:t>
+            </w:r>
+          </w:p>
+        </w:tc>
+        <w:tc>
+          <w:p>
+            <w:pPr>
+              <w:spacing w:before="25" w:after="25" w:line="220" w:lineRule="auto"/>
+            </w:pPr>
+            <w:r>
+              <w:rPr>
+                <w:rFonts w:ascii="Arial" w:hAnsi="Arial" w:cs="Arial"/>
+                <w:sz w:val="18"/>
+                <w:szCs w:val="18"/>
+              </w:rPr>
+              <w:t>A exclusão de um Beneficiário remove seus Dependentes e desvincula referências históricas em transações de inventário sem apagar o histórico contábil de doações da ONG.</w:t>
+            </w:r>
+          </w:p>
+        </w:tc>
+      </w:tr>
+      <w:tr>
+        <w:tc>
+          <w:p>
+            <w:pPr>
+              <w:spacing w:before="25" w:after="25" w:line="220" w:lineRule="auto"/>
+            </w:pPr>
+            <w:r>
+              <w:rPr>
+                <w:b/>
+                <w:rFonts w:ascii="Arial" w:hAnsi="Arial" w:cs="Arial"/>
+                <w:sz w:val="18"/>
+                <w:szCs w:val="18"/>
+              </w:rPr>
+              <w:t>RN06</w:t>
+            </w:r>
+          </w:p>
+        </w:tc>
+        <w:tc>
+          <w:p>
+            <w:pPr>
+              <w:spacing w:before="25" w:after="25" w:line="220" w:lineRule="auto"/>
+            </w:pPr>
+            <w:r>
+              <w:rPr>
+                <w:rFonts w:ascii="Arial" w:hAnsi="Arial" w:cs="Arial"/>
+                <w:sz w:val="18"/>
+                <w:szCs w:val="18"/>
+              </w:rPr>
+              <w:t>Preservação de Produtos Movimentados</w:t>
+            </w:r>
+          </w:p>
+        </w:tc>
+        <w:tc>
+          <w:p>
+            <w:pPr>
+              <w:spacing w:before="25" w:after="25" w:line="220" w:lineRule="auto"/>
+            </w:pPr>
+            <w:r>
+              <w:rPr>
+                <w:rFonts w:ascii="Arial" w:hAnsi="Arial" w:cs="Arial"/>
+                <w:sz w:val="18"/>
+                <w:szCs w:val="18"/>
+              </w:rPr>
+              <w:t>Ao excluir um Produto ou Categoria que já possua histórico em TransacaoInventario, o sistema preserva a integridade referencial limpando ou reatribuindo os vínculos.</w:t>
+            </w:r>
+          </w:p>
+        </w:tc>
+      </w:tr>
+      <w:tr>
+        <w:tc>
+          <w:p>
+            <w:pPr>
+              <w:spacing w:before="25" w:after="25" w:line="220" w:lineRule="auto"/>
+            </w:pPr>
+            <w:r>
+              <w:rPr>
+                <w:b/>
+                <w:rFonts w:ascii="Arial" w:hAnsi="Arial" w:cs="Arial"/>
+                <w:sz w:val="18"/>
+                <w:szCs w:val="18"/>
+              </w:rPr>
+              <w:t>RN07</w:t>
+            </w:r>
+          </w:p>
+        </w:tc>
+        <w:tc>
+          <w:p>
+            <w:pPr>
+              <w:spacing w:before="25" w:after="25" w:line="220" w:lineRule="auto"/>
+            </w:pPr>
+            <w:r>
+              <w:rPr>
+                <w:rFonts w:ascii="Arial" w:hAnsi="Arial" w:cs="Arial"/>
+                <w:sz w:val="18"/>
+                <w:szCs w:val="18"/>
+              </w:rPr>
+              <w:t>Pedidos Vinculados a Beneficiários Reais</w:t>
+            </w:r>
+          </w:p>
+        </w:tc>
+        <w:tc>
+          <w:p>
+            <w:pPr>
+              <w:spacing w:before="25" w:after="25" w:line="220" w:lineRule="auto"/>
+            </w:pPr>
+            <w:r>
+              <w:rPr>
+                <w:rFonts w:ascii="Arial" w:hAnsi="Arial" w:cs="Arial"/>
+                <w:sz w:val="18"/>
+                <w:szCs w:val="18"/>
+              </w:rPr>
+              <w:t>A fila de pedidos/necessidades no Dashboard e no Inventário somente exibe demandas originadas de beneficiários ou dependentes efetivamente cadastrados e ativos no banco.</w:t>
+            </w:r>
+          </w:p>
+        </w:tc>
+      </w:tr>
+      <w:tr>
+        <w:tc>
+          <w:p>
+            <w:pPr>
+              <w:spacing w:before="25" w:after="25" w:line="220" w:lineRule="auto"/>
+            </w:pPr>
+            <w:r>
+              <w:rPr>
+                <w:b/>
+                <w:rFonts w:ascii="Arial" w:hAnsi="Arial" w:cs="Arial"/>
+                <w:sz w:val="18"/>
+                <w:szCs w:val="18"/>
+              </w:rPr>
+              <w:t>RN08</w:t>
+            </w:r>
+          </w:p>
+        </w:tc>
+        <w:tc>
+          <w:p>
+            <w:pPr>
+              <w:spacing w:before="25" w:after="25" w:line="220" w:lineRule="auto"/>
+            </w:pPr>
+            <w:r>
+              <w:rPr>
+                <w:rFonts w:ascii="Arial" w:hAnsi="Arial" w:cs="Arial"/>
+                <w:sz w:val="18"/>
+                <w:szCs w:val="18"/>
+              </w:rPr>
+              <w:t>Troca Obrigatória de Senha Inicial</w:t>
+            </w:r>
+          </w:p>
+        </w:tc>
+        <w:tc>
+          <w:p>
+            <w:pPr>
+              <w:spacing w:before="25" w:after="25" w:line="220" w:lineRule="auto"/>
+            </w:pPr>
+            <w:r>
+              <w:rPr>
+                <w:rFonts w:ascii="Arial" w:hAnsi="Arial" w:cs="Arial"/>
+                <w:sz w:val="18"/>
+                <w:szCs w:val="18"/>
+              </w:rPr>
+              <w:t>Todo usuário criado pelo Administrador ou que solicite recuperação de senha recebe a flag PrecisaTrocarSenha = true, ficando impedido de navegar até definir uma nova senha pessoal.</w:t>
+            </w:r>
+          </w:p>
+        </w:tc>
+      </w:tr>
+      <w:tr>
+        <w:tc>
+          <w:p>
+            <w:pPr>
+              <w:spacing w:before="25" w:after="25" w:line="220" w:lineRule="auto"/>
+            </w:pPr>
+            <w:r>
+              <w:rPr>
+                <w:b/>
+                <w:rFonts w:ascii="Arial" w:hAnsi="Arial" w:cs="Arial"/>
+                <w:sz w:val="18"/>
+                <w:szCs w:val="18"/>
+              </w:rPr>
+              <w:t>RN09</w:t>
+            </w:r>
+          </w:p>
+        </w:tc>
+        <w:tc>
+          <w:p>
+            <w:pPr>
+              <w:spacing w:before="25" w:after="25" w:line="220" w:lineRule="auto"/>
+            </w:pPr>
+            <w:r>
+              <w:rPr>
+                <w:rFonts w:ascii="Arial" w:hAnsi="Arial" w:cs="Arial"/>
+                <w:sz w:val="18"/>
+                <w:szCs w:val="18"/>
+              </w:rPr>
+              <w:t>Unicidade de Escala em Eventos</w:t>
+            </w:r>
+          </w:p>
+        </w:tc>
+        <w:tc>
+          <w:p>
+            <w:pPr>
+              <w:spacing w:before="25" w:after="25" w:line="220" w:lineRule="auto"/>
+            </w:pPr>
+            <w:r>
+              <w:rPr>
+                <w:rFonts w:ascii="Arial" w:hAnsi="Arial" w:cs="Arial"/>
+                <w:sz w:val="18"/>
+                <w:szCs w:val="18"/>
+              </w:rPr>
+              <w:t>Um voluntário não pode ser escalado em duplicidade no mesmo evento solidário, restrição garantida pela chave primária composta (evento, voluntario) na tabela VoluntarioAtribuido.</w:t>
+            </w:r>
+          </w:p>
+        </w:tc>
+      </w:tr>
+      <w:tr>
+        <w:tc>
+          <w:p>
+            <w:pPr>
+              <w:spacing w:before="25" w:after="25" w:line="220" w:lineRule="auto"/>
+            </w:pPr>
+            <w:r>
+              <w:rPr>
+                <w:b/>
+                <w:rFonts w:ascii="Arial" w:hAnsi="Arial" w:cs="Arial"/>
+                <w:sz w:val="18"/>
+                <w:szCs w:val="18"/>
+              </w:rPr>
+              <w:t>RN10</w:t>
+            </w:r>
+          </w:p>
+        </w:tc>
+        <w:tc>
+          <w:p>
+            <w:pPr>
+              <w:spacing w:before="25" w:after="25" w:line="220" w:lineRule="auto"/>
+            </w:pPr>
+            <w:r>
+              <w:rPr>
+                <w:rFonts w:ascii="Arial" w:hAnsi="Arial" w:cs="Arial"/>
+                <w:sz w:val="18"/>
+                <w:szCs w:val="18"/>
+              </w:rPr>
+              <w:t>Auditoria de Autoria e Data</w:t>
+            </w:r>
+          </w:p>
+        </w:tc>
+        <w:tc>
+          <w:p>
+            <w:pPr>
+              <w:spacing w:before="25" w:after="25" w:line="220" w:lineRule="auto"/>
+            </w:pPr>
+            <w:r>
+              <w:rPr>
+                <w:rFonts w:ascii="Arial" w:hAnsi="Arial" w:cs="Arial"/>
+                <w:sz w:val="18"/>
+                <w:szCs w:val="18"/>
+              </w:rPr>
+              <w:t>Toda transação (financeira ou de inventário) registra obrigatoriamente o identificador do usuário autenticado (responsavel) e o carimbo de tempo exato (data) da operação.</w:t>
+            </w:r>
+          </w:p>
+        </w:tc>
+      </w:tr>
+    </w:tbl>
+    <w:p>
+      <w:pPr>
+        <w:spacing w:before="60" w:after="180" w:line="240" w:lineRule="auto"/>
+      </w:pPr>
+      <w:r>
+        <w:rPr>
+          <w:rFonts w:ascii="Arial" w:hAnsi="Arial" w:cs="Arial"/>
+          <w:sz w:val="20"/>
+          <w:szCs w:val="20"/>
+        </w:rPr>
+        <w:t>Fonte: Elaborada pelos autores (2026).</w:t>
+      </w:r>
+    </w:p>
+    <w:p>
+      <w:pPr>
+        <w:keepNext/>
         <w:spacing w:before="240" w:after="140" w:line="360" w:lineRule="auto"/>
       </w:pPr>
       <w:r>
@@ -3535,7 +6890,7 @@
           <w:sz w:val="20"/>
           <w:szCs w:val="20"/>
         </w:rPr>
-        <w:t>Tabela 3 – Especificação técnica das APIs RESTful implementadas no back-end ASP.NET Core (.NET 10)</w:t>
+        <w:t>Tabela 6 - Especificação técnica das APIs RESTful implementadas no back-end ASP.NET Core (.NET 10)</w:t>
       </w:r>
     </w:p>
     <w:tbl>
@@ -5259,7 +8614,7 @@
           <w:sz w:val="20"/>
           <w:szCs w:val="20"/>
         </w:rPr>
-        <w:t>Tabela 4 – Arquitetura em camadas e distribuição modular da solução tecnológica Vestindo Sonhos</w:t>
+        <w:t>Tabela 7 - Arquitetura em camadas e distribuição modular da solução tecnológica Vestindo Sonhos</w:t>
       </w:r>
     </w:p>
     <w:tbl>
@@ -5856,6 +9211,435 @@
                 <w:szCs w:val="20"/>
               </w:rPr>
               <w:t>Armazenamento transacional ACID e execução de regras automatizadas de saldo.</w:t>
+            </w:r>
+          </w:p>
+        </w:tc>
+      </w:tr>
+    </w:tbl>
+    <w:p>
+      <w:pPr>
+        <w:spacing w:before="60" w:after="180" w:line="240" w:lineRule="auto"/>
+      </w:pPr>
+      <w:r>
+        <w:rPr>
+          <w:rFonts w:ascii="Arial" w:hAnsi="Arial" w:cs="Arial"/>
+          <w:sz w:val="20"/>
+          <w:szCs w:val="20"/>
+        </w:rPr>
+        <w:t>Fonte: Elaborada pelos autores (2026).</w:t>
+      </w:r>
+    </w:p>
+    <w:p>
+      <w:pPr>
+        <w:keepNext/>
+        <w:spacing w:before="180" w:after="100" w:line="360" w:lineRule="auto"/>
+      </w:pPr>
+      <w:r>
+        <w:rPr>
+          <w:rFonts w:ascii="Arial" w:hAnsi="Arial" w:cs="Arial"/>
+          <w:b/>
+        </w:rPr>
+        <w:t>6.3 Qualidade de software e suíte de testes automatizados (xUnit + EF Core InMemory)</w:t>
+      </w:r>
+    </w:p>
+    <w:p>
+      <w:pPr>
+        <w:spacing w:after="120" w:line="360" w:lineRule="auto"/>
+        <w:ind w:firstLine="850"/>
+        <w:jc w:val="both"/>
+      </w:pPr>
+      <w:r>
+        <w:rPr>
+          <w:rFonts w:ascii="Arial" w:hAnsi="Arial" w:cs="Arial"/>
+        </w:rPr>
+        <w:t>Para assegurar a confiabilidade das regras de negócio e prevenir regressões durante a evolução contínua da plataforma, foi implementada uma suíte dedicada de testes automatizados no projeto VestindoSonhos.Tests (.NET 10), utilizando o framework xUnit combinado ao provedor de banco de dados em memória Microsoft.EntityFrameworkCore.InMemory. Conforme preconizam Pressman e Maxim (2021) e Fowler (2018), testes automatizados garantem que cada endpoint REST e regra de domínio sejam verificados de forma determinística e isolada a cada compilação.</w:t>
+      </w:r>
+    </w:p>
+    <w:p>
+      <w:pPr>
+        <w:spacing w:after="120" w:line="360" w:lineRule="auto"/>
+        <w:ind w:firstLine="850"/>
+        <w:jc w:val="both"/>
+      </w:pPr>
+      <w:r>
+        <w:rPr>
+          <w:rFonts w:ascii="Arial" w:hAnsi="Arial" w:cs="Arial"/>
+        </w:rPr>
+        <w:t>A suíte contempla 21 testes automatizados divididos em quatro classes de teste que validam integralmente: (a) a criação, listagem e exclusão de voluntários por Colaboradores e Administradores; (b) o ciclo completo de beneficiários, dependentes e extração de hashtags de necessidades; (c) os lançamentos financeiros, criação de carteiras e estorno automático de saldo na exclusão; e (d) os indicadores do Dashboard, o controle de estoque e o gerenciamento das Configurações SaaS da ONG. A Tabela 8 sintetiza os cenários verificados automaticamente.</w:t>
+      </w:r>
+    </w:p>
+    <w:p>
+      <w:pPr>
+        <w:keepNext/>
+        <w:spacing w:before="160" w:after="80" w:line="240" w:lineRule="auto"/>
+      </w:pPr>
+      <w:r>
+        <w:rPr>
+          <w:rFonts w:ascii="Arial" w:hAnsi="Arial" w:cs="Arial"/>
+          <w:b/>
+          <w:sz w:val="20"/>
+          <w:szCs w:val="20"/>
+        </w:rPr>
+        <w:t>Tabela 8 - Suíte de testes automatizados implementada no projeto VestindoSonhos.Tests (xUnit)</w:t>
+      </w:r>
+    </w:p>
+    <w:tbl>
+      <w:tblPr>
+        <w:tblW w:w="5000" w:type="pct"/>
+        <w:tblInd w:w="100" w:type="dxa"/>
+        <w:tblBorders>
+          <w:top w:val="single" w:sz="8" w:space="0" w:color="000000"/>
+          <w:bottom w:val="single" w:sz="8" w:space="0" w:color="000000"/>
+          <w:insideH w:val="single" w:sz="4" w:space="0" w:color="BFBFBF"/>
+        </w:tblBorders>
+        <w:tblCellMar>
+          <w:top w:w="60" w:type="dxa"/>
+          <w:left w:w="90" w:type="dxa"/>
+          <w:bottom w:w="60" w:type="dxa"/>
+          <w:right w:w="90" w:type="dxa"/>
+        </w:tblCellMar>
+      </w:tblPr>
+      <w:tr>
+        <w:trPr>
+          <w:tblHeader/>
+        </w:trPr>
+        <w:tc>
+          <w:tcPr>
+            <w:tcBorders>
+              <w:bottom w:val="single" w:sz="8" w:space="0" w:color="000000"/>
+            </w:tcBorders>
+            <w:shd w:val="clear" w:color="auto" w:fill="EDEDED"/>
+          </w:tcPr>
+          <w:p>
+            <w:pPr>
+              <w:spacing w:before="30" w:after="30" w:line="220" w:lineRule="auto"/>
+            </w:pPr>
+            <w:r>
+              <w:rPr>
+                <w:rFonts w:ascii="Arial" w:hAnsi="Arial" w:cs="Arial"/>
+                <w:b/>
+                <w:sz w:val="18"/>
+                <w:szCs w:val="18"/>
+              </w:rPr>
+              <w:t>Classe de Teste</w:t>
+            </w:r>
+          </w:p>
+        </w:tc>
+        <w:tc>
+          <w:tcPr>
+            <w:tcBorders>
+              <w:bottom w:val="single" w:sz="8" w:space="0" w:color="000000"/>
+            </w:tcBorders>
+            <w:shd w:val="clear" w:color="auto" w:fill="EDEDED"/>
+          </w:tcPr>
+          <w:p>
+            <w:pPr>
+              <w:spacing w:before="30" w:after="30" w:line="220" w:lineRule="auto"/>
+            </w:pPr>
+            <w:r>
+              <w:rPr>
+                <w:rFonts w:ascii="Arial" w:hAnsi="Arial" w:cs="Arial"/>
+                <w:b/>
+                <w:sz w:val="18"/>
+                <w:szCs w:val="18"/>
+              </w:rPr>
+              <w:t>Qtd. Testes</w:t>
+            </w:r>
+          </w:p>
+        </w:tc>
+        <w:tc>
+          <w:tcPr>
+            <w:tcBorders>
+              <w:bottom w:val="single" w:sz="8" w:space="0" w:color="000000"/>
+            </w:tcBorders>
+            <w:shd w:val="clear" w:color="auto" w:fill="EDEDED"/>
+          </w:tcPr>
+          <w:p>
+            <w:pPr>
+              <w:spacing w:before="30" w:after="30" w:line="220" w:lineRule="auto"/>
+            </w:pPr>
+            <w:r>
+              <w:rPr>
+                <w:rFonts w:ascii="Arial" w:hAnsi="Arial" w:cs="Arial"/>
+                <w:b/>
+                <w:sz w:val="18"/>
+                <w:szCs w:val="18"/>
+              </w:rPr>
+              <w:t>Escopo Funcional e Regras de Negócio Verificadas</w:t>
+            </w:r>
+          </w:p>
+        </w:tc>
+        <w:tc>
+          <w:tcPr>
+            <w:tcBorders>
+              <w:bottom w:val="single" w:sz="8" w:space="0" w:color="000000"/>
+            </w:tcBorders>
+            <w:shd w:val="clear" w:color="auto" w:fill="EDEDED"/>
+          </w:tcPr>
+          <w:p>
+            <w:pPr>
+              <w:spacing w:before="30" w:after="30" w:line="220" w:lineRule="auto"/>
+            </w:pPr>
+            <w:r>
+              <w:rPr>
+                <w:rFonts w:ascii="Arial" w:hAnsi="Arial" w:cs="Arial"/>
+                <w:b/>
+                <w:sz w:val="18"/>
+                <w:szCs w:val="18"/>
+              </w:rPr>
+              <w:t>Resultado</w:t>
+            </w:r>
+          </w:p>
+        </w:tc>
+      </w:tr>
+      <w:tr>
+        <w:tc>
+          <w:p>
+            <w:pPr>
+              <w:spacing w:before="25" w:after="25" w:line="220" w:lineRule="auto"/>
+            </w:pPr>
+            <w:r>
+              <w:rPr>
+                <w:b/>
+                <w:rFonts w:ascii="Arial" w:hAnsi="Arial" w:cs="Arial"/>
+                <w:sz w:val="18"/>
+                <w:szCs w:val="18"/>
+              </w:rPr>
+              <w:t>VoluntariosApiTests</w:t>
+            </w:r>
+          </w:p>
+        </w:tc>
+        <w:tc>
+          <w:p>
+            <w:pPr>
+              <w:spacing w:before="25" w:after="25" w:line="220" w:lineRule="auto"/>
+            </w:pPr>
+            <w:r>
+              <w:rPr>
+                <w:rFonts w:ascii="Arial" w:hAnsi="Arial" w:cs="Arial"/>
+                <w:sz w:val="18"/>
+                <w:szCs w:val="18"/>
+              </w:rPr>
+              <w:t>6</w:t>
+            </w:r>
+          </w:p>
+        </w:tc>
+        <w:tc>
+          <w:p>
+            <w:pPr>
+              <w:spacing w:before="25" w:after="25" w:line="220" w:lineRule="auto"/>
+            </w:pPr>
+            <w:r>
+              <w:rPr>
+                <w:rFonts w:ascii="Arial" w:hAnsi="Arial" w:cs="Arial"/>
+                <w:sz w:val="18"/>
+                <w:szCs w:val="18"/>
+              </w:rPr>
+              <w:t>Listagem ordenada, cadastro completo e mínimo (nome + telefone) por Colaborador/Admin, validação de campos obrigatórios (400 Bad Request) e exclusão.</w:t>
+            </w:r>
+          </w:p>
+        </w:tc>
+        <w:tc>
+          <w:p>
+            <w:pPr>
+              <w:spacing w:before="25" w:after="25" w:line="220" w:lineRule="auto"/>
+            </w:pPr>
+            <w:r>
+              <w:rPr>
+                <w:rFonts w:ascii="Arial" w:hAnsi="Arial" w:cs="Arial"/>
+                <w:sz w:val="18"/>
+                <w:szCs w:val="18"/>
+              </w:rPr>
+              <w:t>Aprovado (6/6)</w:t>
+            </w:r>
+          </w:p>
+        </w:tc>
+      </w:tr>
+      <w:tr>
+        <w:tc>
+          <w:p>
+            <w:pPr>
+              <w:spacing w:before="25" w:after="25" w:line="220" w:lineRule="auto"/>
+            </w:pPr>
+            <w:r>
+              <w:rPr>
+                <w:b/>
+                <w:rFonts w:ascii="Arial" w:hAnsi="Arial" w:cs="Arial"/>
+                <w:sz w:val="18"/>
+                <w:szCs w:val="18"/>
+              </w:rPr>
+              <w:t>BeneficiariosApiTests</w:t>
+            </w:r>
+          </w:p>
+        </w:tc>
+        <w:tc>
+          <w:p>
+            <w:pPr>
+              <w:spacing w:before="25" w:after="25" w:line="220" w:lineRule="auto"/>
+            </w:pPr>
+            <w:r>
+              <w:rPr>
+                <w:rFonts w:ascii="Arial" w:hAnsi="Arial" w:cs="Arial"/>
+                <w:sz w:val="18"/>
+                <w:szCs w:val="18"/>
+              </w:rPr>
+              <w:t>5</w:t>
+            </w:r>
+          </w:p>
+        </w:tc>
+        <w:tc>
+          <w:p>
+            <w:pPr>
+              <w:spacing w:before="25" w:after="25" w:line="220" w:lineRule="auto"/>
+            </w:pPr>
+            <w:r>
+              <w:rPr>
+                <w:rFonts w:ascii="Arial" w:hAnsi="Arial" w:cs="Arial"/>
+                <w:sz w:val="18"/>
+                <w:szCs w:val="18"/>
+              </w:rPr>
+              <w:t>Listagem com dependentes, criação de beneficiário com dependentes vinculados, adição avulsa de dependente e remoção em cascata lógica com limpeza de vínculos.</w:t>
+            </w:r>
+          </w:p>
+        </w:tc>
+        <w:tc>
+          <w:p>
+            <w:pPr>
+              <w:spacing w:before="25" w:after="25" w:line="220" w:lineRule="auto"/>
+            </w:pPr>
+            <w:r>
+              <w:rPr>
+                <w:rFonts w:ascii="Arial" w:hAnsi="Arial" w:cs="Arial"/>
+                <w:sz w:val="18"/>
+                <w:szCs w:val="18"/>
+              </w:rPr>
+              <w:t>Aprovado (5/5)</w:t>
+            </w:r>
+          </w:p>
+        </w:tc>
+      </w:tr>
+      <w:tr>
+        <w:tc>
+          <w:p>
+            <w:pPr>
+              <w:spacing w:before="25" w:after="25" w:line="220" w:lineRule="auto"/>
+            </w:pPr>
+            <w:r>
+              <w:rPr>
+                <w:b/>
+                <w:rFonts w:ascii="Arial" w:hAnsi="Arial" w:cs="Arial"/>
+                <w:sz w:val="18"/>
+                <w:szCs w:val="18"/>
+              </w:rPr>
+              <w:t>FinanceiroApiTests</w:t>
+            </w:r>
+          </w:p>
+        </w:tc>
+        <w:tc>
+          <w:p>
+            <w:pPr>
+              <w:spacing w:before="25" w:after="25" w:line="220" w:lineRule="auto"/>
+            </w:pPr>
+            <w:r>
+              <w:rPr>
+                <w:rFonts w:ascii="Arial" w:hAnsi="Arial" w:cs="Arial"/>
+                <w:sz w:val="18"/>
+                <w:szCs w:val="18"/>
+              </w:rPr>
+              <w:t>5</w:t>
+            </w:r>
+          </w:p>
+        </w:tc>
+        <w:tc>
+          <w:p>
+            <w:pPr>
+              <w:spacing w:before="25" w:after="25" w:line="220" w:lineRule="auto"/>
+            </w:pPr>
+            <w:r>
+              <w:rPr>
+                <w:rFonts w:ascii="Arial" w:hAnsi="Arial" w:cs="Arial"/>
+                <w:sz w:val="18"/>
+                <w:szCs w:val="18"/>
+              </w:rPr>
+              <w:t>Consolidação de saldo total, lançamento de Entrada (soma na carteira), lançamento de Saída (subtração na carteira), criação de carteira e estorno de saldo ao excluir.</w:t>
+            </w:r>
+          </w:p>
+        </w:tc>
+        <w:tc>
+          <w:p>
+            <w:pPr>
+              <w:spacing w:before="25" w:after="25" w:line="220" w:lineRule="auto"/>
+            </w:pPr>
+            <w:r>
+              <w:rPr>
+                <w:rFonts w:ascii="Arial" w:hAnsi="Arial" w:cs="Arial"/>
+                <w:sz w:val="18"/>
+                <w:szCs w:val="18"/>
+              </w:rPr>
+              <w:t>Aprovado (5/5)</w:t>
+            </w:r>
+          </w:p>
+        </w:tc>
+      </w:tr>
+      <w:tr>
+        <w:tc>
+          <w:p>
+            <w:pPr>
+              <w:spacing w:before="25" w:after="25" w:line="220" w:lineRule="auto"/>
+            </w:pPr>
+            <w:r>
+              <w:rPr>
+                <w:b/>
+                <w:rFonts w:ascii="Arial" w:hAnsi="Arial" w:cs="Arial"/>
+                <w:sz w:val="18"/>
+                <w:szCs w:val="18"/>
+              </w:rPr>
+              <w:t>DashboardAndRegrasNegocioTests</w:t>
+            </w:r>
+          </w:p>
+        </w:tc>
+        <w:tc>
+          <w:p>
+            <w:pPr>
+              <w:spacing w:before="25" w:after="25" w:line="220" w:lineRule="auto"/>
+            </w:pPr>
+            <w:r>
+              <w:rPr>
+                <w:rFonts w:ascii="Arial" w:hAnsi="Arial" w:cs="Arial"/>
+                <w:sz w:val="18"/>
+                <w:szCs w:val="18"/>
+              </w:rPr>
+              <w:t>5</w:t>
+            </w:r>
+          </w:p>
+        </w:tc>
+        <w:tc>
+          <w:p>
+            <w:pPr>
+              <w:spacing w:before="25" w:after="25" w:line="220" w:lineRule="auto"/>
+            </w:pPr>
+            <w:r>
+              <w:rPr>
+                <w:rFonts w:ascii="Arial" w:hAnsi="Arial" w:cs="Arial"/>
+                <w:sz w:val="18"/>
+                <w:szCs w:val="18"/>
+              </w:rPr>
+              <w:t>Cálculo de KPIs em tempo real, extração de hashtags (#fraldas, #cesta) somente quando há beneficiários reais, entrada/baixa de estoque e persistência SaaS.</w:t>
+            </w:r>
+          </w:p>
+        </w:tc>
+        <w:tc>
+          <w:p>
+            <w:pPr>
+              <w:spacing w:before="25" w:after="25" w:line="220" w:lineRule="auto"/>
+            </w:pPr>
+            <w:r>
+              <w:rPr>
+                <w:rFonts w:ascii="Arial" w:hAnsi="Arial" w:cs="Arial"/>
+                <w:sz w:val="18"/>
+                <w:szCs w:val="18"/>
+              </w:rPr>
+              <w:t>Aprovado (5/5)</w:t>
             </w:r>
           </w:p>
         </w:tc>
@@ -6070,7 +9854,7 @@
           <w:b/>
         </w:rPr>
         <w:lastRenderedPageBreak/>
-        <w:t>Figura 6 – Modelo Lógico Relacional (3FN) das tabelas do banco VESTINDOSONHOSDB</w:t>
+        <w:t>Figura 6 - Diagrama Entidade-Relacionamento Estendido (MER Lógico Relacional 3FN no MySQL Workbench) do banco VESTINDOSONHOSDB</w:t>
       </w:r>
     </w:p>
     <w:p>
@@ -6093,7 +9877,7 @@
         </w:rPr>
         <w:drawing>
           <wp:inline distT="0" distB="0" distL="0" distR="0" wp14:anchorId="4965328E" wp14:editId="1971F521">
-            <wp:extent cx="2743987" cy="1524000"/>
+            <wp:extent cx="5580000" cy="4687430"/>
             <wp:effectExtent l="0" t="0" r="0" b="0"/>
             <wp:docPr id="267400662" name="Imagem 5"/>
             <wp:cNvGraphicFramePr>
@@ -6121,7 +9905,7 @@
                   <pic:spPr>
                     <a:xfrm>
                       <a:off x="0" y="0"/>
-                      <a:ext cx="2743987" cy="1524000"/>
+                      <a:ext cx="5580000" cy="4687430"/>
                     </a:xfrm>
                     <a:prstGeom prst="rect">
                       <a:avLst/>
@@ -6194,7 +9978,7 @@
           <w:sz w:val="20"/>
           <w:szCs w:val="20"/>
         </w:rPr>
-        <w:t>Tabela 5 – Especificação do modelo físico das tabelas do banco de dados VESTINDOSONHOSDB</w:t>
+        <w:t>Tabela 9 - Especificação do modelo físico das tabelas do banco de dados VESTINDOSONHOSDB</w:t>
       </w:r>
     </w:p>
     <w:tbl>
@@ -11300,7 +15084,7 @@
           <w:sz w:val="20"/>
           <w:szCs w:val="20"/>
         </w:rPr>
-        <w:t>Tabela 6 – Especificação da arquitetura em nuvem, containers e serviços para a solução Vestindo Sonhos</w:t>
+        <w:t>Tabela 10 - Especificação da arquitetura em nuvem, containers e serviços para a solução Vestindo Sonhos</w:t>
       </w:r>
     </w:p>
     <w:tbl>
@@ -11796,7 +15580,7 @@
           <w:rFonts w:ascii="Arial" w:hAnsi="Arial" w:cs="Arial"/>
           <w:b/>
         </w:rPr>
-        <w:t>9.1 Framework Scrum/Kanban, Product Backlog e Sprint Backlog</w:t>
+        <w:t>9.1 Product Backlog completo e histórias de usuário (User Stories)</w:t>
       </w:r>
     </w:p>
     <w:p>
@@ -11809,7 +15593,7 @@
         <w:rPr>
           <w:rFonts w:ascii="Arial" w:hAnsi="Arial" w:cs="Arial"/>
         </w:rPr>
-        <w:t>No início do semestre, os requisitos funcionais e não funcionais levantados para a ONG Vestindo Sonhos foram organizados em um *Product Backlog* unificado. Cada item foi descrito no formato de História de Usuário (*"Como [papel], desejo [ação], para [benefício]"*), classificado por prioridade de negócio e estimado em *Story Points* pela técnica de *Planning Poker*. O trabalho foi distribuído em quatro *Sprints* de duas semanas cada, compondo o *Sprint Backlog* detalhado na Tabela 7.</w:t>
+        <w:t>No início do ciclo de desenvolvimento, os requisitos funcionais (RF01 a RF20), não funcionais (RNF01 a RNF12) e regras de negócio (RN01 a RN10) levantados para a ONG Vestindo Sonhos foram estruturados em um Product Backlog unificado e priorizado pelo método MoSCoW (Must Have, Should Have, Could Have). Cada item foi especificado no formato canônico de História de Usuário ('Como [papel], quero [ação], para que [benefício de negócio]'), estimado em Story Points pela técnica de Planning Poker (escala de Fibonacci: 1, 2, 3, 5, 8, 13) e associado a critérios objetivos de aceitação, conforme detalhado na Tabela 11.</w:t>
       </w:r>
     </w:p>
     <w:p>
@@ -11824,7 +15608,7 @@
           <w:sz w:val="20"/>
           <w:szCs w:val="20"/>
         </w:rPr>
-        <w:t>Tabela 7 – Product Backlog e Sprint Backlog do projeto tecnológico ONG Vestindo Sonhos</w:t>
+        <w:t>Tabela 11 - Product Backlog priorizado do projeto tecnológico ONG Vestindo Sonhos (User Stories US01 a US16)</w:t>
       </w:r>
     </w:p>
     <w:tbl>
@@ -11837,28 +15621,18 @@
           <w:insideH w:val="single" w:sz="4" w:space="0" w:color="BFBFBF"/>
         </w:tblBorders>
         <w:tblCellMar>
-          <w:top w:w="80" w:type="dxa"/>
-          <w:left w:w="100" w:type="dxa"/>
-          <w:bottom w:w="80" w:type="dxa"/>
-          <w:right w:w="100" w:type="dxa"/>
+          <w:top w:w="60" w:type="dxa"/>
+          <w:left w:w="90" w:type="dxa"/>
+          <w:bottom w:w="60" w:type="dxa"/>
+          <w:right w:w="90" w:type="dxa"/>
         </w:tblCellMar>
-        <w:tblLook w:val="04A0" w:firstRow="1" w:lastRow="0" w:firstColumn="1" w:lastColumn="0" w:noHBand="0" w:noVBand="1"/>
       </w:tblPr>
-      <w:tblGrid>
-        <w:gridCol w:w="702"/>
-        <w:gridCol w:w="1586"/>
-        <w:gridCol w:w="3844"/>
-        <w:gridCol w:w="1190"/>
-        <w:gridCol w:w="887"/>
-        <w:gridCol w:w="1062"/>
-      </w:tblGrid>
       <w:tr>
         <w:trPr>
           <w:tblHeader/>
         </w:trPr>
         <w:tc>
           <w:tcPr>
-            <w:tcW w:w="0" w:type="auto"/>
             <w:tcBorders>
               <w:bottom w:val="single" w:sz="8" w:space="0" w:color="000000"/>
             </w:tcBorders>
@@ -11866,14 +15640,14 @@
           </w:tcPr>
           <w:p>
             <w:pPr>
-              <w:spacing w:before="40" w:after="40" w:line="240" w:lineRule="auto"/>
+              <w:spacing w:before="30" w:after="30" w:line="220" w:lineRule="auto"/>
             </w:pPr>
             <w:r>
               <w:rPr>
                 <w:rFonts w:ascii="Arial" w:hAnsi="Arial" w:cs="Arial"/>
                 <w:b/>
-                <w:sz w:val="20"/>
-                <w:szCs w:val="20"/>
+                <w:sz w:val="18"/>
+                <w:szCs w:val="18"/>
               </w:rPr>
               <w:t>ID</w:t>
             </w:r>
@@ -11881,7 +15655,6 @@
         </w:tc>
         <w:tc>
           <w:tcPr>
-            <w:tcW w:w="0" w:type="auto"/>
             <w:tcBorders>
               <w:bottom w:val="single" w:sz="8" w:space="0" w:color="000000"/>
             </w:tcBorders>
@@ -11889,14 +15662,14 @@
           </w:tcPr>
           <w:p>
             <w:pPr>
-              <w:spacing w:before="40" w:after="40" w:line="240" w:lineRule="auto"/>
+              <w:spacing w:before="30" w:after="30" w:line="220" w:lineRule="auto"/>
             </w:pPr>
             <w:r>
               <w:rPr>
                 <w:rFonts w:ascii="Arial" w:hAnsi="Arial" w:cs="Arial"/>
                 <w:b/>
-                <w:sz w:val="20"/>
-                <w:szCs w:val="20"/>
+                <w:sz w:val="18"/>
+                <w:szCs w:val="18"/>
               </w:rPr>
               <w:t>Épico</w:t>
             </w:r>
@@ -11904,7 +15677,6 @@
         </w:tc>
         <w:tc>
           <w:tcPr>
-            <w:tcW w:w="0" w:type="auto"/>
             <w:tcBorders>
               <w:bottom w:val="single" w:sz="8" w:space="0" w:color="000000"/>
             </w:tcBorders>
@@ -11912,22 +15684,21 @@
           </w:tcPr>
           <w:p>
             <w:pPr>
-              <w:spacing w:before="40" w:after="40" w:line="240" w:lineRule="auto"/>
+              <w:spacing w:before="30" w:after="30" w:line="220" w:lineRule="auto"/>
             </w:pPr>
             <w:r>
               <w:rPr>
                 <w:rFonts w:ascii="Arial" w:hAnsi="Arial" w:cs="Arial"/>
                 <w:b/>
-                <w:sz w:val="20"/>
-                <w:szCs w:val="20"/>
-              </w:rPr>
-              <w:t>História de Usuário / Item do Backlog</w:t>
-            </w:r>
-          </w:p>
-        </w:tc>
-        <w:tc>
-          <w:tcPr>
-            <w:tcW w:w="0" w:type="auto"/>
+                <w:sz w:val="18"/>
+                <w:szCs w:val="18"/>
+              </w:rPr>
+              <w:t>História de Usuário (User Story)</w:t>
+            </w:r>
+          </w:p>
+        </w:tc>
+        <w:tc>
+          <w:tcPr>
             <w:tcBorders>
               <w:bottom w:val="single" w:sz="8" w:space="0" w:color="000000"/>
             </w:tcBorders>
@@ -11935,14 +15706,14 @@
           </w:tcPr>
           <w:p>
             <w:pPr>
-              <w:spacing w:before="40" w:after="40" w:line="240" w:lineRule="auto"/>
+              <w:spacing w:before="30" w:after="30" w:line="220" w:lineRule="auto"/>
             </w:pPr>
             <w:r>
               <w:rPr>
                 <w:rFonts w:ascii="Arial" w:hAnsi="Arial" w:cs="Arial"/>
                 <w:b/>
-                <w:sz w:val="20"/>
-                <w:szCs w:val="20"/>
+                <w:sz w:val="18"/>
+                <w:szCs w:val="18"/>
               </w:rPr>
               <w:t>Prioridade</w:t>
             </w:r>
@@ -11950,7 +15721,6 @@
         </w:tc>
         <w:tc>
           <w:tcPr>
-            <w:tcW w:w="0" w:type="auto"/>
             <w:tcBorders>
               <w:bottom w:val="single" w:sz="8" w:space="0" w:color="000000"/>
             </w:tcBorders>
@@ -11958,22 +15728,21 @@
           </w:tcPr>
           <w:p>
             <w:pPr>
-              <w:spacing w:before="40" w:after="40" w:line="240" w:lineRule="auto"/>
+              <w:spacing w:before="30" w:after="30" w:line="220" w:lineRule="auto"/>
             </w:pPr>
             <w:r>
               <w:rPr>
                 <w:rFonts w:ascii="Arial" w:hAnsi="Arial" w:cs="Arial"/>
                 <w:b/>
-                <w:sz w:val="20"/>
-                <w:szCs w:val="20"/>
-              </w:rPr>
-              <w:t>Story Points</w:t>
-            </w:r>
-          </w:p>
-        </w:tc>
-        <w:tc>
-          <w:tcPr>
-            <w:tcW w:w="0" w:type="auto"/>
+                <w:sz w:val="18"/>
+                <w:szCs w:val="18"/>
+              </w:rPr>
+              <w:t>Pts</w:t>
+            </w:r>
+          </w:p>
+        </w:tc>
+        <w:tc>
+          <w:tcPr>
             <w:tcBorders>
               <w:bottom w:val="single" w:sz="8" w:space="0" w:color="000000"/>
             </w:tcBorders>
@@ -11981,964 +15750,1766 @@
           </w:tcPr>
           <w:p>
             <w:pPr>
-              <w:spacing w:before="40" w:after="40" w:line="240" w:lineRule="auto"/>
+              <w:spacing w:before="30" w:after="30" w:line="220" w:lineRule="auto"/>
             </w:pPr>
             <w:r>
               <w:rPr>
                 <w:rFonts w:ascii="Arial" w:hAnsi="Arial" w:cs="Arial"/>
                 <w:b/>
-                <w:sz w:val="20"/>
-                <w:szCs w:val="20"/>
-              </w:rPr>
-              <w:t>Sprint Alocada</w:t>
+                <w:sz w:val="18"/>
+                <w:szCs w:val="18"/>
+              </w:rPr>
+              <w:t>Sprint</w:t>
+            </w:r>
+          </w:p>
+        </w:tc>
+        <w:tc>
+          <w:tcPr>
+            <w:tcBorders>
+              <w:bottom w:val="single" w:sz="8" w:space="0" w:color="000000"/>
+            </w:tcBorders>
+            <w:shd w:val="clear" w:color="auto" w:fill="EDEDED"/>
+          </w:tcPr>
+          <w:p>
+            <w:pPr>
+              <w:spacing w:before="30" w:after="30" w:line="220" w:lineRule="auto"/>
+            </w:pPr>
+            <w:r>
+              <w:rPr>
+                <w:rFonts w:ascii="Arial" w:hAnsi="Arial" w:cs="Arial"/>
+                <w:b/>
+                <w:sz w:val="18"/>
+                <w:szCs w:val="18"/>
+              </w:rPr>
+              <w:t>Critérios de Aceitação Principais</w:t>
             </w:r>
           </w:p>
         </w:tc>
       </w:tr>
       <w:tr>
         <w:tc>
-          <w:tcPr>
-            <w:tcW w:w="0" w:type="auto"/>
-          </w:tcPr>
-          <w:p>
-            <w:pPr>
-              <w:spacing w:before="40" w:after="40" w:line="240" w:lineRule="auto"/>
-              <w:jc w:val="both"/>
-            </w:pPr>
-            <w:r>
-              <w:rPr>
-                <w:rFonts w:ascii="Arial" w:hAnsi="Arial" w:cs="Arial"/>
-                <w:sz w:val="20"/>
-                <w:szCs w:val="20"/>
+          <w:p>
+            <w:pPr>
+              <w:spacing w:before="25" w:after="25" w:line="220" w:lineRule="auto"/>
+            </w:pPr>
+            <w:r>
+              <w:rPr>
+                <w:b/>
+                <w:rFonts w:ascii="Arial" w:hAnsi="Arial" w:cs="Arial"/>
+                <w:sz w:val="18"/>
+                <w:szCs w:val="18"/>
               </w:rPr>
               <w:t>US01</w:t>
             </w:r>
           </w:p>
         </w:tc>
         <w:tc>
-          <w:tcPr>
-            <w:tcW w:w="0" w:type="auto"/>
-          </w:tcPr>
-          <w:p>
-            <w:pPr>
-              <w:spacing w:before="40" w:after="40" w:line="240" w:lineRule="auto"/>
-              <w:jc w:val="both"/>
-            </w:pPr>
-            <w:r>
-              <w:rPr>
-                <w:rFonts w:ascii="Arial" w:hAnsi="Arial" w:cs="Arial"/>
-                <w:sz w:val="20"/>
-                <w:szCs w:val="20"/>
+          <w:p>
+            <w:pPr>
+              <w:spacing w:before="25" w:after="25" w:line="220" w:lineRule="auto"/>
+            </w:pPr>
+            <w:r>
+              <w:rPr>
+                <w:rFonts w:ascii="Arial" w:hAnsi="Arial" w:cs="Arial"/>
+                <w:sz w:val="18"/>
+                <w:szCs w:val="18"/>
               </w:rPr>
               <w:t>Banco de Dados</w:t>
             </w:r>
           </w:p>
         </w:tc>
         <w:tc>
-          <w:tcPr>
-            <w:tcW w:w="0" w:type="auto"/>
-          </w:tcPr>
-          <w:p>
-            <w:pPr>
-              <w:spacing w:before="40" w:after="40" w:line="240" w:lineRule="auto"/>
-              <w:jc w:val="both"/>
-            </w:pPr>
-            <w:r>
-              <w:rPr>
-                <w:rFonts w:ascii="Arial" w:hAnsi="Arial" w:cs="Arial"/>
-                <w:sz w:val="20"/>
-                <w:szCs w:val="20"/>
-              </w:rPr>
-              <w:t>Modelar e implementar o banco VESTINDOSONHOSDB no MySQL 8.0 com 14 tabelas normalizadas, View, Stored Procedures e Trigger de estoque.</w:t>
-            </w:r>
-          </w:p>
-        </w:tc>
-        <w:tc>
-          <w:tcPr>
-            <w:tcW w:w="0" w:type="auto"/>
-          </w:tcPr>
-          <w:p>
-            <w:pPr>
-              <w:spacing w:before="40" w:after="40" w:line="240" w:lineRule="auto"/>
-              <w:jc w:val="both"/>
-            </w:pPr>
-            <w:r>
-              <w:rPr>
-                <w:rFonts w:ascii="Arial" w:hAnsi="Arial" w:cs="Arial"/>
-                <w:sz w:val="20"/>
-                <w:szCs w:val="20"/>
-              </w:rPr>
-              <w:t>Alta</w:t>
-            </w:r>
-          </w:p>
-        </w:tc>
-        <w:tc>
-          <w:tcPr>
-            <w:tcW w:w="0" w:type="auto"/>
-          </w:tcPr>
-          <w:p>
-            <w:pPr>
-              <w:spacing w:before="40" w:after="40" w:line="240" w:lineRule="auto"/>
-              <w:jc w:val="both"/>
-            </w:pPr>
-            <w:r>
-              <w:rPr>
-                <w:rFonts w:ascii="Arial" w:hAnsi="Arial" w:cs="Arial"/>
-                <w:sz w:val="20"/>
-                <w:szCs w:val="20"/>
+          <w:p>
+            <w:pPr>
+              <w:spacing w:before="25" w:after="25" w:line="220" w:lineRule="auto"/>
+            </w:pPr>
+            <w:r>
+              <w:rPr>
+                <w:rFonts w:ascii="Arial" w:hAnsi="Arial" w:cs="Arial"/>
+                <w:sz w:val="18"/>
+                <w:szCs w:val="18"/>
+              </w:rPr>
+              <w:t>Como Arquiteto de Dados, quero modelar e implementar o banco VESTINDOSONHOSDB no MySQL 8.0 (3FN) com Views, Stored Procedures e Trigger.</w:t>
+            </w:r>
+          </w:p>
+        </w:tc>
+        <w:tc>
+          <w:p>
+            <w:pPr>
+              <w:spacing w:before="25" w:after="25" w:line="220" w:lineRule="auto"/>
+            </w:pPr>
+            <w:r>
+              <w:rPr>
+                <w:rFonts w:ascii="Arial" w:hAnsi="Arial" w:cs="Arial"/>
+                <w:sz w:val="18"/>
+                <w:szCs w:val="18"/>
+              </w:rPr>
+              <w:t>Must Have</w:t>
+            </w:r>
+          </w:p>
+        </w:tc>
+        <w:tc>
+          <w:p>
+            <w:pPr>
+              <w:spacing w:before="25" w:after="25" w:line="220" w:lineRule="auto"/>
+            </w:pPr>
+            <w:r>
+              <w:rPr>
+                <w:rFonts w:ascii="Arial" w:hAnsi="Arial" w:cs="Arial"/>
+                <w:sz w:val="18"/>
+                <w:szCs w:val="18"/>
               </w:rPr>
               <w:t>8</w:t>
             </w:r>
           </w:p>
         </w:tc>
         <w:tc>
-          <w:tcPr>
-            <w:tcW w:w="0" w:type="auto"/>
-          </w:tcPr>
-          <w:p>
-            <w:pPr>
-              <w:spacing w:before="40" w:after="40" w:line="240" w:lineRule="auto"/>
-              <w:jc w:val="both"/>
-            </w:pPr>
-            <w:r>
-              <w:rPr>
-                <w:rFonts w:ascii="Arial" w:hAnsi="Arial" w:cs="Arial"/>
-                <w:sz w:val="20"/>
-                <w:szCs w:val="20"/>
+          <w:p>
+            <w:pPr>
+              <w:spacing w:before="25" w:after="25" w:line="220" w:lineRule="auto"/>
+            </w:pPr>
+            <w:r>
+              <w:rPr>
+                <w:rFonts w:ascii="Arial" w:hAnsi="Arial" w:cs="Arial"/>
+                <w:sz w:val="18"/>
+                <w:szCs w:val="18"/>
               </w:rPr>
               <w:t>Sprint 1</w:t>
+            </w:r>
+          </w:p>
+        </w:tc>
+        <w:tc>
+          <w:p>
+            <w:pPr>
+              <w:spacing w:before="25" w:after="25" w:line="220" w:lineRule="auto"/>
+            </w:pPr>
+            <w:r>
+              <w:rPr>
+                <w:rFonts w:ascii="Arial" w:hAnsi="Arial" w:cs="Arial"/>
+                <w:sz w:val="18"/>
+                <w:szCs w:val="18"/>
+              </w:rPr>
+              <w:t>14 tabelas InnoDB criadas, chaves estrangeiras ativas e trigger de estoque validado.</w:t>
             </w:r>
           </w:p>
         </w:tc>
       </w:tr>
       <w:tr>
         <w:tc>
-          <w:tcPr>
-            <w:tcW w:w="0" w:type="auto"/>
-          </w:tcPr>
-          <w:p>
-            <w:pPr>
-              <w:spacing w:before="40" w:after="40" w:line="240" w:lineRule="auto"/>
-              <w:jc w:val="both"/>
-            </w:pPr>
-            <w:r>
-              <w:rPr>
-                <w:rFonts w:ascii="Arial" w:hAnsi="Arial" w:cs="Arial"/>
-                <w:sz w:val="20"/>
-                <w:szCs w:val="20"/>
+          <w:p>
+            <w:pPr>
+              <w:spacing w:before="25" w:after="25" w:line="220" w:lineRule="auto"/>
+            </w:pPr>
+            <w:r>
+              <w:rPr>
+                <w:b/>
+                <w:rFonts w:ascii="Arial" w:hAnsi="Arial" w:cs="Arial"/>
+                <w:sz w:val="18"/>
+                <w:szCs w:val="18"/>
               </w:rPr>
               <w:t>US02</w:t>
             </w:r>
           </w:p>
         </w:tc>
         <w:tc>
-          <w:tcPr>
-            <w:tcW w:w="0" w:type="auto"/>
-          </w:tcPr>
-          <w:p>
-            <w:pPr>
-              <w:spacing w:before="40" w:after="40" w:line="240" w:lineRule="auto"/>
-              <w:jc w:val="both"/>
-            </w:pPr>
-            <w:r>
-              <w:rPr>
-                <w:rFonts w:ascii="Arial" w:hAnsi="Arial" w:cs="Arial"/>
-                <w:sz w:val="20"/>
-                <w:szCs w:val="20"/>
-              </w:rPr>
-              <w:t>Autenticação &amp; Segurança</w:t>
-            </w:r>
-          </w:p>
-        </w:tc>
-        <w:tc>
-          <w:tcPr>
-            <w:tcW w:w="0" w:type="auto"/>
-          </w:tcPr>
-          <w:p>
-            <w:pPr>
-              <w:spacing w:before="40" w:after="40" w:line="240" w:lineRule="auto"/>
-              <w:jc w:val="both"/>
-            </w:pPr>
-            <w:r>
-              <w:rPr>
-                <w:rFonts w:ascii="Arial" w:hAnsi="Arial" w:cs="Arial"/>
-                <w:sz w:val="20"/>
-                <w:szCs w:val="20"/>
-              </w:rPr>
-              <w:t>Implementar login híbrido (Cookie Web + JWT API), criptografia PBKDF2, perfis Admin/Colaborador e fluxo obrigatório de troca de senha inicial.</w:t>
-            </w:r>
-          </w:p>
-        </w:tc>
-        <w:tc>
-          <w:tcPr>
-            <w:tcW w:w="0" w:type="auto"/>
-          </w:tcPr>
-          <w:p>
-            <w:pPr>
-              <w:spacing w:before="40" w:after="40" w:line="240" w:lineRule="auto"/>
-              <w:jc w:val="both"/>
-            </w:pPr>
-            <w:r>
-              <w:rPr>
-                <w:rFonts w:ascii="Arial" w:hAnsi="Arial" w:cs="Arial"/>
-                <w:sz w:val="20"/>
-                <w:szCs w:val="20"/>
-              </w:rPr>
-              <w:t>Alta</w:t>
-            </w:r>
-          </w:p>
-        </w:tc>
-        <w:tc>
-          <w:tcPr>
-            <w:tcW w:w="0" w:type="auto"/>
-          </w:tcPr>
-          <w:p>
-            <w:pPr>
-              <w:spacing w:before="40" w:after="40" w:line="240" w:lineRule="auto"/>
-              <w:jc w:val="both"/>
-            </w:pPr>
-            <w:r>
-              <w:rPr>
-                <w:rFonts w:ascii="Arial" w:hAnsi="Arial" w:cs="Arial"/>
-                <w:sz w:val="20"/>
-                <w:szCs w:val="20"/>
+          <w:p>
+            <w:pPr>
+              <w:spacing w:before="25" w:after="25" w:line="220" w:lineRule="auto"/>
+            </w:pPr>
+            <w:r>
+              <w:rPr>
+                <w:rFonts w:ascii="Arial" w:hAnsi="Arial" w:cs="Arial"/>
+                <w:sz w:val="18"/>
+                <w:szCs w:val="18"/>
+              </w:rPr>
+              <w:t>Segurança &amp; Auth</w:t>
+            </w:r>
+          </w:p>
+        </w:tc>
+        <w:tc>
+          <w:p>
+            <w:pPr>
+              <w:spacing w:before="25" w:after="25" w:line="220" w:lineRule="auto"/>
+            </w:pPr>
+            <w:r>
+              <w:rPr>
+                <w:rFonts w:ascii="Arial" w:hAnsi="Arial" w:cs="Arial"/>
+                <w:sz w:val="18"/>
+                <w:szCs w:val="18"/>
+              </w:rPr>
+              <w:t>Como Administrador, quero autenticação híbrida (Cookie Web + JWT API) com hash PBKDF2 e troca obrigatória de senha inicial.</w:t>
+            </w:r>
+          </w:p>
+        </w:tc>
+        <w:tc>
+          <w:p>
+            <w:pPr>
+              <w:spacing w:before="25" w:after="25" w:line="220" w:lineRule="auto"/>
+            </w:pPr>
+            <w:r>
+              <w:rPr>
+                <w:rFonts w:ascii="Arial" w:hAnsi="Arial" w:cs="Arial"/>
+                <w:sz w:val="18"/>
+                <w:szCs w:val="18"/>
+              </w:rPr>
+              <w:t>Must Have</w:t>
+            </w:r>
+          </w:p>
+        </w:tc>
+        <w:tc>
+          <w:p>
+            <w:pPr>
+              <w:spacing w:before="25" w:after="25" w:line="220" w:lineRule="auto"/>
+            </w:pPr>
+            <w:r>
+              <w:rPr>
+                <w:rFonts w:ascii="Arial" w:hAnsi="Arial" w:cs="Arial"/>
+                <w:sz w:val="18"/>
+                <w:szCs w:val="18"/>
               </w:rPr>
               <w:t>8</w:t>
             </w:r>
           </w:p>
         </w:tc>
         <w:tc>
-          <w:tcPr>
-            <w:tcW w:w="0" w:type="auto"/>
-          </w:tcPr>
-          <w:p>
-            <w:pPr>
-              <w:spacing w:before="40" w:after="40" w:line="240" w:lineRule="auto"/>
-              <w:jc w:val="both"/>
-            </w:pPr>
-            <w:r>
-              <w:rPr>
-                <w:rFonts w:ascii="Arial" w:hAnsi="Arial" w:cs="Arial"/>
-                <w:sz w:val="20"/>
-                <w:szCs w:val="20"/>
+          <w:p>
+            <w:pPr>
+              <w:spacing w:before="25" w:after="25" w:line="220" w:lineRule="auto"/>
+            </w:pPr>
+            <w:r>
+              <w:rPr>
+                <w:rFonts w:ascii="Arial" w:hAnsi="Arial" w:cs="Arial"/>
+                <w:sz w:val="18"/>
+                <w:szCs w:val="18"/>
               </w:rPr>
               <w:t>Sprint 1</w:t>
+            </w:r>
+          </w:p>
+        </w:tc>
+        <w:tc>
+          <w:p>
+            <w:pPr>
+              <w:spacing w:before="25" w:after="25" w:line="220" w:lineRule="auto"/>
+            </w:pPr>
+            <w:r>
+              <w:rPr>
+                <w:rFonts w:ascii="Arial" w:hAnsi="Arial" w:cs="Arial"/>
+                <w:sz w:val="18"/>
+                <w:szCs w:val="18"/>
+              </w:rPr>
+              <w:t>Senhas com PBKDF2, redirecionamento de 1º acesso e separação Admin/Colaborador.</w:t>
             </w:r>
           </w:p>
         </w:tc>
       </w:tr>
       <w:tr>
         <w:tc>
-          <w:tcPr>
-            <w:tcW w:w="0" w:type="auto"/>
-          </w:tcPr>
-          <w:p>
-            <w:pPr>
-              <w:spacing w:before="40" w:after="40" w:line="240" w:lineRule="auto"/>
-              <w:jc w:val="both"/>
-            </w:pPr>
-            <w:r>
-              <w:rPr>
-                <w:rFonts w:ascii="Arial" w:hAnsi="Arial" w:cs="Arial"/>
-                <w:sz w:val="20"/>
-                <w:szCs w:val="20"/>
+          <w:p>
+            <w:pPr>
+              <w:spacing w:before="25" w:after="25" w:line="220" w:lineRule="auto"/>
+            </w:pPr>
+            <w:r>
+              <w:rPr>
+                <w:b/>
+                <w:rFonts w:ascii="Arial" w:hAnsi="Arial" w:cs="Arial"/>
+                <w:sz w:val="18"/>
+                <w:szCs w:val="18"/>
               </w:rPr>
               <w:t>US03</w:t>
             </w:r>
           </w:p>
         </w:tc>
         <w:tc>
-          <w:tcPr>
-            <w:tcW w:w="0" w:type="auto"/>
-          </w:tcPr>
-          <w:p>
-            <w:pPr>
-              <w:spacing w:before="40" w:after="40" w:line="240" w:lineRule="auto"/>
-              <w:jc w:val="both"/>
-            </w:pPr>
-            <w:r>
-              <w:rPr>
-                <w:rFonts w:ascii="Arial" w:hAnsi="Arial" w:cs="Arial"/>
-                <w:sz w:val="20"/>
-                <w:szCs w:val="20"/>
-              </w:rPr>
-              <w:t>Módulo Beneficiários Web</w:t>
-            </w:r>
-          </w:p>
-        </w:tc>
-        <w:tc>
-          <w:tcPr>
-            <w:tcW w:w="0" w:type="auto"/>
-          </w:tcPr>
-          <w:p>
-            <w:pPr>
-              <w:spacing w:before="40" w:after="40" w:line="240" w:lineRule="auto"/>
-              <w:jc w:val="both"/>
-            </w:pPr>
-            <w:r>
-              <w:rPr>
-                <w:rFonts w:ascii="Arial" w:hAnsi="Arial" w:cs="Arial"/>
-                <w:sz w:val="20"/>
-                <w:szCs w:val="20"/>
-              </w:rPr>
-              <w:t>Desenvolver o CRUD Web de Beneficiários e o gerenciamento integrado de Dependentes (com idade, sexo, parentesco e observação).</w:t>
-            </w:r>
-          </w:p>
-        </w:tc>
-        <w:tc>
-          <w:tcPr>
-            <w:tcW w:w="0" w:type="auto"/>
-          </w:tcPr>
-          <w:p>
-            <w:pPr>
-              <w:spacing w:before="40" w:after="40" w:line="240" w:lineRule="auto"/>
-              <w:jc w:val="both"/>
-            </w:pPr>
-            <w:r>
-              <w:rPr>
-                <w:rFonts w:ascii="Arial" w:hAnsi="Arial" w:cs="Arial"/>
-                <w:sz w:val="20"/>
-                <w:szCs w:val="20"/>
-              </w:rPr>
-              <w:t>Alta</w:t>
-            </w:r>
-          </w:p>
-        </w:tc>
-        <w:tc>
-          <w:tcPr>
-            <w:tcW w:w="0" w:type="auto"/>
-          </w:tcPr>
-          <w:p>
-            <w:pPr>
-              <w:spacing w:before="40" w:after="40" w:line="240" w:lineRule="auto"/>
-              <w:jc w:val="both"/>
-            </w:pPr>
-            <w:r>
-              <w:rPr>
-                <w:rFonts w:ascii="Arial" w:hAnsi="Arial" w:cs="Arial"/>
-                <w:sz w:val="20"/>
-                <w:szCs w:val="20"/>
-              </w:rPr>
-              <w:t>8</w:t>
-            </w:r>
-          </w:p>
-        </w:tc>
-        <w:tc>
-          <w:tcPr>
-            <w:tcW w:w="0" w:type="auto"/>
-          </w:tcPr>
-          <w:p>
-            <w:pPr>
-              <w:spacing w:before="40" w:after="40" w:line="240" w:lineRule="auto"/>
-              <w:jc w:val="both"/>
-            </w:pPr>
-            <w:r>
-              <w:rPr>
-                <w:rFonts w:ascii="Arial" w:hAnsi="Arial" w:cs="Arial"/>
-                <w:sz w:val="20"/>
-                <w:szCs w:val="20"/>
-              </w:rPr>
-              <w:t>Sprint 2</w:t>
+          <w:p>
+            <w:pPr>
+              <w:spacing w:before="25" w:after="25" w:line="220" w:lineRule="auto"/>
+            </w:pPr>
+            <w:r>
+              <w:rPr>
+                <w:rFonts w:ascii="Arial" w:hAnsi="Arial" w:cs="Arial"/>
+                <w:sz w:val="18"/>
+                <w:szCs w:val="18"/>
+              </w:rPr>
+              <w:t>Gestão de Acesso</w:t>
+            </w:r>
+          </w:p>
+        </w:tc>
+        <w:tc>
+          <w:p>
+            <w:pPr>
+              <w:spacing w:before="25" w:after="25" w:line="220" w:lineRule="auto"/>
+            </w:pPr>
+            <w:r>
+              <w:rPr>
+                <w:rFonts w:ascii="Arial" w:hAnsi="Arial" w:cs="Arial"/>
+                <w:sz w:val="18"/>
+                <w:szCs w:val="18"/>
+              </w:rPr>
+              <w:t>Como Administrador, quero cadastrar, editar e excluir contas de usuários (Administradores e Colaboradores).</w:t>
+            </w:r>
+          </w:p>
+        </w:tc>
+        <w:tc>
+          <w:p>
+            <w:pPr>
+              <w:spacing w:before="25" w:after="25" w:line="220" w:lineRule="auto"/>
+            </w:pPr>
+            <w:r>
+              <w:rPr>
+                <w:rFonts w:ascii="Arial" w:hAnsi="Arial" w:cs="Arial"/>
+                <w:sz w:val="18"/>
+                <w:szCs w:val="18"/>
+              </w:rPr>
+              <w:t>Must Have</w:t>
+            </w:r>
+          </w:p>
+        </w:tc>
+        <w:tc>
+          <w:p>
+            <w:pPr>
+              <w:spacing w:before="25" w:after="25" w:line="220" w:lineRule="auto"/>
+            </w:pPr>
+            <w:r>
+              <w:rPr>
+                <w:rFonts w:ascii="Arial" w:hAnsi="Arial" w:cs="Arial"/>
+                <w:sz w:val="18"/>
+                <w:szCs w:val="18"/>
+              </w:rPr>
+              <w:t>5</w:t>
+            </w:r>
+          </w:p>
+        </w:tc>
+        <w:tc>
+          <w:p>
+            <w:pPr>
+              <w:spacing w:before="25" w:after="25" w:line="220" w:lineRule="auto"/>
+            </w:pPr>
+            <w:r>
+              <w:rPr>
+                <w:rFonts w:ascii="Arial" w:hAnsi="Arial" w:cs="Arial"/>
+                <w:sz w:val="18"/>
+                <w:szCs w:val="18"/>
+              </w:rPr>
+              <w:t>Sprint 1</w:t>
+            </w:r>
+          </w:p>
+        </w:tc>
+        <w:tc>
+          <w:p>
+            <w:pPr>
+              <w:spacing w:before="25" w:after="25" w:line="220" w:lineRule="auto"/>
+            </w:pPr>
+            <w:r>
+              <w:rPr>
+                <w:rFonts w:ascii="Arial" w:hAnsi="Arial" w:cs="Arial"/>
+                <w:sz w:val="18"/>
+                <w:szCs w:val="18"/>
+              </w:rPr>
+              <w:t>CRUD de usuários funcional na Web e na API (/api/usuarios) restrito ao Admin.</w:t>
             </w:r>
           </w:p>
         </w:tc>
       </w:tr>
       <w:tr>
         <w:tc>
-          <w:tcPr>
-            <w:tcW w:w="0" w:type="auto"/>
-          </w:tcPr>
-          <w:p>
-            <w:pPr>
-              <w:spacing w:before="40" w:after="40" w:line="240" w:lineRule="auto"/>
-              <w:jc w:val="both"/>
-            </w:pPr>
-            <w:r>
-              <w:rPr>
-                <w:rFonts w:ascii="Arial" w:hAnsi="Arial" w:cs="Arial"/>
-                <w:sz w:val="20"/>
-                <w:szCs w:val="20"/>
+          <w:p>
+            <w:pPr>
+              <w:spacing w:before="25" w:after="25" w:line="220" w:lineRule="auto"/>
+            </w:pPr>
+            <w:r>
+              <w:rPr>
+                <w:b/>
+                <w:rFonts w:ascii="Arial" w:hAnsi="Arial" w:cs="Arial"/>
+                <w:sz w:val="18"/>
+                <w:szCs w:val="18"/>
               </w:rPr>
               <w:t>US04</w:t>
             </w:r>
           </w:p>
         </w:tc>
         <w:tc>
-          <w:tcPr>
-            <w:tcW w:w="0" w:type="auto"/>
-          </w:tcPr>
-          <w:p>
-            <w:pPr>
-              <w:spacing w:before="40" w:after="40" w:line="240" w:lineRule="auto"/>
-              <w:jc w:val="both"/>
-            </w:pPr>
-            <w:r>
-              <w:rPr>
-                <w:rFonts w:ascii="Arial" w:hAnsi="Arial" w:cs="Arial"/>
-                <w:sz w:val="20"/>
-                <w:szCs w:val="20"/>
-              </w:rPr>
-              <w:t xml:space="preserve">Módulo Inventário &amp; </w:t>
-            </w:r>
-            <w:r>
-              <w:rPr>
-                <w:rFonts w:ascii="Arial" w:hAnsi="Arial" w:cs="Arial"/>
-                <w:sz w:val="20"/>
-                <w:szCs w:val="20"/>
-              </w:rPr>
-              <w:lastRenderedPageBreak/>
-              <w:t>Produtos</w:t>
-            </w:r>
-          </w:p>
-        </w:tc>
-        <w:tc>
-          <w:tcPr>
-            <w:tcW w:w="0" w:type="auto"/>
-          </w:tcPr>
-          <w:p>
-            <w:pPr>
-              <w:spacing w:before="40" w:after="40" w:line="240" w:lineRule="auto"/>
-              <w:jc w:val="both"/>
-            </w:pPr>
-            <w:r>
-              <w:rPr>
-                <w:rFonts w:ascii="Arial" w:hAnsi="Arial" w:cs="Arial"/>
-                <w:sz w:val="20"/>
-                <w:szCs w:val="20"/>
-              </w:rPr>
-              <w:lastRenderedPageBreak/>
-              <w:t xml:space="preserve">Desenvolver o controle Web de Inventário, catálogo de Produtos, Tipos </w:t>
-            </w:r>
-            <w:r>
-              <w:rPr>
-                <w:rFonts w:ascii="Arial" w:hAnsi="Arial" w:cs="Arial"/>
-                <w:sz w:val="20"/>
-                <w:szCs w:val="20"/>
-              </w:rPr>
-              <w:lastRenderedPageBreak/>
-              <w:t>de Ativo, baixa de estoque e exportação de relatórios CSV/Excel.</w:t>
-            </w:r>
-          </w:p>
-        </w:tc>
-        <w:tc>
-          <w:tcPr>
-            <w:tcW w:w="0" w:type="auto"/>
-          </w:tcPr>
-          <w:p>
-            <w:pPr>
-              <w:spacing w:before="40" w:after="40" w:line="240" w:lineRule="auto"/>
-              <w:jc w:val="both"/>
-            </w:pPr>
-            <w:r>
-              <w:rPr>
-                <w:rFonts w:ascii="Arial" w:hAnsi="Arial" w:cs="Arial"/>
-                <w:sz w:val="20"/>
-                <w:szCs w:val="20"/>
-              </w:rPr>
-              <w:lastRenderedPageBreak/>
-              <w:t>Alta</w:t>
-            </w:r>
-          </w:p>
-        </w:tc>
-        <w:tc>
-          <w:tcPr>
-            <w:tcW w:w="0" w:type="auto"/>
-          </w:tcPr>
-          <w:p>
-            <w:pPr>
-              <w:spacing w:before="40" w:after="40" w:line="240" w:lineRule="auto"/>
-              <w:jc w:val="both"/>
-            </w:pPr>
-            <w:r>
-              <w:rPr>
-                <w:rFonts w:ascii="Arial" w:hAnsi="Arial" w:cs="Arial"/>
-                <w:sz w:val="20"/>
-                <w:szCs w:val="20"/>
+          <w:p>
+            <w:pPr>
+              <w:spacing w:before="25" w:after="25" w:line="220" w:lineRule="auto"/>
+            </w:pPr>
+            <w:r>
+              <w:rPr>
+                <w:rFonts w:ascii="Arial" w:hAnsi="Arial" w:cs="Arial"/>
+                <w:sz w:val="18"/>
+                <w:szCs w:val="18"/>
+              </w:rPr>
+              <w:t>Beneficiários</w:t>
+            </w:r>
+          </w:p>
+        </w:tc>
+        <w:tc>
+          <w:p>
+            <w:pPr>
+              <w:spacing w:before="25" w:after="25" w:line="220" w:lineRule="auto"/>
+            </w:pPr>
+            <w:r>
+              <w:rPr>
+                <w:rFonts w:ascii="Arial" w:hAnsi="Arial" w:cs="Arial"/>
+                <w:sz w:val="18"/>
+                <w:szCs w:val="18"/>
+              </w:rPr>
+              <w:t>Como Colaborador, quero cadastrar e pesquisar beneficiários e seus dependentes (com idade, sexo, parentesco e observações).</w:t>
+            </w:r>
+          </w:p>
+        </w:tc>
+        <w:tc>
+          <w:p>
+            <w:pPr>
+              <w:spacing w:before="25" w:after="25" w:line="220" w:lineRule="auto"/>
+            </w:pPr>
+            <w:r>
+              <w:rPr>
+                <w:rFonts w:ascii="Arial" w:hAnsi="Arial" w:cs="Arial"/>
+                <w:sz w:val="18"/>
+                <w:szCs w:val="18"/>
+              </w:rPr>
+              <w:t>Must Have</w:t>
+            </w:r>
+          </w:p>
+        </w:tc>
+        <w:tc>
+          <w:p>
+            <w:pPr>
+              <w:spacing w:before="25" w:after="25" w:line="220" w:lineRule="auto"/>
+            </w:pPr>
+            <w:r>
+              <w:rPr>
+                <w:rFonts w:ascii="Arial" w:hAnsi="Arial" w:cs="Arial"/>
+                <w:sz w:val="18"/>
+                <w:szCs w:val="18"/>
               </w:rPr>
               <w:t>8</w:t>
             </w:r>
           </w:p>
         </w:tc>
         <w:tc>
-          <w:tcPr>
-            <w:tcW w:w="0" w:type="auto"/>
-          </w:tcPr>
-          <w:p>
-            <w:pPr>
-              <w:spacing w:before="40" w:after="40" w:line="240" w:lineRule="auto"/>
-              <w:jc w:val="both"/>
-            </w:pPr>
-            <w:r>
-              <w:rPr>
-                <w:rFonts w:ascii="Arial" w:hAnsi="Arial" w:cs="Arial"/>
-                <w:sz w:val="20"/>
-                <w:szCs w:val="20"/>
+          <w:p>
+            <w:pPr>
+              <w:spacing w:before="25" w:after="25" w:line="220" w:lineRule="auto"/>
+            </w:pPr>
+            <w:r>
+              <w:rPr>
+                <w:rFonts w:ascii="Arial" w:hAnsi="Arial" w:cs="Arial"/>
+                <w:sz w:val="18"/>
+                <w:szCs w:val="18"/>
               </w:rPr>
               <w:t>Sprint 2</w:t>
+            </w:r>
+          </w:p>
+        </w:tc>
+        <w:tc>
+          <w:p>
+            <w:pPr>
+              <w:spacing w:before="25" w:after="25" w:line="220" w:lineRule="auto"/>
+            </w:pPr>
+            <w:r>
+              <w:rPr>
+                <w:rFonts w:ascii="Arial" w:hAnsi="Arial" w:cs="Arial"/>
+                <w:sz w:val="18"/>
+                <w:szCs w:val="18"/>
+              </w:rPr>
+              <w:t>Cadastro integrado de dependentes, busca rápida e exclusão segura em cascata.</w:t>
             </w:r>
           </w:p>
         </w:tc>
       </w:tr>
       <w:tr>
         <w:tc>
-          <w:tcPr>
-            <w:tcW w:w="0" w:type="auto"/>
-          </w:tcPr>
-          <w:p>
-            <w:pPr>
-              <w:spacing w:before="40" w:after="40" w:line="240" w:lineRule="auto"/>
-              <w:jc w:val="both"/>
-            </w:pPr>
-            <w:r>
-              <w:rPr>
-                <w:rFonts w:ascii="Arial" w:hAnsi="Arial" w:cs="Arial"/>
-                <w:sz w:val="20"/>
-                <w:szCs w:val="20"/>
+          <w:p>
+            <w:pPr>
+              <w:spacing w:before="25" w:after="25" w:line="220" w:lineRule="auto"/>
+            </w:pPr>
+            <w:r>
+              <w:rPr>
+                <w:b/>
+                <w:rFonts w:ascii="Arial" w:hAnsi="Arial" w:cs="Arial"/>
+                <w:sz w:val="18"/>
+                <w:szCs w:val="18"/>
               </w:rPr>
               <w:t>US05</w:t>
             </w:r>
           </w:p>
         </w:tc>
         <w:tc>
-          <w:tcPr>
-            <w:tcW w:w="0" w:type="auto"/>
-          </w:tcPr>
-          <w:p>
-            <w:pPr>
-              <w:spacing w:before="40" w:after="40" w:line="240" w:lineRule="auto"/>
-              <w:jc w:val="both"/>
-            </w:pPr>
-            <w:r>
-              <w:rPr>
-                <w:rFonts w:ascii="Arial" w:hAnsi="Arial" w:cs="Arial"/>
-                <w:sz w:val="20"/>
-                <w:szCs w:val="20"/>
-              </w:rPr>
-              <w:t>Módulos Financeiro &amp; Eventos</w:t>
-            </w:r>
-          </w:p>
-        </w:tc>
-        <w:tc>
-          <w:tcPr>
-            <w:tcW w:w="0" w:type="auto"/>
-          </w:tcPr>
-          <w:p>
-            <w:pPr>
-              <w:spacing w:before="40" w:after="40" w:line="240" w:lineRule="auto"/>
-              <w:jc w:val="both"/>
-            </w:pPr>
-            <w:r>
-              <w:rPr>
-                <w:rFonts w:ascii="Arial" w:hAnsi="Arial" w:cs="Arial"/>
-                <w:sz w:val="20"/>
-                <w:szCs w:val="20"/>
-              </w:rPr>
-              <w:t>Construir o módulo Financeiro (Carteiras, Categorias, Doações e Caixa) e o módulo de Eventos com atribuição de Voluntários.</w:t>
-            </w:r>
-          </w:p>
-        </w:tc>
-        <w:tc>
-          <w:tcPr>
-            <w:tcW w:w="0" w:type="auto"/>
-          </w:tcPr>
-          <w:p>
-            <w:pPr>
-              <w:spacing w:before="40" w:after="40" w:line="240" w:lineRule="auto"/>
-              <w:jc w:val="both"/>
-            </w:pPr>
-            <w:r>
-              <w:rPr>
-                <w:rFonts w:ascii="Arial" w:hAnsi="Arial" w:cs="Arial"/>
-                <w:sz w:val="20"/>
-                <w:szCs w:val="20"/>
-              </w:rPr>
-              <w:t>Média</w:t>
-            </w:r>
-          </w:p>
-        </w:tc>
-        <w:tc>
-          <w:tcPr>
-            <w:tcW w:w="0" w:type="auto"/>
-          </w:tcPr>
-          <w:p>
-            <w:pPr>
-              <w:spacing w:before="40" w:after="40" w:line="240" w:lineRule="auto"/>
-              <w:jc w:val="both"/>
-            </w:pPr>
-            <w:r>
-              <w:rPr>
-                <w:rFonts w:ascii="Arial" w:hAnsi="Arial" w:cs="Arial"/>
-                <w:sz w:val="20"/>
-                <w:szCs w:val="20"/>
+          <w:p>
+            <w:pPr>
+              <w:spacing w:before="25" w:after="25" w:line="220" w:lineRule="auto"/>
+            </w:pPr>
+            <w:r>
+              <w:rPr>
+                <w:rFonts w:ascii="Arial" w:hAnsi="Arial" w:cs="Arial"/>
+                <w:sz w:val="18"/>
+                <w:szCs w:val="18"/>
+              </w:rPr>
+              <w:t>Estoque &amp; Catálogo</w:t>
+            </w:r>
+          </w:p>
+        </w:tc>
+        <w:tc>
+          <w:p>
+            <w:pPr>
+              <w:spacing w:before="25" w:after="25" w:line="220" w:lineRule="auto"/>
+            </w:pPr>
+            <w:r>
+              <w:rPr>
+                <w:rFonts w:ascii="Arial" w:hAnsi="Arial" w:cs="Arial"/>
+                <w:sz w:val="18"/>
+                <w:szCs w:val="18"/>
+              </w:rPr>
+              <w:t>Como Colaborador, quero gerenciar categorias (TiposAtivo), cadastrar produtos e registrar entradas e baixas de estoque.</w:t>
+            </w:r>
+          </w:p>
+        </w:tc>
+        <w:tc>
+          <w:p>
+            <w:pPr>
+              <w:spacing w:before="25" w:after="25" w:line="220" w:lineRule="auto"/>
+            </w:pPr>
+            <w:r>
+              <w:rPr>
+                <w:rFonts w:ascii="Arial" w:hAnsi="Arial" w:cs="Arial"/>
+                <w:sz w:val="18"/>
+                <w:szCs w:val="18"/>
+              </w:rPr>
+              <w:t>Must Have</w:t>
+            </w:r>
+          </w:p>
+        </w:tc>
+        <w:tc>
+          <w:p>
+            <w:pPr>
+              <w:spacing w:before="25" w:after="25" w:line="220" w:lineRule="auto"/>
+            </w:pPr>
+            <w:r>
+              <w:rPr>
+                <w:rFonts w:ascii="Arial" w:hAnsi="Arial" w:cs="Arial"/>
+                <w:sz w:val="18"/>
+                <w:szCs w:val="18"/>
               </w:rPr>
               <w:t>8</w:t>
             </w:r>
           </w:p>
         </w:tc>
         <w:tc>
-          <w:tcPr>
-            <w:tcW w:w="0" w:type="auto"/>
-          </w:tcPr>
-          <w:p>
-            <w:pPr>
-              <w:spacing w:before="40" w:after="40" w:line="240" w:lineRule="auto"/>
-              <w:jc w:val="both"/>
-            </w:pPr>
-            <w:r>
-              <w:rPr>
-                <w:rFonts w:ascii="Arial" w:hAnsi="Arial" w:cs="Arial"/>
-                <w:sz w:val="20"/>
-                <w:szCs w:val="20"/>
+          <w:p>
+            <w:pPr>
+              <w:spacing w:before="25" w:after="25" w:line="220" w:lineRule="auto"/>
+            </w:pPr>
+            <w:r>
+              <w:rPr>
+                <w:rFonts w:ascii="Arial" w:hAnsi="Arial" w:cs="Arial"/>
+                <w:sz w:val="18"/>
+                <w:szCs w:val="18"/>
               </w:rPr>
               <w:t>Sprint 2</w:t>
+            </w:r>
+          </w:p>
+        </w:tc>
+        <w:tc>
+          <w:p>
+            <w:pPr>
+              <w:spacing w:before="25" w:after="25" w:line="220" w:lineRule="auto"/>
+            </w:pPr>
+            <w:r>
+              <w:rPr>
+                <w:rFonts w:ascii="Arial" w:hAnsi="Arial" w:cs="Arial"/>
+                <w:sz w:val="18"/>
+                <w:szCs w:val="18"/>
+              </w:rPr>
+              <w:t>Criação/renomeação de categorias, edição de produtos e bloqueio de saldo negativo.</w:t>
             </w:r>
           </w:p>
         </w:tc>
       </w:tr>
       <w:tr>
         <w:tc>
-          <w:tcPr>
-            <w:tcW w:w="0" w:type="auto"/>
-          </w:tcPr>
-          <w:p>
-            <w:pPr>
-              <w:spacing w:before="40" w:after="40" w:line="240" w:lineRule="auto"/>
-              <w:jc w:val="both"/>
-            </w:pPr>
-            <w:r>
-              <w:rPr>
-                <w:rFonts w:ascii="Arial" w:hAnsi="Arial" w:cs="Arial"/>
-                <w:sz w:val="20"/>
-                <w:szCs w:val="20"/>
+          <w:p>
+            <w:pPr>
+              <w:spacing w:before="25" w:after="25" w:line="220" w:lineRule="auto"/>
+            </w:pPr>
+            <w:r>
+              <w:rPr>
+                <w:b/>
+                <w:rFonts w:ascii="Arial" w:hAnsi="Arial" w:cs="Arial"/>
+                <w:sz w:val="18"/>
+                <w:szCs w:val="18"/>
               </w:rPr>
               <w:t>US06</w:t>
             </w:r>
           </w:p>
         </w:tc>
         <w:tc>
-          <w:tcPr>
-            <w:tcW w:w="0" w:type="auto"/>
-          </w:tcPr>
-          <w:p>
-            <w:pPr>
-              <w:spacing w:before="40" w:after="40" w:line="240" w:lineRule="auto"/>
-              <w:jc w:val="both"/>
-            </w:pPr>
-            <w:r>
-              <w:rPr>
-                <w:rFonts w:ascii="Arial" w:hAnsi="Arial" w:cs="Arial"/>
-                <w:sz w:val="20"/>
-                <w:szCs w:val="20"/>
-              </w:rPr>
-              <w:t>Camada de APIs RESTful</w:t>
-            </w:r>
-          </w:p>
-        </w:tc>
-        <w:tc>
-          <w:tcPr>
-            <w:tcW w:w="0" w:type="auto"/>
-          </w:tcPr>
-          <w:p>
-            <w:pPr>
-              <w:spacing w:before="40" w:after="40" w:line="240" w:lineRule="auto"/>
-              <w:jc w:val="both"/>
-            </w:pPr>
-            <w:r>
-              <w:rPr>
-                <w:rFonts w:ascii="Arial" w:hAnsi="Arial" w:cs="Arial"/>
-                <w:sz w:val="20"/>
-                <w:szCs w:val="20"/>
-              </w:rPr>
-              <w:t>Construir os 7 controladores de API REST JSON (/api/auth, /dashboard, /beneficiarios, /inventario, /financeiro, /eventos, /usuarios).</w:t>
-            </w:r>
-          </w:p>
-        </w:tc>
-        <w:tc>
-          <w:tcPr>
-            <w:tcW w:w="0" w:type="auto"/>
-          </w:tcPr>
-          <w:p>
-            <w:pPr>
-              <w:spacing w:before="40" w:after="40" w:line="240" w:lineRule="auto"/>
-              <w:jc w:val="both"/>
-            </w:pPr>
-            <w:r>
-              <w:rPr>
-                <w:rFonts w:ascii="Arial" w:hAnsi="Arial" w:cs="Arial"/>
-                <w:sz w:val="20"/>
-                <w:szCs w:val="20"/>
-              </w:rPr>
-              <w:t>Alta</w:t>
-            </w:r>
-          </w:p>
-        </w:tc>
-        <w:tc>
-          <w:tcPr>
-            <w:tcW w:w="0" w:type="auto"/>
-          </w:tcPr>
-          <w:p>
-            <w:pPr>
-              <w:spacing w:before="40" w:after="40" w:line="240" w:lineRule="auto"/>
-              <w:jc w:val="both"/>
-            </w:pPr>
-            <w:r>
-              <w:rPr>
-                <w:rFonts w:ascii="Arial" w:hAnsi="Arial" w:cs="Arial"/>
-                <w:sz w:val="20"/>
-                <w:szCs w:val="20"/>
-              </w:rPr>
-              <w:t>8</w:t>
-            </w:r>
-          </w:p>
-        </w:tc>
-        <w:tc>
-          <w:tcPr>
-            <w:tcW w:w="0" w:type="auto"/>
-          </w:tcPr>
-          <w:p>
-            <w:pPr>
-              <w:spacing w:before="40" w:after="40" w:line="240" w:lineRule="auto"/>
-              <w:jc w:val="both"/>
-            </w:pPr>
-            <w:r>
-              <w:rPr>
-                <w:rFonts w:ascii="Arial" w:hAnsi="Arial" w:cs="Arial"/>
-                <w:sz w:val="20"/>
-                <w:szCs w:val="20"/>
-              </w:rPr>
-              <w:t>Sprint 3</w:t>
+          <w:p>
+            <w:pPr>
+              <w:spacing w:before="25" w:after="25" w:line="220" w:lineRule="auto"/>
+            </w:pPr>
+            <w:r>
+              <w:rPr>
+                <w:rFonts w:ascii="Arial" w:hAnsi="Arial" w:cs="Arial"/>
+                <w:sz w:val="18"/>
+                <w:szCs w:val="18"/>
+              </w:rPr>
+              <w:t>Pedidos &amp; Triagem</w:t>
+            </w:r>
+          </w:p>
+        </w:tc>
+        <w:tc>
+          <w:p>
+            <w:pPr>
+              <w:spacing w:before="25" w:after="25" w:line="220" w:lineRule="auto"/>
+            </w:pPr>
+            <w:r>
+              <w:rPr>
+                <w:rFonts w:ascii="Arial" w:hAnsi="Arial" w:cs="Arial"/>
+                <w:sz w:val="18"/>
+                <w:szCs w:val="18"/>
+              </w:rPr>
+              <w:t>Como Colaborador, quero que o sistema identifique hashtags (#fraldas, #cesta) nos cadastros para atender pedidos com baixa direta.</w:t>
+            </w:r>
+          </w:p>
+        </w:tc>
+        <w:tc>
+          <w:p>
+            <w:pPr>
+              <w:spacing w:before="25" w:after="25" w:line="220" w:lineRule="auto"/>
+            </w:pPr>
+            <w:r>
+              <w:rPr>
+                <w:rFonts w:ascii="Arial" w:hAnsi="Arial" w:cs="Arial"/>
+                <w:sz w:val="18"/>
+                <w:szCs w:val="18"/>
+              </w:rPr>
+              <w:t>Should Have</w:t>
+            </w:r>
+          </w:p>
+        </w:tc>
+        <w:tc>
+          <w:p>
+            <w:pPr>
+              <w:spacing w:before="25" w:after="25" w:line="220" w:lineRule="auto"/>
+            </w:pPr>
+            <w:r>
+              <w:rPr>
+                <w:rFonts w:ascii="Arial" w:hAnsi="Arial" w:cs="Arial"/>
+                <w:sz w:val="18"/>
+                <w:szCs w:val="18"/>
+              </w:rPr>
+              <w:t>5</w:t>
+            </w:r>
+          </w:p>
+        </w:tc>
+        <w:tc>
+          <w:p>
+            <w:pPr>
+              <w:spacing w:before="25" w:after="25" w:line="220" w:lineRule="auto"/>
+            </w:pPr>
+            <w:r>
+              <w:rPr>
+                <w:rFonts w:ascii="Arial" w:hAnsi="Arial" w:cs="Arial"/>
+                <w:sz w:val="18"/>
+                <w:szCs w:val="18"/>
+              </w:rPr>
+              <w:t>Sprint 2</w:t>
+            </w:r>
+          </w:p>
+        </w:tc>
+        <w:tc>
+          <w:p>
+            <w:pPr>
+              <w:spacing w:before="25" w:after="25" w:line="220" w:lineRule="auto"/>
+            </w:pPr>
+            <w:r>
+              <w:rPr>
+                <w:rFonts w:ascii="Arial" w:hAnsi="Arial" w:cs="Arial"/>
+                <w:sz w:val="18"/>
+                <w:szCs w:val="18"/>
+              </w:rPr>
+              <w:t>Extração automática de hashtags somente de beneficiários ativos e baixa direta.</w:t>
             </w:r>
           </w:p>
         </w:tc>
       </w:tr>
       <w:tr>
         <w:tc>
-          <w:tcPr>
-            <w:tcW w:w="0" w:type="auto"/>
-          </w:tcPr>
-          <w:p>
-            <w:pPr>
-              <w:spacing w:before="40" w:after="40" w:line="240" w:lineRule="auto"/>
-              <w:jc w:val="both"/>
-            </w:pPr>
-            <w:r>
-              <w:rPr>
-                <w:rFonts w:ascii="Arial" w:hAnsi="Arial" w:cs="Arial"/>
-                <w:sz w:val="20"/>
-                <w:szCs w:val="20"/>
+          <w:p>
+            <w:pPr>
+              <w:spacing w:before="25" w:after="25" w:line="220" w:lineRule="auto"/>
+            </w:pPr>
+            <w:r>
+              <w:rPr>
+                <w:b/>
+                <w:rFonts w:ascii="Arial" w:hAnsi="Arial" w:cs="Arial"/>
+                <w:sz w:val="18"/>
+                <w:szCs w:val="18"/>
               </w:rPr>
               <w:t>US07</w:t>
             </w:r>
           </w:p>
         </w:tc>
         <w:tc>
-          <w:tcPr>
-            <w:tcW w:w="0" w:type="auto"/>
-          </w:tcPr>
-          <w:p>
-            <w:pPr>
-              <w:spacing w:before="40" w:after="40" w:line="240" w:lineRule="auto"/>
-              <w:jc w:val="both"/>
-            </w:pPr>
-            <w:r>
-              <w:rPr>
-                <w:rFonts w:ascii="Arial" w:hAnsi="Arial" w:cs="Arial"/>
-                <w:sz w:val="20"/>
-                <w:szCs w:val="20"/>
-              </w:rPr>
-              <w:t>Aplicativo Mobile Flutter</w:t>
-            </w:r>
-          </w:p>
-        </w:tc>
-        <w:tc>
-          <w:tcPr>
-            <w:tcW w:w="0" w:type="auto"/>
-          </w:tcPr>
-          <w:p>
-            <w:pPr>
-              <w:spacing w:before="40" w:after="40" w:line="240" w:lineRule="auto"/>
-              <w:jc w:val="both"/>
-            </w:pPr>
-            <w:r>
-              <w:rPr>
-                <w:rFonts w:ascii="Arial" w:hAnsi="Arial" w:cs="Arial"/>
-                <w:sz w:val="20"/>
-                <w:szCs w:val="20"/>
-              </w:rPr>
-              <w:t>Desenvolver o app Flutter Material 3 com telas de Login, Home responsiva (Admin e Colaborador), Inventário, Beneficiários, Financeiro e Eventos.</w:t>
-            </w:r>
-          </w:p>
-        </w:tc>
-        <w:tc>
-          <w:tcPr>
-            <w:tcW w:w="0" w:type="auto"/>
-          </w:tcPr>
-          <w:p>
-            <w:pPr>
-              <w:spacing w:before="40" w:after="40" w:line="240" w:lineRule="auto"/>
-              <w:jc w:val="both"/>
-            </w:pPr>
-            <w:r>
-              <w:rPr>
-                <w:rFonts w:ascii="Arial" w:hAnsi="Arial" w:cs="Arial"/>
-                <w:sz w:val="20"/>
-                <w:szCs w:val="20"/>
-              </w:rPr>
-              <w:t>Alta</w:t>
-            </w:r>
-          </w:p>
-        </w:tc>
-        <w:tc>
-          <w:tcPr>
-            <w:tcW w:w="0" w:type="auto"/>
-          </w:tcPr>
-          <w:p>
-            <w:pPr>
-              <w:spacing w:before="40" w:after="40" w:line="240" w:lineRule="auto"/>
-              <w:jc w:val="both"/>
-            </w:pPr>
-            <w:r>
-              <w:rPr>
-                <w:rFonts w:ascii="Arial" w:hAnsi="Arial" w:cs="Arial"/>
-                <w:sz w:val="20"/>
-                <w:szCs w:val="20"/>
-              </w:rPr>
-              <w:t>13</w:t>
-            </w:r>
-          </w:p>
-        </w:tc>
-        <w:tc>
-          <w:tcPr>
-            <w:tcW w:w="0" w:type="auto"/>
-          </w:tcPr>
-          <w:p>
-            <w:pPr>
-              <w:spacing w:before="40" w:after="40" w:line="240" w:lineRule="auto"/>
-              <w:jc w:val="both"/>
-            </w:pPr>
-            <w:r>
-              <w:rPr>
-                <w:rFonts w:ascii="Arial" w:hAnsi="Arial" w:cs="Arial"/>
-                <w:sz w:val="20"/>
-                <w:szCs w:val="20"/>
-              </w:rPr>
-              <w:t>Sprint 3</w:t>
+          <w:p>
+            <w:pPr>
+              <w:spacing w:before="25" w:after="25" w:line="220" w:lineRule="auto"/>
+            </w:pPr>
+            <w:r>
+              <w:rPr>
+                <w:rFonts w:ascii="Arial" w:hAnsi="Arial" w:cs="Arial"/>
+                <w:sz w:val="18"/>
+                <w:szCs w:val="18"/>
+              </w:rPr>
+              <w:t>Gestão Financeira</w:t>
+            </w:r>
+          </w:p>
+        </w:tc>
+        <w:tc>
+          <w:p>
+            <w:pPr>
+              <w:spacing w:before="25" w:after="25" w:line="220" w:lineRule="auto"/>
+            </w:pPr>
+            <w:r>
+              <w:rPr>
+                <w:rFonts w:ascii="Arial" w:hAnsi="Arial" w:cs="Arial"/>
+                <w:sz w:val="18"/>
+                <w:szCs w:val="18"/>
+              </w:rPr>
+              <w:t>Como Administrador, quero controlar carteiras bancárias, categorias contábeis e lançamentos de entrada/saída com estorno automático.</w:t>
+            </w:r>
+          </w:p>
+        </w:tc>
+        <w:tc>
+          <w:p>
+            <w:pPr>
+              <w:spacing w:before="25" w:after="25" w:line="220" w:lineRule="auto"/>
+            </w:pPr>
+            <w:r>
+              <w:rPr>
+                <w:rFonts w:ascii="Arial" w:hAnsi="Arial" w:cs="Arial"/>
+                <w:sz w:val="18"/>
+                <w:szCs w:val="18"/>
+              </w:rPr>
+              <w:t>Must Have</w:t>
+            </w:r>
+          </w:p>
+        </w:tc>
+        <w:tc>
+          <w:p>
+            <w:pPr>
+              <w:spacing w:before="25" w:after="25" w:line="220" w:lineRule="auto"/>
+            </w:pPr>
+            <w:r>
+              <w:rPr>
+                <w:rFonts w:ascii="Arial" w:hAnsi="Arial" w:cs="Arial"/>
+                <w:sz w:val="18"/>
+                <w:szCs w:val="18"/>
+              </w:rPr>
+              <w:t>8</w:t>
+            </w:r>
+          </w:p>
+        </w:tc>
+        <w:tc>
+          <w:p>
+            <w:pPr>
+              <w:spacing w:before="25" w:after="25" w:line="220" w:lineRule="auto"/>
+            </w:pPr>
+            <w:r>
+              <w:rPr>
+                <w:rFonts w:ascii="Arial" w:hAnsi="Arial" w:cs="Arial"/>
+                <w:sz w:val="18"/>
+                <w:szCs w:val="18"/>
+              </w:rPr>
+              <w:t>Sprint 2</w:t>
+            </w:r>
+          </w:p>
+        </w:tc>
+        <w:tc>
+          <w:p>
+            <w:pPr>
+              <w:spacing w:before="25" w:after="25" w:line="220" w:lineRule="auto"/>
+            </w:pPr>
+            <w:r>
+              <w:rPr>
+                <w:rFonts w:ascii="Arial" w:hAnsi="Arial" w:cs="Arial"/>
+                <w:sz w:val="18"/>
+                <w:szCs w:val="18"/>
+              </w:rPr>
+              <w:t>Acesso exclusivo ao Admin, cálculo automático de saldo e reversão ao editar/excluir.</w:t>
             </w:r>
           </w:p>
         </w:tc>
       </w:tr>
       <w:tr>
         <w:tc>
-          <w:tcPr>
-            <w:tcW w:w="0" w:type="auto"/>
-          </w:tcPr>
-          <w:p>
-            <w:pPr>
-              <w:spacing w:before="40" w:after="40" w:line="240" w:lineRule="auto"/>
-              <w:jc w:val="both"/>
-            </w:pPr>
-            <w:r>
-              <w:rPr>
-                <w:rFonts w:ascii="Arial" w:hAnsi="Arial" w:cs="Arial"/>
-                <w:sz w:val="20"/>
-                <w:szCs w:val="20"/>
+          <w:p>
+            <w:pPr>
+              <w:spacing w:before="25" w:after="25" w:line="220" w:lineRule="auto"/>
+            </w:pPr>
+            <w:r>
+              <w:rPr>
+                <w:b/>
+                <w:rFonts w:ascii="Arial" w:hAnsi="Arial" w:cs="Arial"/>
+                <w:sz w:val="18"/>
+                <w:szCs w:val="18"/>
               </w:rPr>
               <w:t>US08</w:t>
             </w:r>
           </w:p>
         </w:tc>
         <w:tc>
-          <w:tcPr>
-            <w:tcW w:w="0" w:type="auto"/>
-          </w:tcPr>
-          <w:p>
-            <w:pPr>
-              <w:spacing w:before="40" w:after="40" w:line="240" w:lineRule="auto"/>
-              <w:jc w:val="both"/>
-            </w:pPr>
-            <w:r>
-              <w:rPr>
-                <w:rFonts w:ascii="Arial" w:hAnsi="Arial" w:cs="Arial"/>
-                <w:sz w:val="20"/>
-                <w:szCs w:val="20"/>
-              </w:rPr>
-              <w:t>DevOps, Pacote Portátil e ABNT</w:t>
-            </w:r>
-          </w:p>
-        </w:tc>
-        <w:tc>
-          <w:tcPr>
-            <w:tcW w:w="0" w:type="auto"/>
-          </w:tcPr>
-          <w:p>
-            <w:pPr>
-              <w:spacing w:before="40" w:after="40" w:line="240" w:lineRule="auto"/>
-              <w:jc w:val="both"/>
-            </w:pPr>
-            <w:r>
-              <w:rPr>
-                <w:rFonts w:ascii="Arial" w:hAnsi="Arial" w:cs="Arial"/>
-                <w:sz w:val="20"/>
-                <w:szCs w:val="20"/>
-              </w:rPr>
-              <w:t>Configurar pipeline CI/CD no GitHub Actions, gerar executável portátil Windows, compilar APK Release e elaborar documentação ABNT PIM IV.</w:t>
-            </w:r>
-          </w:p>
-        </w:tc>
-        <w:tc>
-          <w:tcPr>
-            <w:tcW w:w="0" w:type="auto"/>
-          </w:tcPr>
-          <w:p>
-            <w:pPr>
-              <w:spacing w:before="40" w:after="40" w:line="240" w:lineRule="auto"/>
-              <w:jc w:val="both"/>
-            </w:pPr>
-            <w:r>
-              <w:rPr>
-                <w:rFonts w:ascii="Arial" w:hAnsi="Arial" w:cs="Arial"/>
-                <w:sz w:val="20"/>
-                <w:szCs w:val="20"/>
-              </w:rPr>
-              <w:t>Alta</w:t>
-            </w:r>
-          </w:p>
-        </w:tc>
-        <w:tc>
-          <w:tcPr>
-            <w:tcW w:w="0" w:type="auto"/>
-          </w:tcPr>
-          <w:p>
-            <w:pPr>
-              <w:spacing w:before="40" w:after="40" w:line="240" w:lineRule="auto"/>
-              <w:jc w:val="both"/>
-            </w:pPr>
-            <w:r>
-              <w:rPr>
-                <w:rFonts w:ascii="Arial" w:hAnsi="Arial" w:cs="Arial"/>
-                <w:sz w:val="20"/>
-                <w:szCs w:val="20"/>
+          <w:p>
+            <w:pPr>
+              <w:spacing w:before="25" w:after="25" w:line="220" w:lineRule="auto"/>
+            </w:pPr>
+            <w:r>
+              <w:rPr>
+                <w:rFonts w:ascii="Arial" w:hAnsi="Arial" w:cs="Arial"/>
+                <w:sz w:val="18"/>
+                <w:szCs w:val="18"/>
+              </w:rPr>
+              <w:t>Eventos &amp; Voluntários</w:t>
+            </w:r>
+          </w:p>
+        </w:tc>
+        <w:tc>
+          <w:p>
+            <w:pPr>
+              <w:spacing w:before="25" w:after="25" w:line="220" w:lineRule="auto"/>
+            </w:pPr>
+            <w:r>
+              <w:rPr>
+                <w:rFonts w:ascii="Arial" w:hAnsi="Arial" w:cs="Arial"/>
+                <w:sz w:val="18"/>
+                <w:szCs w:val="18"/>
+              </w:rPr>
+              <w:t>Como Colaborador, quero gerenciar eventos solidários, cadastrar voluntários e escalá-los nas campanhas da ONG.</w:t>
+            </w:r>
+          </w:p>
+        </w:tc>
+        <w:tc>
+          <w:p>
+            <w:pPr>
+              <w:spacing w:before="25" w:after="25" w:line="220" w:lineRule="auto"/>
+            </w:pPr>
+            <w:r>
+              <w:rPr>
+                <w:rFonts w:ascii="Arial" w:hAnsi="Arial" w:cs="Arial"/>
+                <w:sz w:val="18"/>
+                <w:szCs w:val="18"/>
+              </w:rPr>
+              <w:t>Must Have</w:t>
+            </w:r>
+          </w:p>
+        </w:tc>
+        <w:tc>
+          <w:p>
+            <w:pPr>
+              <w:spacing w:before="25" w:after="25" w:line="220" w:lineRule="auto"/>
+            </w:pPr>
+            <w:r>
+              <w:rPr>
+                <w:rFonts w:ascii="Arial" w:hAnsi="Arial" w:cs="Arial"/>
+                <w:sz w:val="18"/>
+                <w:szCs w:val="18"/>
               </w:rPr>
               <w:t>5</w:t>
             </w:r>
           </w:p>
         </w:tc>
         <w:tc>
-          <w:tcPr>
-            <w:tcW w:w="0" w:type="auto"/>
-          </w:tcPr>
-          <w:p>
-            <w:pPr>
-              <w:spacing w:before="40" w:after="40" w:line="240" w:lineRule="auto"/>
-              <w:jc w:val="both"/>
-            </w:pPr>
-            <w:r>
-              <w:rPr>
-                <w:rFonts w:ascii="Arial" w:hAnsi="Arial" w:cs="Arial"/>
-                <w:sz w:val="20"/>
-                <w:szCs w:val="20"/>
+          <w:p>
+            <w:pPr>
+              <w:spacing w:before="25" w:after="25" w:line="220" w:lineRule="auto"/>
+            </w:pPr>
+            <w:r>
+              <w:rPr>
+                <w:rFonts w:ascii="Arial" w:hAnsi="Arial" w:cs="Arial"/>
+                <w:sz w:val="18"/>
+                <w:szCs w:val="18"/>
+              </w:rPr>
+              <w:t>Sprint 2</w:t>
+            </w:r>
+          </w:p>
+        </w:tc>
+        <w:tc>
+          <w:p>
+            <w:pPr>
+              <w:spacing w:before="25" w:after="25" w:line="220" w:lineRule="auto"/>
+            </w:pPr>
+            <w:r>
+              <w:rPr>
+                <w:rFonts w:ascii="Arial" w:hAnsi="Arial" w:cs="Arial"/>
+                <w:sz w:val="18"/>
+                <w:szCs w:val="18"/>
+              </w:rPr>
+              <w:t>CRUD de eventos e voluntários acessível a Admin e Colaborador, com escala N:N.</w:t>
+            </w:r>
+          </w:p>
+        </w:tc>
+      </w:tr>
+      <w:tr>
+        <w:tc>
+          <w:p>
+            <w:pPr>
+              <w:spacing w:before="25" w:after="25" w:line="220" w:lineRule="auto"/>
+            </w:pPr>
+            <w:r>
+              <w:rPr>
+                <w:b/>
+                <w:rFonts w:ascii="Arial" w:hAnsi="Arial" w:cs="Arial"/>
+                <w:sz w:val="18"/>
+                <w:szCs w:val="18"/>
+              </w:rPr>
+              <w:t>US09</w:t>
+            </w:r>
+          </w:p>
+        </w:tc>
+        <w:tc>
+          <w:p>
+            <w:pPr>
+              <w:spacing w:before="25" w:after="25" w:line="220" w:lineRule="auto"/>
+            </w:pPr>
+            <w:r>
+              <w:rPr>
+                <w:rFonts w:ascii="Arial" w:hAnsi="Arial" w:cs="Arial"/>
+                <w:sz w:val="18"/>
+                <w:szCs w:val="18"/>
+              </w:rPr>
+              <w:t>UX, SaaS &amp; Relatórios</w:t>
+            </w:r>
+          </w:p>
+        </w:tc>
+        <w:tc>
+          <w:p>
+            <w:pPr>
+              <w:spacing w:before="25" w:after="25" w:line="220" w:lineRule="auto"/>
+            </w:pPr>
+            <w:r>
+              <w:rPr>
+                <w:rFonts w:ascii="Arial" w:hAnsi="Arial" w:cs="Arial"/>
+                <w:sz w:val="18"/>
+                <w:szCs w:val="18"/>
+              </w:rPr>
+              <w:t>Como Administrador, quero o Dashboard como tela principal, Dark Mode em todo o portal, exportação CSV e painel de Configurações SaaS.</w:t>
+            </w:r>
+          </w:p>
+        </w:tc>
+        <w:tc>
+          <w:p>
+            <w:pPr>
+              <w:spacing w:before="25" w:after="25" w:line="220" w:lineRule="auto"/>
+            </w:pPr>
+            <w:r>
+              <w:rPr>
+                <w:rFonts w:ascii="Arial" w:hAnsi="Arial" w:cs="Arial"/>
+                <w:sz w:val="18"/>
+                <w:szCs w:val="18"/>
+              </w:rPr>
+              <w:t>Should Have</w:t>
+            </w:r>
+          </w:p>
+        </w:tc>
+        <w:tc>
+          <w:p>
+            <w:pPr>
+              <w:spacing w:before="25" w:after="25" w:line="220" w:lineRule="auto"/>
+            </w:pPr>
+            <w:r>
+              <w:rPr>
+                <w:rFonts w:ascii="Arial" w:hAnsi="Arial" w:cs="Arial"/>
+                <w:sz w:val="18"/>
+                <w:szCs w:val="18"/>
+              </w:rPr>
+              <w:t>5</w:t>
+            </w:r>
+          </w:p>
+        </w:tc>
+        <w:tc>
+          <w:p>
+            <w:pPr>
+              <w:spacing w:before="25" w:after="25" w:line="220" w:lineRule="auto"/>
+            </w:pPr>
+            <w:r>
+              <w:rPr>
+                <w:rFonts w:ascii="Arial" w:hAnsi="Arial" w:cs="Arial"/>
+                <w:sz w:val="18"/>
+                <w:szCs w:val="18"/>
+              </w:rPr>
+              <w:t>Sprint 2</w:t>
+            </w:r>
+          </w:p>
+        </w:tc>
+        <w:tc>
+          <w:p>
+            <w:pPr>
+              <w:spacing w:before="25" w:after="25" w:line="220" w:lineRule="auto"/>
+            </w:pPr>
+            <w:r>
+              <w:rPr>
+                <w:rFonts w:ascii="Arial" w:hAnsi="Arial" w:cs="Arial"/>
+                <w:sz w:val="18"/>
+                <w:szCs w:val="18"/>
+              </w:rPr>
+              <w:t>Tema escuro persistente, exportação Excel/CSV e configurações salvas em JSON.</w:t>
+            </w:r>
+          </w:p>
+        </w:tc>
+      </w:tr>
+      <w:tr>
+        <w:tc>
+          <w:p>
+            <w:pPr>
+              <w:spacing w:before="25" w:after="25" w:line="220" w:lineRule="auto"/>
+            </w:pPr>
+            <w:r>
+              <w:rPr>
+                <w:b/>
+                <w:rFonts w:ascii="Arial" w:hAnsi="Arial" w:cs="Arial"/>
+                <w:sz w:val="18"/>
+                <w:szCs w:val="18"/>
+              </w:rPr>
+              <w:t>US10</w:t>
+            </w:r>
+          </w:p>
+        </w:tc>
+        <w:tc>
+          <w:p>
+            <w:pPr>
+              <w:spacing w:before="25" w:after="25" w:line="220" w:lineRule="auto"/>
+            </w:pPr>
+            <w:r>
+              <w:rPr>
+                <w:rFonts w:ascii="Arial" w:hAnsi="Arial" w:cs="Arial"/>
+                <w:sz w:val="18"/>
+                <w:szCs w:val="18"/>
+              </w:rPr>
+              <w:t>Camada RESTful</w:t>
+            </w:r>
+          </w:p>
+        </w:tc>
+        <w:tc>
+          <w:p>
+            <w:pPr>
+              <w:spacing w:before="25" w:after="25" w:line="220" w:lineRule="auto"/>
+            </w:pPr>
+            <w:r>
+              <w:rPr>
+                <w:rFonts w:ascii="Arial" w:hAnsi="Arial" w:cs="Arial"/>
+                <w:sz w:val="18"/>
+                <w:szCs w:val="18"/>
+              </w:rPr>
+              <w:t>Como Desenvolvedor Mobile, quero 8 controladores de API REST JSON padronizados para integrar o aplicativo Flutter ao servidor .NET 10.</w:t>
+            </w:r>
+          </w:p>
+        </w:tc>
+        <w:tc>
+          <w:p>
+            <w:pPr>
+              <w:spacing w:before="25" w:after="25" w:line="220" w:lineRule="auto"/>
+            </w:pPr>
+            <w:r>
+              <w:rPr>
+                <w:rFonts w:ascii="Arial" w:hAnsi="Arial" w:cs="Arial"/>
+                <w:sz w:val="18"/>
+                <w:szCs w:val="18"/>
+              </w:rPr>
+              <w:t>Must Have</w:t>
+            </w:r>
+          </w:p>
+        </w:tc>
+        <w:tc>
+          <w:p>
+            <w:pPr>
+              <w:spacing w:before="25" w:after="25" w:line="220" w:lineRule="auto"/>
+            </w:pPr>
+            <w:r>
+              <w:rPr>
+                <w:rFonts w:ascii="Arial" w:hAnsi="Arial" w:cs="Arial"/>
+                <w:sz w:val="18"/>
+                <w:szCs w:val="18"/>
+              </w:rPr>
+              <w:t>8</w:t>
+            </w:r>
+          </w:p>
+        </w:tc>
+        <w:tc>
+          <w:p>
+            <w:pPr>
+              <w:spacing w:before="25" w:after="25" w:line="220" w:lineRule="auto"/>
+            </w:pPr>
+            <w:r>
+              <w:rPr>
+                <w:rFonts w:ascii="Arial" w:hAnsi="Arial" w:cs="Arial"/>
+                <w:sz w:val="18"/>
+                <w:szCs w:val="18"/>
+              </w:rPr>
+              <w:t>Sprint 3</w:t>
+            </w:r>
+          </w:p>
+        </w:tc>
+        <w:tc>
+          <w:p>
+            <w:pPr>
+              <w:spacing w:before="25" w:after="25" w:line="220" w:lineRule="auto"/>
+            </w:pPr>
+            <w:r>
+              <w:rPr>
+                <w:rFonts w:ascii="Arial" w:hAnsi="Arial" w:cs="Arial"/>
+                <w:sz w:val="18"/>
+                <w:szCs w:val="18"/>
+              </w:rPr>
+              <w:t>Endpoints /api/auth, dashboard, beneficiarios, inventario, financeiro, eventos, voluntarios, usuarios.</w:t>
+            </w:r>
+          </w:p>
+        </w:tc>
+      </w:tr>
+      <w:tr>
+        <w:tc>
+          <w:p>
+            <w:pPr>
+              <w:spacing w:before="25" w:after="25" w:line="220" w:lineRule="auto"/>
+            </w:pPr>
+            <w:r>
+              <w:rPr>
+                <w:b/>
+                <w:rFonts w:ascii="Arial" w:hAnsi="Arial" w:cs="Arial"/>
+                <w:sz w:val="18"/>
+                <w:szCs w:val="18"/>
+              </w:rPr>
+              <w:t>US11</w:t>
+            </w:r>
+          </w:p>
+        </w:tc>
+        <w:tc>
+          <w:p>
+            <w:pPr>
+              <w:spacing w:before="25" w:after="25" w:line="220" w:lineRule="auto"/>
+            </w:pPr>
+            <w:r>
+              <w:rPr>
+                <w:rFonts w:ascii="Arial" w:hAnsi="Arial" w:cs="Arial"/>
+                <w:sz w:val="18"/>
+                <w:szCs w:val="18"/>
+              </w:rPr>
+              <w:t>App Mobile: Base</w:t>
+            </w:r>
+          </w:p>
+        </w:tc>
+        <w:tc>
+          <w:p>
+            <w:pPr>
+              <w:spacing w:before="25" w:after="25" w:line="220" w:lineRule="auto"/>
+            </w:pPr>
+            <w:r>
+              <w:rPr>
+                <w:rFonts w:ascii="Arial" w:hAnsi="Arial" w:cs="Arial"/>
+                <w:sz w:val="18"/>
+                <w:szCs w:val="18"/>
+              </w:rPr>
+              <w:t>Como Usuário Mobile, quero fazer login no APK com a logo oficial da ONG, configurar o IP do servidor e visualizar o Dashboard por perfil.</w:t>
+            </w:r>
+          </w:p>
+        </w:tc>
+        <w:tc>
+          <w:p>
+            <w:pPr>
+              <w:spacing w:before="25" w:after="25" w:line="220" w:lineRule="auto"/>
+            </w:pPr>
+            <w:r>
+              <w:rPr>
+                <w:rFonts w:ascii="Arial" w:hAnsi="Arial" w:cs="Arial"/>
+                <w:sz w:val="18"/>
+                <w:szCs w:val="18"/>
+              </w:rPr>
+              <w:t>Must Have</w:t>
+            </w:r>
+          </w:p>
+        </w:tc>
+        <w:tc>
+          <w:p>
+            <w:pPr>
+              <w:spacing w:before="25" w:after="25" w:line="220" w:lineRule="auto"/>
+            </w:pPr>
+            <w:r>
+              <w:rPr>
+                <w:rFonts w:ascii="Arial" w:hAnsi="Arial" w:cs="Arial"/>
+                <w:sz w:val="18"/>
+                <w:szCs w:val="18"/>
+              </w:rPr>
+              <w:t>8</w:t>
+            </w:r>
+          </w:p>
+        </w:tc>
+        <w:tc>
+          <w:p>
+            <w:pPr>
+              <w:spacing w:before="25" w:after="25" w:line="220" w:lineRule="auto"/>
+            </w:pPr>
+            <w:r>
+              <w:rPr>
+                <w:rFonts w:ascii="Arial" w:hAnsi="Arial" w:cs="Arial"/>
+                <w:sz w:val="18"/>
+                <w:szCs w:val="18"/>
+              </w:rPr>
+              <w:t>Sprint 3</w:t>
+            </w:r>
+          </w:p>
+        </w:tc>
+        <w:tc>
+          <w:p>
+            <w:pPr>
+              <w:spacing w:before="25" w:after="25" w:line="220" w:lineRule="auto"/>
+            </w:pPr>
+            <w:r>
+              <w:rPr>
+                <w:rFonts w:ascii="Arial" w:hAnsi="Arial" w:cs="Arial"/>
+                <w:sz w:val="18"/>
+                <w:szCs w:val="18"/>
+              </w:rPr>
+              <w:t>Tela de login com logo oficial, ServerConfigDialog e ocultação financeira para Colaborador.</w:t>
+            </w:r>
+          </w:p>
+        </w:tc>
+      </w:tr>
+      <w:tr>
+        <w:tc>
+          <w:p>
+            <w:pPr>
+              <w:spacing w:before="25" w:after="25" w:line="220" w:lineRule="auto"/>
+            </w:pPr>
+            <w:r>
+              <w:rPr>
+                <w:b/>
+                <w:rFonts w:ascii="Arial" w:hAnsi="Arial" w:cs="Arial"/>
+                <w:sz w:val="18"/>
+                <w:szCs w:val="18"/>
+              </w:rPr>
+              <w:t>US12</w:t>
+            </w:r>
+          </w:p>
+        </w:tc>
+        <w:tc>
+          <w:p>
+            <w:pPr>
+              <w:spacing w:before="25" w:after="25" w:line="220" w:lineRule="auto"/>
+            </w:pPr>
+            <w:r>
+              <w:rPr>
+                <w:rFonts w:ascii="Arial" w:hAnsi="Arial" w:cs="Arial"/>
+                <w:sz w:val="18"/>
+                <w:szCs w:val="18"/>
+              </w:rPr>
+              <w:t>App Mobile: Operação</w:t>
+            </w:r>
+          </w:p>
+        </w:tc>
+        <w:tc>
+          <w:p>
+            <w:pPr>
+              <w:spacing w:before="25" w:after="25" w:line="220" w:lineRule="auto"/>
+            </w:pPr>
+            <w:r>
+              <w:rPr>
+                <w:rFonts w:ascii="Arial" w:hAnsi="Arial" w:cs="Arial"/>
+                <w:sz w:val="18"/>
+                <w:szCs w:val="18"/>
+              </w:rPr>
+              <w:t>Como Colaborador em campo, quero gerenciar estoque, categorias, beneficiários, dependentes, eventos e voluntários pelo celular.</w:t>
+            </w:r>
+          </w:p>
+        </w:tc>
+        <w:tc>
+          <w:p>
+            <w:pPr>
+              <w:spacing w:before="25" w:after="25" w:line="220" w:lineRule="auto"/>
+            </w:pPr>
+            <w:r>
+              <w:rPr>
+                <w:rFonts w:ascii="Arial" w:hAnsi="Arial" w:cs="Arial"/>
+                <w:sz w:val="18"/>
+                <w:szCs w:val="18"/>
+              </w:rPr>
+              <w:t>Must Have</w:t>
+            </w:r>
+          </w:p>
+        </w:tc>
+        <w:tc>
+          <w:p>
+            <w:pPr>
+              <w:spacing w:before="25" w:after="25" w:line="220" w:lineRule="auto"/>
+            </w:pPr>
+            <w:r>
+              <w:rPr>
+                <w:rFonts w:ascii="Arial" w:hAnsi="Arial" w:cs="Arial"/>
+                <w:sz w:val="18"/>
+                <w:szCs w:val="18"/>
+              </w:rPr>
+              <w:t>13</w:t>
+            </w:r>
+          </w:p>
+        </w:tc>
+        <w:tc>
+          <w:p>
+            <w:pPr>
+              <w:spacing w:before="25" w:after="25" w:line="220" w:lineRule="auto"/>
+            </w:pPr>
+            <w:r>
+              <w:rPr>
+                <w:rFonts w:ascii="Arial" w:hAnsi="Arial" w:cs="Arial"/>
+                <w:sz w:val="18"/>
+                <w:szCs w:val="18"/>
+              </w:rPr>
+              <w:t>Sprint 3</w:t>
+            </w:r>
+          </w:p>
+        </w:tc>
+        <w:tc>
+          <w:p>
+            <w:pPr>
+              <w:spacing w:before="25" w:after="25" w:line="220" w:lineRule="auto"/>
+            </w:pPr>
+            <w:r>
+              <w:rPr>
+                <w:rFonts w:ascii="Arial" w:hAnsi="Arial" w:cs="Arial"/>
+                <w:sz w:val="18"/>
+                <w:szCs w:val="18"/>
+              </w:rPr>
+              <w:t>Criação/edição de categorias e produtos no APK, cadastro de voluntários e dependentes.</w:t>
+            </w:r>
+          </w:p>
+        </w:tc>
+      </w:tr>
+      <w:tr>
+        <w:tc>
+          <w:p>
+            <w:pPr>
+              <w:spacing w:before="25" w:after="25" w:line="220" w:lineRule="auto"/>
+            </w:pPr>
+            <w:r>
+              <w:rPr>
+                <w:b/>
+                <w:rFonts w:ascii="Arial" w:hAnsi="Arial" w:cs="Arial"/>
+                <w:sz w:val="18"/>
+                <w:szCs w:val="18"/>
+              </w:rPr>
+              <w:t>US13</w:t>
+            </w:r>
+          </w:p>
+        </w:tc>
+        <w:tc>
+          <w:p>
+            <w:pPr>
+              <w:spacing w:before="25" w:after="25" w:line="220" w:lineRule="auto"/>
+            </w:pPr>
+            <w:r>
+              <w:rPr>
+                <w:rFonts w:ascii="Arial" w:hAnsi="Arial" w:cs="Arial"/>
+                <w:sz w:val="18"/>
+                <w:szCs w:val="18"/>
+              </w:rPr>
+              <w:t>App Mobile: Finanças</w:t>
+            </w:r>
+          </w:p>
+        </w:tc>
+        <w:tc>
+          <w:p>
+            <w:pPr>
+              <w:spacing w:before="25" w:after="25" w:line="220" w:lineRule="auto"/>
+            </w:pPr>
+            <w:r>
+              <w:rPr>
+                <w:rFonts w:ascii="Arial" w:hAnsi="Arial" w:cs="Arial"/>
+                <w:sz w:val="18"/>
+                <w:szCs w:val="18"/>
+              </w:rPr>
+              <w:t>Como Administrador Mobile, quero lançar entradas/saídas, criar carteiras/categorias financeiras, excluir com estorno e gerir configurações SaaS.</w:t>
+            </w:r>
+          </w:p>
+        </w:tc>
+        <w:tc>
+          <w:p>
+            <w:pPr>
+              <w:spacing w:before="25" w:after="25" w:line="220" w:lineRule="auto"/>
+            </w:pPr>
+            <w:r>
+              <w:rPr>
+                <w:rFonts w:ascii="Arial" w:hAnsi="Arial" w:cs="Arial"/>
+                <w:sz w:val="18"/>
+                <w:szCs w:val="18"/>
+              </w:rPr>
+              <w:t>Must Have</w:t>
+            </w:r>
+          </w:p>
+        </w:tc>
+        <w:tc>
+          <w:p>
+            <w:pPr>
+              <w:spacing w:before="25" w:after="25" w:line="220" w:lineRule="auto"/>
+            </w:pPr>
+            <w:r>
+              <w:rPr>
+                <w:rFonts w:ascii="Arial" w:hAnsi="Arial" w:cs="Arial"/>
+                <w:sz w:val="18"/>
+                <w:szCs w:val="18"/>
+              </w:rPr>
+              <w:t>8</w:t>
+            </w:r>
+          </w:p>
+        </w:tc>
+        <w:tc>
+          <w:p>
+            <w:pPr>
+              <w:spacing w:before="25" w:after="25" w:line="220" w:lineRule="auto"/>
+            </w:pPr>
+            <w:r>
+              <w:rPr>
+                <w:rFonts w:ascii="Arial" w:hAnsi="Arial" w:cs="Arial"/>
+                <w:sz w:val="18"/>
+                <w:szCs w:val="18"/>
+              </w:rPr>
+              <w:t>Sprint 3</w:t>
+            </w:r>
+          </w:p>
+        </w:tc>
+        <w:tc>
+          <w:p>
+            <w:pPr>
+              <w:spacing w:before="25" w:after="25" w:line="220" w:lineRule="auto"/>
+            </w:pPr>
+            <w:r>
+              <w:rPr>
+                <w:rFonts w:ascii="Arial" w:hAnsi="Arial" w:cs="Arial"/>
+                <w:sz w:val="18"/>
+                <w:szCs w:val="18"/>
+              </w:rPr>
+              <w:t>Módulo financeiro e configurações SaaS no APK exclusivos ao Admin com estorno de saldo.</w:t>
+            </w:r>
+          </w:p>
+        </w:tc>
+      </w:tr>
+      <w:tr>
+        <w:tc>
+          <w:p>
+            <w:pPr>
+              <w:spacing w:before="25" w:after="25" w:line="220" w:lineRule="auto"/>
+            </w:pPr>
+            <w:r>
+              <w:rPr>
+                <w:b/>
+                <w:rFonts w:ascii="Arial" w:hAnsi="Arial" w:cs="Arial"/>
+                <w:sz w:val="18"/>
+                <w:szCs w:val="18"/>
+              </w:rPr>
+              <w:t>US14</w:t>
+            </w:r>
+          </w:p>
+        </w:tc>
+        <w:tc>
+          <w:p>
+            <w:pPr>
+              <w:spacing w:before="25" w:after="25" w:line="220" w:lineRule="auto"/>
+            </w:pPr>
+            <w:r>
+              <w:rPr>
+                <w:rFonts w:ascii="Arial" w:hAnsi="Arial" w:cs="Arial"/>
+                <w:sz w:val="18"/>
+                <w:szCs w:val="18"/>
+              </w:rPr>
+              <w:t>Testes Automatizados</w:t>
+            </w:r>
+          </w:p>
+        </w:tc>
+        <w:tc>
+          <w:p>
+            <w:pPr>
+              <w:spacing w:before="25" w:after="25" w:line="220" w:lineRule="auto"/>
+            </w:pPr>
+            <w:r>
+              <w:rPr>
+                <w:rFonts w:ascii="Arial" w:hAnsi="Arial" w:cs="Arial"/>
+                <w:sz w:val="18"/>
+                <w:szCs w:val="18"/>
+              </w:rPr>
+              <w:t>Como Engenheiro de Qualidade, quero uma suíte de testes automatizados em xUnit com EF Core InMemory cobrindo as regras de negócio.</w:t>
+            </w:r>
+          </w:p>
+        </w:tc>
+        <w:tc>
+          <w:p>
+            <w:pPr>
+              <w:spacing w:before="25" w:after="25" w:line="220" w:lineRule="auto"/>
+            </w:pPr>
+            <w:r>
+              <w:rPr>
+                <w:rFonts w:ascii="Arial" w:hAnsi="Arial" w:cs="Arial"/>
+                <w:sz w:val="18"/>
+                <w:szCs w:val="18"/>
+              </w:rPr>
+              <w:t>Must Have</w:t>
+            </w:r>
+          </w:p>
+        </w:tc>
+        <w:tc>
+          <w:p>
+            <w:pPr>
+              <w:spacing w:before="25" w:after="25" w:line="220" w:lineRule="auto"/>
+            </w:pPr>
+            <w:r>
+              <w:rPr>
+                <w:rFonts w:ascii="Arial" w:hAnsi="Arial" w:cs="Arial"/>
+                <w:sz w:val="18"/>
+                <w:szCs w:val="18"/>
+              </w:rPr>
+              <w:t>5</w:t>
+            </w:r>
+          </w:p>
+        </w:tc>
+        <w:tc>
+          <w:p>
+            <w:pPr>
+              <w:spacing w:before="25" w:after="25" w:line="220" w:lineRule="auto"/>
+            </w:pPr>
+            <w:r>
+              <w:rPr>
+                <w:rFonts w:ascii="Arial" w:hAnsi="Arial" w:cs="Arial"/>
+                <w:sz w:val="18"/>
+                <w:szCs w:val="18"/>
               </w:rPr>
               <w:t>Sprint 4</w:t>
+            </w:r>
+          </w:p>
+        </w:tc>
+        <w:tc>
+          <w:p>
+            <w:pPr>
+              <w:spacing w:before="25" w:after="25" w:line="220" w:lineRule="auto"/>
+            </w:pPr>
+            <w:r>
+              <w:rPr>
+                <w:rFonts w:ascii="Arial" w:hAnsi="Arial" w:cs="Arial"/>
+                <w:sz w:val="18"/>
+                <w:szCs w:val="18"/>
+              </w:rPr>
+              <w:t>21 testes automatizados passando (100% verde) via dotnet test e script .bat.</w:t>
+            </w:r>
+          </w:p>
+        </w:tc>
+      </w:tr>
+      <w:tr>
+        <w:tc>
+          <w:p>
+            <w:pPr>
+              <w:spacing w:before="25" w:after="25" w:line="220" w:lineRule="auto"/>
+            </w:pPr>
+            <w:r>
+              <w:rPr>
+                <w:b/>
+                <w:rFonts w:ascii="Arial" w:hAnsi="Arial" w:cs="Arial"/>
+                <w:sz w:val="18"/>
+                <w:szCs w:val="18"/>
+              </w:rPr>
+              <w:t>US15</w:t>
+            </w:r>
+          </w:p>
+        </w:tc>
+        <w:tc>
+          <w:p>
+            <w:pPr>
+              <w:spacing w:before="25" w:after="25" w:line="220" w:lineRule="auto"/>
+            </w:pPr>
+            <w:r>
+              <w:rPr>
+                <w:rFonts w:ascii="Arial" w:hAnsi="Arial" w:cs="Arial"/>
+                <w:sz w:val="18"/>
+                <w:szCs w:val="18"/>
+              </w:rPr>
+              <w:t>DevOps &amp; Portátil</w:t>
+            </w:r>
+          </w:p>
+        </w:tc>
+        <w:tc>
+          <w:p>
+            <w:pPr>
+              <w:spacing w:before="25" w:after="25" w:line="220" w:lineRule="auto"/>
+            </w:pPr>
+            <w:r>
+              <w:rPr>
+                <w:rFonts w:ascii="Arial" w:hAnsi="Arial" w:cs="Arial"/>
+                <w:sz w:val="18"/>
+                <w:szCs w:val="18"/>
+              </w:rPr>
+              <w:t>Como Gestor de TI, quero pipeline CI/CD no GitHub Actions, executável portátil Windows (.exe) e APK Android compilado em Release.</w:t>
+            </w:r>
+          </w:p>
+        </w:tc>
+        <w:tc>
+          <w:p>
+            <w:pPr>
+              <w:spacing w:before="25" w:after="25" w:line="220" w:lineRule="auto"/>
+            </w:pPr>
+            <w:r>
+              <w:rPr>
+                <w:rFonts w:ascii="Arial" w:hAnsi="Arial" w:cs="Arial"/>
+                <w:sz w:val="18"/>
+                <w:szCs w:val="18"/>
+              </w:rPr>
+              <w:t>Must Have</w:t>
+            </w:r>
+          </w:p>
+        </w:tc>
+        <w:tc>
+          <w:p>
+            <w:pPr>
+              <w:spacing w:before="25" w:after="25" w:line="220" w:lineRule="auto"/>
+            </w:pPr>
+            <w:r>
+              <w:rPr>
+                <w:rFonts w:ascii="Arial" w:hAnsi="Arial" w:cs="Arial"/>
+                <w:sz w:val="18"/>
+                <w:szCs w:val="18"/>
+              </w:rPr>
+              <w:t>5</w:t>
+            </w:r>
+          </w:p>
+        </w:tc>
+        <w:tc>
+          <w:p>
+            <w:pPr>
+              <w:spacing w:before="25" w:after="25" w:line="220" w:lineRule="auto"/>
+            </w:pPr>
+            <w:r>
+              <w:rPr>
+                <w:rFonts w:ascii="Arial" w:hAnsi="Arial" w:cs="Arial"/>
+                <w:sz w:val="18"/>
+                <w:szCs w:val="18"/>
+              </w:rPr>
+              <w:t>Sprint 4</w:t>
+            </w:r>
+          </w:p>
+        </w:tc>
+        <w:tc>
+          <w:p>
+            <w:pPr>
+              <w:spacing w:before="25" w:after="25" w:line="220" w:lineRule="auto"/>
+            </w:pPr>
+            <w:r>
+              <w:rPr>
+                <w:rFonts w:ascii="Arial" w:hAnsi="Arial" w:cs="Arial"/>
+                <w:sz w:val="18"/>
+                <w:szCs w:val="18"/>
+              </w:rPr>
+              <w:t>Pipeline .github/workflows/ci-cd.yml ativo, VestindoSonhos_Portavel e APK gerados.</w:t>
+            </w:r>
+          </w:p>
+        </w:tc>
+      </w:tr>
+      <w:tr>
+        <w:tc>
+          <w:p>
+            <w:pPr>
+              <w:spacing w:before="25" w:after="25" w:line="220" w:lineRule="auto"/>
+            </w:pPr>
+            <w:r>
+              <w:rPr>
+                <w:b/>
+                <w:rFonts w:ascii="Arial" w:hAnsi="Arial" w:cs="Arial"/>
+                <w:sz w:val="18"/>
+                <w:szCs w:val="18"/>
+              </w:rPr>
+              <w:t>US16</w:t>
+            </w:r>
+          </w:p>
+        </w:tc>
+        <w:tc>
+          <w:p>
+            <w:pPr>
+              <w:spacing w:before="25" w:after="25" w:line="220" w:lineRule="auto"/>
+            </w:pPr>
+            <w:r>
+              <w:rPr>
+                <w:rFonts w:ascii="Arial" w:hAnsi="Arial" w:cs="Arial"/>
+                <w:sz w:val="18"/>
+                <w:szCs w:val="18"/>
+              </w:rPr>
+              <w:t>Documentação ABNT</w:t>
+            </w:r>
+          </w:p>
+        </w:tc>
+        <w:tc>
+          <w:p>
+            <w:pPr>
+              <w:spacing w:before="25" w:after="25" w:line="220" w:lineRule="auto"/>
+            </w:pPr>
+            <w:r>
+              <w:rPr>
+                <w:rFonts w:ascii="Arial" w:hAnsi="Arial" w:cs="Arial"/>
+                <w:sz w:val="18"/>
+                <w:szCs w:val="18"/>
+              </w:rPr>
+              <w:t>Como Equipe Acadêmica PIM IV, queremos consolidar o relatório técnico-científico ABNT completo com MER, Backlog, Kanban e referências.</w:t>
+            </w:r>
+          </w:p>
+        </w:tc>
+        <w:tc>
+          <w:p>
+            <w:pPr>
+              <w:spacing w:before="25" w:after="25" w:line="220" w:lineRule="auto"/>
+            </w:pPr>
+            <w:r>
+              <w:rPr>
+                <w:rFonts w:ascii="Arial" w:hAnsi="Arial" w:cs="Arial"/>
+                <w:sz w:val="18"/>
+                <w:szCs w:val="18"/>
+              </w:rPr>
+              <w:t>Must Have</w:t>
+            </w:r>
+          </w:p>
+        </w:tc>
+        <w:tc>
+          <w:p>
+            <w:pPr>
+              <w:spacing w:before="25" w:after="25" w:line="220" w:lineRule="auto"/>
+            </w:pPr>
+            <w:r>
+              <w:rPr>
+                <w:rFonts w:ascii="Arial" w:hAnsi="Arial" w:cs="Arial"/>
+                <w:sz w:val="18"/>
+                <w:szCs w:val="18"/>
+              </w:rPr>
+              <w:t>3</w:t>
+            </w:r>
+          </w:p>
+        </w:tc>
+        <w:tc>
+          <w:p>
+            <w:pPr>
+              <w:spacing w:before="25" w:after="25" w:line="220" w:lineRule="auto"/>
+            </w:pPr>
+            <w:r>
+              <w:rPr>
+                <w:rFonts w:ascii="Arial" w:hAnsi="Arial" w:cs="Arial"/>
+                <w:sz w:val="18"/>
+                <w:szCs w:val="18"/>
+              </w:rPr>
+              <w:t>Sprint 4</w:t>
+            </w:r>
+          </w:p>
+        </w:tc>
+        <w:tc>
+          <w:p>
+            <w:pPr>
+              <w:spacing w:before="25" w:after="25" w:line="220" w:lineRule="auto"/>
+            </w:pPr>
+            <w:r>
+              <w:rPr>
+                <w:rFonts w:ascii="Arial" w:hAnsi="Arial" w:cs="Arial"/>
+                <w:sz w:val="18"/>
+                <w:szCs w:val="18"/>
+              </w:rPr>
+              <w:t>Documento ABNT (.docx, .pdf e .md) revisado e sincronizado no repositório GitHub.</w:t>
             </w:r>
           </w:p>
         </w:tc>
@@ -12967,7 +17538,7 @@
           <w:rFonts w:ascii="Arial" w:hAnsi="Arial" w:cs="Arial"/>
           <w:b/>
         </w:rPr>
-        <w:t>9.2 Cronograma das Sprints, Quadro Kanban e definição das entregas</w:t>
+        <w:t>9.2 Sprint Backlog detalhado por iteração (Sprints 1 a 4)</w:t>
       </w:r>
     </w:p>
     <w:p>
@@ -12980,7 +17551,7 @@
         <w:rPr>
           <w:rFonts w:ascii="Arial" w:hAnsi="Arial" w:cs="Arial"/>
         </w:rPr>
-        <w:t>Para monitorar o fluxo de trabalho diário e evitar gargalos entre o desenvolvimento back-end e mobile, a equipe utilizou um Quadro Kanban dividido em quatro estágios: *A Fazer (To Do)*, *Em Desenvolvimento (In Progress)*, *Em Revisão e Testes Integrados (Testing/QA)* e *Concluído (Done)*. A Tabela 8 apresenta o cronograma executivo das Sprints, o estado final do Quadro Kanban e os artefatos concretos entregues em cada ciclo.</w:t>
+        <w:t>O horizonte de desenvolvimento de oito semanas foi dividido em quatro Sprints de duas semanas cada (totalizando 105 Story Points entregues). Na cerimônia de Sprint Planning de cada iteração, as Histórias de Usuário selecionadas do Product Backlog foram decompostas em tarefas técnicas de engenharia (Tasks), atribuídas aos membros da equipe e acompanhadas diariamente em reuniões de Daily Scrum. A Tabela 12 apresenta o Sprint Backlog detalhado das quatro iterações.</w:t>
       </w:r>
     </w:p>
     <w:p>
@@ -12995,7 +17566,7 @@
           <w:sz w:val="20"/>
           <w:szCs w:val="20"/>
         </w:rPr>
-        <w:t>Tabela 8 – Cronograma executivo das Sprints, Quadro Kanban e entregas validadas</w:t>
+        <w:t>Tabela 12 - Decomposição técnica do Sprint Backlog (Sprints 1 a 4)</w:t>
       </w:r>
     </w:p>
     <w:tbl>
@@ -13008,26 +17579,18 @@
           <w:insideH w:val="single" w:sz="4" w:space="0" w:color="BFBFBF"/>
         </w:tblBorders>
         <w:tblCellMar>
-          <w:top w:w="80" w:type="dxa"/>
-          <w:left w:w="100" w:type="dxa"/>
-          <w:bottom w:w="80" w:type="dxa"/>
-          <w:right w:w="100" w:type="dxa"/>
+          <w:top w:w="60" w:type="dxa"/>
+          <w:left w:w="90" w:type="dxa"/>
+          <w:bottom w:w="60" w:type="dxa"/>
+          <w:right w:w="90" w:type="dxa"/>
         </w:tblCellMar>
-        <w:tblLook w:val="04A0" w:firstRow="1" w:lastRow="0" w:firstColumn="1" w:lastColumn="0" w:noHBand="0" w:noVBand="1"/>
       </w:tblPr>
-      <w:tblGrid>
-        <w:gridCol w:w="797"/>
-        <w:gridCol w:w="1329"/>
-        <w:gridCol w:w="3319"/>
-        <w:gridCol w:w="3826"/>
-      </w:tblGrid>
       <w:tr>
         <w:trPr>
           <w:tblHeader/>
         </w:trPr>
         <w:tc>
           <w:tcPr>
-            <w:tcW w:w="0" w:type="auto"/>
             <w:tcBorders>
               <w:bottom w:val="single" w:sz="8" w:space="0" w:color="000000"/>
             </w:tcBorders>
@@ -13035,22 +17598,21 @@
           </w:tcPr>
           <w:p>
             <w:pPr>
-              <w:spacing w:before="40" w:after="40" w:line="240" w:lineRule="auto"/>
+              <w:spacing w:before="30" w:after="30" w:line="220" w:lineRule="auto"/>
             </w:pPr>
             <w:r>
               <w:rPr>
                 <w:rFonts w:ascii="Arial" w:hAnsi="Arial" w:cs="Arial"/>
                 <w:b/>
-                <w:sz w:val="20"/>
-                <w:szCs w:val="20"/>
-              </w:rPr>
-              <w:t>Sprint</w:t>
-            </w:r>
-          </w:p>
-        </w:tc>
-        <w:tc>
-          <w:tcPr>
-            <w:tcW w:w="0" w:type="auto"/>
+                <w:sz w:val="18"/>
+                <w:szCs w:val="18"/>
+              </w:rPr>
+              <w:t>Sprint / Meta</w:t>
+            </w:r>
+          </w:p>
+        </w:tc>
+        <w:tc>
+          <w:tcPr>
             <w:tcBorders>
               <w:bottom w:val="single" w:sz="8" w:space="0" w:color="000000"/>
             </w:tcBorders>
@@ -13058,22 +17620,21 @@
           </w:tcPr>
           <w:p>
             <w:pPr>
-              <w:spacing w:before="40" w:after="40" w:line="240" w:lineRule="auto"/>
+              <w:spacing w:before="30" w:after="30" w:line="220" w:lineRule="auto"/>
             </w:pPr>
             <w:r>
               <w:rPr>
                 <w:rFonts w:ascii="Arial" w:hAnsi="Arial" w:cs="Arial"/>
                 <w:b/>
-                <w:sz w:val="20"/>
-                <w:szCs w:val="20"/>
-              </w:rPr>
-              <w:t>Período de Execução</w:t>
-            </w:r>
-          </w:p>
-        </w:tc>
-        <w:tc>
-          <w:tcPr>
-            <w:tcW w:w="0" w:type="auto"/>
+                <w:sz w:val="18"/>
+                <w:szCs w:val="18"/>
+              </w:rPr>
+              <w:t>Histórias Alocadas</w:t>
+            </w:r>
+          </w:p>
+        </w:tc>
+        <w:tc>
+          <w:tcPr>
             <w:tcBorders>
               <w:bottom w:val="single" w:sz="8" w:space="0" w:color="000000"/>
             </w:tcBorders>
@@ -13081,22 +17642,21 @@
           </w:tcPr>
           <w:p>
             <w:pPr>
-              <w:spacing w:before="40" w:after="40" w:line="240" w:lineRule="auto"/>
+              <w:spacing w:before="30" w:after="30" w:line="220" w:lineRule="auto"/>
             </w:pPr>
             <w:r>
               <w:rPr>
                 <w:rFonts w:ascii="Arial" w:hAnsi="Arial" w:cs="Arial"/>
                 <w:b/>
-                <w:sz w:val="20"/>
-                <w:szCs w:val="20"/>
-              </w:rPr>
-              <w:t>Quadro Kanban – Itens Validados em DONE</w:t>
-            </w:r>
-          </w:p>
-        </w:tc>
-        <w:tc>
-          <w:tcPr>
-            <w:tcW w:w="0" w:type="auto"/>
+                <w:sz w:val="18"/>
+                <w:szCs w:val="18"/>
+              </w:rPr>
+              <w:t>Tarefas Técnicas Decompostas (Sprint Backlog Tasks)</w:t>
+            </w:r>
+          </w:p>
+        </w:tc>
+        <w:tc>
+          <w:tcPr>
             <w:tcBorders>
               <w:bottom w:val="single" w:sz="8" w:space="0" w:color="000000"/>
             </w:tcBorders>
@@ -13104,376 +17664,350 @@
           </w:tcPr>
           <w:p>
             <w:pPr>
-              <w:spacing w:before="40" w:after="40" w:line="240" w:lineRule="auto"/>
+              <w:spacing w:before="30" w:after="30" w:line="220" w:lineRule="auto"/>
             </w:pPr>
             <w:r>
               <w:rPr>
                 <w:rFonts w:ascii="Arial" w:hAnsi="Arial" w:cs="Arial"/>
                 <w:b/>
-                <w:sz w:val="20"/>
-                <w:szCs w:val="20"/>
-              </w:rPr>
-              <w:t>Entregáveis Incrementais Homologados</w:t>
+                <w:sz w:val="18"/>
+                <w:szCs w:val="18"/>
+              </w:rPr>
+              <w:t>Esforço</w:t>
+            </w:r>
+          </w:p>
+        </w:tc>
+        <w:tc>
+          <w:tcPr>
+            <w:tcBorders>
+              <w:bottom w:val="single" w:sz="8" w:space="0" w:color="000000"/>
+            </w:tcBorders>
+            <w:shd w:val="clear" w:color="auto" w:fill="EDEDED"/>
+          </w:tcPr>
+          <w:p>
+            <w:pPr>
+              <w:spacing w:before="30" w:after="30" w:line="220" w:lineRule="auto"/>
+            </w:pPr>
+            <w:r>
+              <w:rPr>
+                <w:rFonts w:ascii="Arial" w:hAnsi="Arial" w:cs="Arial"/>
+                <w:b/>
+                <w:sz w:val="18"/>
+                <w:szCs w:val="18"/>
+              </w:rPr>
+              <w:t>Status</w:t>
             </w:r>
           </w:p>
         </w:tc>
       </w:tr>
       <w:tr>
         <w:tc>
-          <w:tcPr>
-            <w:tcW w:w="0" w:type="auto"/>
-          </w:tcPr>
-          <w:p>
-            <w:pPr>
-              <w:spacing w:before="40" w:after="40" w:line="240" w:lineRule="auto"/>
-              <w:jc w:val="both"/>
-            </w:pPr>
-            <w:r>
-              <w:rPr>
-                <w:rFonts w:ascii="Arial" w:hAnsi="Arial" w:cs="Arial"/>
-                <w:sz w:val="20"/>
-                <w:szCs w:val="20"/>
-              </w:rPr>
-              <w:t>Sprint 1</w:t>
-            </w:r>
-          </w:p>
-        </w:tc>
-        <w:tc>
-          <w:tcPr>
-            <w:tcW w:w="0" w:type="auto"/>
-          </w:tcPr>
-          <w:p>
-            <w:pPr>
-              <w:spacing w:before="40" w:after="40" w:line="240" w:lineRule="auto"/>
-              <w:jc w:val="both"/>
-            </w:pPr>
-            <w:r>
-              <w:rPr>
-                <w:rFonts w:ascii="Arial" w:hAnsi="Arial" w:cs="Arial"/>
-                <w:sz w:val="20"/>
-                <w:szCs w:val="20"/>
-              </w:rPr>
-              <w:t>Semanas 1 a 2</w:t>
-            </w:r>
-          </w:p>
-        </w:tc>
-        <w:tc>
-          <w:tcPr>
-            <w:tcW w:w="0" w:type="auto"/>
-          </w:tcPr>
-          <w:p>
-            <w:pPr>
-              <w:spacing w:before="40" w:after="40" w:line="240" w:lineRule="auto"/>
-              <w:jc w:val="both"/>
-            </w:pPr>
-            <w:r>
-              <w:rPr>
-                <w:rFonts w:ascii="Arial" w:hAnsi="Arial" w:cs="Arial"/>
-                <w:sz w:val="20"/>
-                <w:szCs w:val="20"/>
-              </w:rPr>
-              <w:t>[DONE] US01 (MySQL 8.0 + Trigger + SPs) [DONE] US02 (SmartAuth Cookie/JWT + PBKDF2)</w:t>
-            </w:r>
-          </w:p>
-        </w:tc>
-        <w:tc>
-          <w:tcPr>
-            <w:tcW w:w="0" w:type="auto"/>
-          </w:tcPr>
-          <w:p>
-            <w:pPr>
-              <w:spacing w:before="40" w:after="40" w:line="240" w:lineRule="auto"/>
-              <w:jc w:val="both"/>
-            </w:pPr>
-            <w:r>
-              <w:rPr>
-                <w:rFonts w:ascii="Arial" w:hAnsi="Arial" w:cs="Arial"/>
-                <w:sz w:val="20"/>
-                <w:szCs w:val="20"/>
-              </w:rPr>
-              <w:t>Banco de dados operacional, script de importação automática e sistema de autenticação seguro.</w:t>
+          <w:p>
+            <w:pPr>
+              <w:spacing w:before="25" w:after="25" w:line="220" w:lineRule="auto"/>
+            </w:pPr>
+            <w:r>
+              <w:rPr>
+                <w:b/>
+                <w:rFonts w:ascii="Arial" w:hAnsi="Arial" w:cs="Arial"/>
+                <w:sz w:val="18"/>
+                <w:szCs w:val="18"/>
+              </w:rPr>
+              <w:t>Sprint 1 (Semanas 1 e 2): Fundação de Dados e Segurança</w:t>
+            </w:r>
+          </w:p>
+        </w:tc>
+        <w:tc>
+          <w:p>
+            <w:pPr>
+              <w:spacing w:before="25" w:after="25" w:line="220" w:lineRule="auto"/>
+            </w:pPr>
+            <w:r>
+              <w:rPr>
+                <w:rFonts w:ascii="Arial" w:hAnsi="Arial" w:cs="Arial"/>
+                <w:sz w:val="18"/>
+                <w:szCs w:val="18"/>
+              </w:rPr>
+              <w:t>US01, US02, US03</w:t>
+            </w:r>
+          </w:p>
+        </w:tc>
+        <w:tc>
+          <w:p>
+            <w:pPr>
+              <w:spacing w:before="25" w:after="25" w:line="220" w:lineRule="auto"/>
+            </w:pPr>
+            <w:r>
+              <w:rPr>
+                <w:rFonts w:ascii="Arial" w:hAnsi="Arial" w:cs="Arial"/>
+                <w:sz w:val="18"/>
+                <w:szCs w:val="18"/>
+              </w:rPr>
+              <w:t>T1.1 Modelar MER no MySQL Workbench e gerar DDL 3FN (14 tabelas InnoDB); T1.2 Programar View vw_ResumoFinanceiroPorCarteira, SPs e Trigger trg_AtualizaInventarioAposTransacao; T1.3 Configurar VestindosonhosdbContext no EF Core 10; T1.4 Implementar PasswordHasher PBKDF2, esquema híbrido SmartAuth (Cookie + JWT) e filtro ExigirTrocaSenhaFilter; T1.5 Construir CRUD de Usuários.</w:t>
+            </w:r>
+          </w:p>
+        </w:tc>
+        <w:tc>
+          <w:p>
+            <w:pPr>
+              <w:spacing w:before="25" w:after="25" w:line="220" w:lineRule="auto"/>
+            </w:pPr>
+            <w:r>
+              <w:rPr>
+                <w:rFonts w:ascii="Arial" w:hAnsi="Arial" w:cs="Arial"/>
+                <w:sz w:val="18"/>
+                <w:szCs w:val="18"/>
+              </w:rPr>
+              <w:t>21 pts</w:t>
+            </w:r>
+          </w:p>
+        </w:tc>
+        <w:tc>
+          <w:p>
+            <w:pPr>
+              <w:spacing w:before="25" w:after="25" w:line="220" w:lineRule="auto"/>
+            </w:pPr>
+            <w:r>
+              <w:rPr>
+                <w:rFonts w:ascii="Arial" w:hAnsi="Arial" w:cs="Arial"/>
+                <w:sz w:val="18"/>
+                <w:szCs w:val="18"/>
+              </w:rPr>
+              <w:t>Concluída (100%)</w:t>
             </w:r>
           </w:p>
         </w:tc>
       </w:tr>
       <w:tr>
         <w:tc>
-          <w:tcPr>
-            <w:tcW w:w="0" w:type="auto"/>
-          </w:tcPr>
-          <w:p>
-            <w:pPr>
-              <w:spacing w:before="40" w:after="40" w:line="240" w:lineRule="auto"/>
-              <w:jc w:val="both"/>
-            </w:pPr>
-            <w:r>
-              <w:rPr>
-                <w:rFonts w:ascii="Arial" w:hAnsi="Arial" w:cs="Arial"/>
-                <w:sz w:val="20"/>
-                <w:szCs w:val="20"/>
-              </w:rPr>
-              <w:t>Sprint 2</w:t>
-            </w:r>
-          </w:p>
-        </w:tc>
-        <w:tc>
-          <w:tcPr>
-            <w:tcW w:w="0" w:type="auto"/>
-          </w:tcPr>
-          <w:p>
-            <w:pPr>
-              <w:spacing w:before="40" w:after="40" w:line="240" w:lineRule="auto"/>
-              <w:jc w:val="both"/>
-            </w:pPr>
-            <w:r>
-              <w:rPr>
-                <w:rFonts w:ascii="Arial" w:hAnsi="Arial" w:cs="Arial"/>
-                <w:sz w:val="20"/>
-                <w:szCs w:val="20"/>
-              </w:rPr>
-              <w:t>Semanas 3 a 4</w:t>
-            </w:r>
-          </w:p>
-        </w:tc>
-        <w:tc>
-          <w:tcPr>
-            <w:tcW w:w="0" w:type="auto"/>
-          </w:tcPr>
-          <w:p>
-            <w:pPr>
-              <w:spacing w:before="40" w:after="40" w:line="240" w:lineRule="auto"/>
-              <w:jc w:val="both"/>
-            </w:pPr>
-            <w:r>
-              <w:rPr>
-                <w:rFonts w:ascii="Arial" w:hAnsi="Arial" w:cs="Arial"/>
-                <w:sz w:val="20"/>
-                <w:szCs w:val="20"/>
-              </w:rPr>
-              <w:t xml:space="preserve">[DONE] US03 (Beneficiários e Dependentes) [DONE] US04 (Inventário e Produtos) </w:t>
-            </w:r>
-            <w:r>
-              <w:rPr>
-                <w:rFonts w:ascii="Arial" w:hAnsi="Arial" w:cs="Arial"/>
-                <w:sz w:val="20"/>
-                <w:szCs w:val="20"/>
-              </w:rPr>
-              <w:t>[DONE] US05 (Financeiro, Carteiras e Eventos)</w:t>
-            </w:r>
-          </w:p>
-        </w:tc>
-        <w:tc>
-          <w:tcPr>
-            <w:tcW w:w="0" w:type="auto"/>
-          </w:tcPr>
-          <w:p>
-            <w:pPr>
-              <w:spacing w:before="40" w:after="40" w:line="240" w:lineRule="auto"/>
-              <w:jc w:val="both"/>
-            </w:pPr>
-            <w:r>
-              <w:rPr>
-                <w:rFonts w:ascii="Arial" w:hAnsi="Arial" w:cs="Arial"/>
-                <w:sz w:val="20"/>
-                <w:szCs w:val="20"/>
-              </w:rPr>
-              <w:t>Portal Web MVC 100% funcional em todos os módulos administrativos e operacionais.</w:t>
+          <w:p>
+            <w:pPr>
+              <w:spacing w:before="25" w:after="25" w:line="220" w:lineRule="auto"/>
+            </w:pPr>
+            <w:r>
+              <w:rPr>
+                <w:b/>
+                <w:rFonts w:ascii="Arial" w:hAnsi="Arial" w:cs="Arial"/>
+                <w:sz w:val="18"/>
+                <w:szCs w:val="18"/>
+              </w:rPr>
+              <w:t>Sprint 2 (Semanas 3 e 4): Portal Web MVC e Regras de Negócio</w:t>
+            </w:r>
+          </w:p>
+        </w:tc>
+        <w:tc>
+          <w:p>
+            <w:pPr>
+              <w:spacing w:before="25" w:after="25" w:line="220" w:lineRule="auto"/>
+            </w:pPr>
+            <w:r>
+              <w:rPr>
+                <w:rFonts w:ascii="Arial" w:hAnsi="Arial" w:cs="Arial"/>
+                <w:sz w:val="18"/>
+                <w:szCs w:val="18"/>
+              </w:rPr>
+              <w:t>US04, US05, US06, US07, US08, US09</w:t>
+            </w:r>
+          </w:p>
+        </w:tc>
+        <w:tc>
+          <w:p>
+            <w:pPr>
+              <w:spacing w:before="25" w:after="25" w:line="220" w:lineRule="auto"/>
+            </w:pPr>
+            <w:r>
+              <w:rPr>
+                <w:rFonts w:ascii="Arial" w:hAnsi="Arial" w:cs="Arial"/>
+                <w:sz w:val="18"/>
+                <w:szCs w:val="18"/>
+              </w:rPr>
+              <w:t>T2.1 Desenvolver BeneficiariosController e modal de Dependentes; T2.2 Implementar InventarioController, ProdutosController, TiposAtivoController e exportação CSV; T2.3 Programar extração de hashtags e fila de pedidos; T2.4 Construir FinanceiroController (restrito a Admin) com estorno automático de saldo na edição/exclusão; T2.5 Criar EventosController e VoluntariosController; T2.6 Implementar Dark Mode global e Configurações SaaS.</w:t>
+            </w:r>
+          </w:p>
+        </w:tc>
+        <w:tc>
+          <w:p>
+            <w:pPr>
+              <w:spacing w:before="25" w:after="25" w:line="220" w:lineRule="auto"/>
+            </w:pPr>
+            <w:r>
+              <w:rPr>
+                <w:rFonts w:ascii="Arial" w:hAnsi="Arial" w:cs="Arial"/>
+                <w:sz w:val="18"/>
+                <w:szCs w:val="18"/>
+              </w:rPr>
+              <w:t>39 pts</w:t>
+            </w:r>
+          </w:p>
+        </w:tc>
+        <w:tc>
+          <w:p>
+            <w:pPr>
+              <w:spacing w:before="25" w:after="25" w:line="220" w:lineRule="auto"/>
+            </w:pPr>
+            <w:r>
+              <w:rPr>
+                <w:rFonts w:ascii="Arial" w:hAnsi="Arial" w:cs="Arial"/>
+                <w:sz w:val="18"/>
+                <w:szCs w:val="18"/>
+              </w:rPr>
+              <w:t>Concluída (100%)</w:t>
             </w:r>
           </w:p>
         </w:tc>
       </w:tr>
       <w:tr>
         <w:tc>
-          <w:tcPr>
-            <w:tcW w:w="0" w:type="auto"/>
-          </w:tcPr>
-          <w:p>
-            <w:pPr>
-              <w:spacing w:before="40" w:after="40" w:line="240" w:lineRule="auto"/>
-              <w:jc w:val="both"/>
-            </w:pPr>
-            <w:r>
-              <w:rPr>
-                <w:rFonts w:ascii="Arial" w:hAnsi="Arial" w:cs="Arial"/>
-                <w:sz w:val="20"/>
-                <w:szCs w:val="20"/>
-              </w:rPr>
-              <w:t xml:space="preserve">Sprint </w:t>
-            </w:r>
-            <w:r>
-              <w:rPr>
-                <w:rFonts w:ascii="Arial" w:hAnsi="Arial" w:cs="Arial"/>
-                <w:sz w:val="20"/>
-                <w:szCs w:val="20"/>
-              </w:rPr>
-              <w:lastRenderedPageBreak/>
-              <w:t>3</w:t>
-            </w:r>
-          </w:p>
-        </w:tc>
-        <w:tc>
-          <w:tcPr>
-            <w:tcW w:w="0" w:type="auto"/>
-          </w:tcPr>
-          <w:p>
-            <w:pPr>
-              <w:spacing w:before="40" w:after="40" w:line="240" w:lineRule="auto"/>
-              <w:jc w:val="both"/>
-            </w:pPr>
-            <w:r>
-              <w:rPr>
-                <w:rFonts w:ascii="Arial" w:hAnsi="Arial" w:cs="Arial"/>
-                <w:sz w:val="20"/>
-                <w:szCs w:val="20"/>
-              </w:rPr>
-              <w:lastRenderedPageBreak/>
-              <w:t xml:space="preserve">Semanas 5 </w:t>
-            </w:r>
-            <w:r>
-              <w:rPr>
-                <w:rFonts w:ascii="Arial" w:hAnsi="Arial" w:cs="Arial"/>
-                <w:sz w:val="20"/>
-                <w:szCs w:val="20"/>
-              </w:rPr>
-              <w:lastRenderedPageBreak/>
-              <w:t>a 6</w:t>
-            </w:r>
-          </w:p>
-        </w:tc>
-        <w:tc>
-          <w:tcPr>
-            <w:tcW w:w="0" w:type="auto"/>
-          </w:tcPr>
-          <w:p>
-            <w:pPr>
-              <w:spacing w:before="40" w:after="40" w:line="240" w:lineRule="auto"/>
-              <w:jc w:val="both"/>
-            </w:pPr>
-            <w:r>
-              <w:rPr>
-                <w:rFonts w:ascii="Arial" w:hAnsi="Arial" w:cs="Arial"/>
-                <w:sz w:val="20"/>
-                <w:szCs w:val="20"/>
-              </w:rPr>
-              <w:lastRenderedPageBreak/>
-              <w:t xml:space="preserve">[DONE] US06 (Suíte completa de </w:t>
-            </w:r>
-            <w:r>
-              <w:rPr>
-                <w:rFonts w:ascii="Arial" w:hAnsi="Arial" w:cs="Arial"/>
-                <w:sz w:val="20"/>
-                <w:szCs w:val="20"/>
-              </w:rPr>
-              <w:lastRenderedPageBreak/>
-              <w:t>APIs REST) [DONE] US07 (App Mobile Flutter Android/iOS)</w:t>
-            </w:r>
-          </w:p>
-        </w:tc>
-        <w:tc>
-          <w:tcPr>
-            <w:tcW w:w="0" w:type="auto"/>
-          </w:tcPr>
-          <w:p>
-            <w:pPr>
-              <w:spacing w:before="40" w:after="40" w:line="240" w:lineRule="auto"/>
-              <w:jc w:val="both"/>
-            </w:pPr>
-            <w:r>
-              <w:rPr>
-                <w:rFonts w:ascii="Arial" w:hAnsi="Arial" w:cs="Arial"/>
-                <w:sz w:val="20"/>
-                <w:szCs w:val="20"/>
-              </w:rPr>
-              <w:lastRenderedPageBreak/>
-              <w:t xml:space="preserve">Integração completa Web-API-Mobile, </w:t>
-            </w:r>
-            <w:r>
-              <w:rPr>
-                <w:rFonts w:ascii="Arial" w:hAnsi="Arial" w:cs="Arial"/>
-                <w:sz w:val="20"/>
-                <w:szCs w:val="20"/>
-              </w:rPr>
-              <w:lastRenderedPageBreak/>
-              <w:t>app com Home e botão Sair para Colaborador e Admin, sem overflows.</w:t>
+          <w:p>
+            <w:pPr>
+              <w:spacing w:before="25" w:after="25" w:line="220" w:lineRule="auto"/>
+            </w:pPr>
+            <w:r>
+              <w:rPr>
+                <w:b/>
+                <w:rFonts w:ascii="Arial" w:hAnsi="Arial" w:cs="Arial"/>
+                <w:sz w:val="18"/>
+                <w:szCs w:val="18"/>
+              </w:rPr>
+              <w:t>Sprint 3 (Semanas 5 e 6): APIs RESTful e App Mobile Flutter</w:t>
+            </w:r>
+          </w:p>
+        </w:tc>
+        <w:tc>
+          <w:p>
+            <w:pPr>
+              <w:spacing w:before="25" w:after="25" w:line="220" w:lineRule="auto"/>
+            </w:pPr>
+            <w:r>
+              <w:rPr>
+                <w:rFonts w:ascii="Arial" w:hAnsi="Arial" w:cs="Arial"/>
+                <w:sz w:val="18"/>
+                <w:szCs w:val="18"/>
+              </w:rPr>
+              <w:t>US10, US11, US12, US13</w:t>
+            </w:r>
+          </w:p>
+        </w:tc>
+        <w:tc>
+          <w:p>
+            <w:pPr>
+              <w:spacing w:before="25" w:after="25" w:line="220" w:lineRule="auto"/>
+            </w:pPr>
+            <w:r>
+              <w:rPr>
+                <w:rFonts w:ascii="Arial" w:hAnsi="Arial" w:cs="Arial"/>
+                <w:sz w:val="18"/>
+                <w:szCs w:val="18"/>
+              </w:rPr>
+              <w:t>T3.1 Implementar os 8 controladores REST JSON (/api/auth, dashboard, beneficiarios, inventario, financeiro, eventos, voluntarios, usuarios); T3.2 Desenvolver app Flutter Material 3 com logo oficial e ServerConfigDialog; T3.3 Construir Home responsiva por perfil (bloqueando Finanças para Colaborador); T3.4 Implementar gestão de categorias/produtos no Inventário Mobile e criação de voluntários em EventosScreen; T3.5 Sincronizar estorno financeiro e Configurações SaaS no APK.</w:t>
+            </w:r>
+          </w:p>
+        </w:tc>
+        <w:tc>
+          <w:p>
+            <w:pPr>
+              <w:spacing w:before="25" w:after="25" w:line="220" w:lineRule="auto"/>
+            </w:pPr>
+            <w:r>
+              <w:rPr>
+                <w:rFonts w:ascii="Arial" w:hAnsi="Arial" w:cs="Arial"/>
+                <w:sz w:val="18"/>
+                <w:szCs w:val="18"/>
+              </w:rPr>
+              <w:t>37 pts</w:t>
+            </w:r>
+          </w:p>
+        </w:tc>
+        <w:tc>
+          <w:p>
+            <w:pPr>
+              <w:spacing w:before="25" w:after="25" w:line="220" w:lineRule="auto"/>
+            </w:pPr>
+            <w:r>
+              <w:rPr>
+                <w:rFonts w:ascii="Arial" w:hAnsi="Arial" w:cs="Arial"/>
+                <w:sz w:val="18"/>
+                <w:szCs w:val="18"/>
+              </w:rPr>
+              <w:t>Concluída (100%)</w:t>
             </w:r>
           </w:p>
         </w:tc>
       </w:tr>
       <w:tr>
         <w:tc>
-          <w:tcPr>
-            <w:tcW w:w="0" w:type="auto"/>
-          </w:tcPr>
-          <w:p>
-            <w:pPr>
-              <w:spacing w:before="40" w:after="40" w:line="240" w:lineRule="auto"/>
-              <w:jc w:val="both"/>
-            </w:pPr>
-            <w:r>
-              <w:rPr>
-                <w:rFonts w:ascii="Arial" w:hAnsi="Arial" w:cs="Arial"/>
-                <w:sz w:val="20"/>
-                <w:szCs w:val="20"/>
-              </w:rPr>
-              <w:lastRenderedPageBreak/>
-              <w:t>Sprint 4</w:t>
-            </w:r>
-          </w:p>
-        </w:tc>
-        <w:tc>
-          <w:tcPr>
-            <w:tcW w:w="0" w:type="auto"/>
-          </w:tcPr>
-          <w:p>
-            <w:pPr>
-              <w:spacing w:before="40" w:after="40" w:line="240" w:lineRule="auto"/>
-              <w:jc w:val="both"/>
-            </w:pPr>
-            <w:r>
-              <w:rPr>
-                <w:rFonts w:ascii="Arial" w:hAnsi="Arial" w:cs="Arial"/>
-                <w:sz w:val="20"/>
-                <w:szCs w:val="20"/>
-              </w:rPr>
-              <w:t>Semanas 7 a 8</w:t>
-            </w:r>
-          </w:p>
-        </w:tc>
-        <w:tc>
-          <w:tcPr>
-            <w:tcW w:w="0" w:type="auto"/>
-          </w:tcPr>
-          <w:p>
-            <w:pPr>
-              <w:spacing w:before="40" w:after="40" w:line="240" w:lineRule="auto"/>
-              <w:jc w:val="both"/>
-            </w:pPr>
-            <w:r>
-              <w:rPr>
-                <w:rFonts w:ascii="Arial" w:hAnsi="Arial" w:cs="Arial"/>
-                <w:sz w:val="20"/>
-                <w:szCs w:val="20"/>
-              </w:rPr>
-              <w:t>[DONE] US08 (GitHub Actions CI/CD + Executável Portátil + APK Release + Relatório ABNT)</w:t>
-            </w:r>
-          </w:p>
-        </w:tc>
-        <w:tc>
-          <w:tcPr>
-            <w:tcW w:w="0" w:type="auto"/>
-          </w:tcPr>
-          <w:p>
-            <w:pPr>
-              <w:spacing w:before="40" w:after="40" w:line="240" w:lineRule="auto"/>
-              <w:jc w:val="both"/>
-            </w:pPr>
-            <w:r>
-              <w:rPr>
-                <w:rFonts w:ascii="Arial" w:hAnsi="Arial" w:cs="Arial"/>
-                <w:sz w:val="20"/>
-                <w:szCs w:val="20"/>
-              </w:rPr>
-              <w:t>Pacote VestindoSonhos_Portavel (.exe + .apk), pipeline CI/CD ativo e documentação ABNT concluída.</w:t>
+          <w:p>
+            <w:pPr>
+              <w:spacing w:before="25" w:after="25" w:line="220" w:lineRule="auto"/>
+            </w:pPr>
+            <w:r>
+              <w:rPr>
+                <w:b/>
+                <w:rFonts w:ascii="Arial" w:hAnsi="Arial" w:cs="Arial"/>
+                <w:sz w:val="18"/>
+                <w:szCs w:val="18"/>
+              </w:rPr>
+              <w:t>Sprint 4 (Semanas 7 e 8): Testes xUnit, DevOps, Portátil e ABNT</w:t>
+            </w:r>
+          </w:p>
+        </w:tc>
+        <w:tc>
+          <w:p>
+            <w:pPr>
+              <w:spacing w:before="25" w:after="25" w:line="220" w:lineRule="auto"/>
+            </w:pPr>
+            <w:r>
+              <w:rPr>
+                <w:rFonts w:ascii="Arial" w:hAnsi="Arial" w:cs="Arial"/>
+                <w:sz w:val="18"/>
+                <w:szCs w:val="18"/>
+              </w:rPr>
+              <w:t>US14, US15, US16</w:t>
+            </w:r>
+          </w:p>
+        </w:tc>
+        <w:tc>
+          <w:p>
+            <w:pPr>
+              <w:spacing w:before="25" w:after="25" w:line="220" w:lineRule="auto"/>
+            </w:pPr>
+            <w:r>
+              <w:rPr>
+                <w:rFonts w:ascii="Arial" w:hAnsi="Arial" w:cs="Arial"/>
+                <w:sz w:val="18"/>
+                <w:szCs w:val="18"/>
+              </w:rPr>
+              <w:t>T4.1 Criar projeto VestindoSonhos.Tests com 21 testes automatizados xUnit + EF Core InMemory; T4.2 Configurar pipeline CI/CD (.github/workflows/ci-cd.yml) com etapa dotnet test; T4.3 Gerar pacote VestindoSonhos_Portavel (win-x64) e compilar VestindoSonhos_Mobile.apk Release; T4.4 Consolidar documentação ABNT PIM IV com MER oficial, Requisitos, Backlog e Kanban.</w:t>
+            </w:r>
+          </w:p>
+        </w:tc>
+        <w:tc>
+          <w:p>
+            <w:pPr>
+              <w:spacing w:before="25" w:after="25" w:line="220" w:lineRule="auto"/>
+            </w:pPr>
+            <w:r>
+              <w:rPr>
+                <w:rFonts w:ascii="Arial" w:hAnsi="Arial" w:cs="Arial"/>
+                <w:sz w:val="18"/>
+                <w:szCs w:val="18"/>
+              </w:rPr>
+              <w:t>13 pts</w:t>
+            </w:r>
+          </w:p>
+        </w:tc>
+        <w:tc>
+          <w:p>
+            <w:pPr>
+              <w:spacing w:before="25" w:after="25" w:line="220" w:lineRule="auto"/>
+            </w:pPr>
+            <w:r>
+              <w:rPr>
+                <w:rFonts w:ascii="Arial" w:hAnsi="Arial" w:cs="Arial"/>
+                <w:sz w:val="18"/>
+                <w:szCs w:val="18"/>
+              </w:rPr>
+              <w:t>Concluída (100%)</w:t>
             </w:r>
           </w:p>
         </w:tc>
@@ -13490,6 +18024,19 @@
           <w:szCs w:val="20"/>
         </w:rPr>
         <w:t>Fonte: Elaborada pelos autores (2026).</w:t>
+      </w:r>
+    </w:p>
+    <w:p>
+      <w:pPr>
+        <w:keepNext/>
+        <w:spacing w:before="180" w:after="100" w:line="360" w:lineRule="auto"/>
+      </w:pPr>
+      <w:r>
+        <w:rPr>
+          <w:rFonts w:ascii="Arial" w:hAnsi="Arial" w:cs="Arial"/>
+          <w:b/>
+        </w:rPr>
+        <w:t>9.3 Quadro Kanban, limites de WIP e Definição de Pronto (Definition of Done)</w:t>
       </w:r>
     </w:p>
     <w:p>
@@ -13502,7 +18049,473 @@
         <w:rPr>
           <w:rFonts w:ascii="Arial" w:hAnsi="Arial" w:cs="Arial"/>
         </w:rPr>
-        <w:t>Todas as entregas passaram por uma bateria rigorosa de validação automatizada e manual (Definição de Pronto — *Definition of Done*), verificando-se o retorno `200 OK` em todas as rotas autenticadas do portal Web e das APIs REST, a preservação de saldos de carteiras e estoque, a compilação limpa do pacote Android `VestindoSonhos_Mobile.apk` em modo Release e a sincronização integral no repositório GitHub.</w:t>
+        <w:t>Para dar visibilidade em tempo real ao fluxo de trabalho e eliminar gargalos entre o desenvolvimento back-end (.NET 10), mobile (Flutter) e banco de dados (MySQL 8.0), a equipe operou um Quadro Kanban estruturado em cinco colunas com limites explícitos de Trabalho em Progresso (Work In Progress - WIP Limits): Backlog / To Do (Sem limite), Em Desenvolvimento / In Progress (WIP máx. = 4 cartões), Em Revisão de Código / Code Review (WIP máx. = 3 cartões), Em Testes Automatizados e Homologação / Testing &amp; QA xUnit (WIP máx. = 3 cartões) e Concluído / Done. A Tabela 13 retrata a estrutura do Quadro Kanban e a consolidação final dos cartões entregues.</w:t>
+      </w:r>
+    </w:p>
+    <w:p>
+      <w:pPr>
+        <w:keepNext/>
+        <w:spacing w:before="160" w:after="80" w:line="240" w:lineRule="auto"/>
+      </w:pPr>
+      <w:r>
+        <w:rPr>
+          <w:rFonts w:ascii="Arial" w:hAnsi="Arial" w:cs="Arial"/>
+          <w:b/>
+          <w:sz w:val="20"/>
+          <w:szCs w:val="20"/>
+        </w:rPr>
+        <w:t>Tabela 13 - Quadro Kanban consolidado do projeto ONG Vestindo Sonhos (Fluxo de Trabalho e Limites de WIP)</w:t>
+      </w:r>
+    </w:p>
+    <w:tbl>
+      <w:tblPr>
+        <w:tblW w:w="5000" w:type="pct"/>
+        <w:tblInd w:w="100" w:type="dxa"/>
+        <w:tblBorders>
+          <w:top w:val="single" w:sz="8" w:space="0" w:color="000000"/>
+          <w:bottom w:val="single" w:sz="8" w:space="0" w:color="000000"/>
+          <w:insideH w:val="single" w:sz="4" w:space="0" w:color="BFBFBF"/>
+        </w:tblBorders>
+        <w:tblCellMar>
+          <w:top w:w="60" w:type="dxa"/>
+          <w:left w:w="90" w:type="dxa"/>
+          <w:bottom w:w="60" w:type="dxa"/>
+          <w:right w:w="90" w:type="dxa"/>
+        </w:tblCellMar>
+      </w:tblPr>
+      <w:tr>
+        <w:trPr>
+          <w:tblHeader/>
+        </w:trPr>
+        <w:tc>
+          <w:tcPr>
+            <w:tcBorders>
+              <w:bottom w:val="single" w:sz="8" w:space="0" w:color="000000"/>
+            </w:tcBorders>
+            <w:shd w:val="clear" w:color="auto" w:fill="EDEDED"/>
+          </w:tcPr>
+          <w:p>
+            <w:pPr>
+              <w:spacing w:before="30" w:after="30" w:line="220" w:lineRule="auto"/>
+            </w:pPr>
+            <w:r>
+              <w:rPr>
+                <w:rFonts w:ascii="Arial" w:hAnsi="Arial" w:cs="Arial"/>
+                <w:b/>
+                <w:sz w:val="18"/>
+                <w:szCs w:val="18"/>
+              </w:rPr>
+              <w:t>Coluna do Kanban</w:t>
+            </w:r>
+          </w:p>
+        </w:tc>
+        <w:tc>
+          <w:tcPr>
+            <w:tcBorders>
+              <w:bottom w:val="single" w:sz="8" w:space="0" w:color="000000"/>
+            </w:tcBorders>
+            <w:shd w:val="clear" w:color="auto" w:fill="EDEDED"/>
+          </w:tcPr>
+          <w:p>
+            <w:pPr>
+              <w:spacing w:before="30" w:after="30" w:line="220" w:lineRule="auto"/>
+            </w:pPr>
+            <w:r>
+              <w:rPr>
+                <w:rFonts w:ascii="Arial" w:hAnsi="Arial" w:cs="Arial"/>
+                <w:b/>
+                <w:sz w:val="18"/>
+                <w:szCs w:val="18"/>
+              </w:rPr>
+              <w:t>Limite WIP</w:t>
+            </w:r>
+          </w:p>
+        </w:tc>
+        <w:tc>
+          <w:tcPr>
+            <w:tcBorders>
+              <w:bottom w:val="single" w:sz="8" w:space="0" w:color="000000"/>
+            </w:tcBorders>
+            <w:shd w:val="clear" w:color="auto" w:fill="EDEDED"/>
+          </w:tcPr>
+          <w:p>
+            <w:pPr>
+              <w:spacing w:before="30" w:after="30" w:line="220" w:lineRule="auto"/>
+            </w:pPr>
+            <w:r>
+              <w:rPr>
+                <w:rFonts w:ascii="Arial" w:hAnsi="Arial" w:cs="Arial"/>
+                <w:b/>
+                <w:sz w:val="18"/>
+                <w:szCs w:val="18"/>
+              </w:rPr>
+              <w:t>Critério de Passagem (Pull Criteria)</w:t>
+            </w:r>
+          </w:p>
+        </w:tc>
+        <w:tc>
+          <w:tcPr>
+            <w:tcBorders>
+              <w:bottom w:val="single" w:sz="8" w:space="0" w:color="000000"/>
+            </w:tcBorders>
+            <w:shd w:val="clear" w:color="auto" w:fill="EDEDED"/>
+          </w:tcPr>
+          <w:p>
+            <w:pPr>
+              <w:spacing w:before="30" w:after="30" w:line="220" w:lineRule="auto"/>
+            </w:pPr>
+            <w:r>
+              <w:rPr>
+                <w:rFonts w:ascii="Arial" w:hAnsi="Arial" w:cs="Arial"/>
+                <w:b/>
+                <w:sz w:val="18"/>
+                <w:szCs w:val="18"/>
+              </w:rPr>
+              <w:t>Cartões Consolidados ao Final da Sprint 4</w:t>
+            </w:r>
+          </w:p>
+        </w:tc>
+      </w:tr>
+      <w:tr>
+        <w:tc>
+          <w:p>
+            <w:pPr>
+              <w:spacing w:before="25" w:after="25" w:line="220" w:lineRule="auto"/>
+            </w:pPr>
+            <w:r>
+              <w:rPr>
+                <w:b/>
+                <w:rFonts w:ascii="Arial" w:hAnsi="Arial" w:cs="Arial"/>
+                <w:sz w:val="18"/>
+                <w:szCs w:val="18"/>
+              </w:rPr>
+              <w:t>1. A Fazer (To Do)</w:t>
+            </w:r>
+          </w:p>
+        </w:tc>
+        <w:tc>
+          <w:p>
+            <w:pPr>
+              <w:spacing w:before="25" w:after="25" w:line="220" w:lineRule="auto"/>
+            </w:pPr>
+            <w:r>
+              <w:rPr>
+                <w:rFonts w:ascii="Arial" w:hAnsi="Arial" w:cs="Arial"/>
+                <w:sz w:val="18"/>
+                <w:szCs w:val="18"/>
+              </w:rPr>
+              <w:t>Ilimitado</w:t>
+            </w:r>
+          </w:p>
+        </w:tc>
+        <w:tc>
+          <w:p>
+            <w:pPr>
+              <w:spacing w:before="25" w:after="25" w:line="220" w:lineRule="auto"/>
+            </w:pPr>
+            <w:r>
+              <w:rPr>
+                <w:rFonts w:ascii="Arial" w:hAnsi="Arial" w:cs="Arial"/>
+                <w:sz w:val="18"/>
+                <w:szCs w:val="18"/>
+              </w:rPr>
+              <w:t>História priorizada no Sprint Planning com critérios de aceitação claros e dependências resolvidas.</w:t>
+            </w:r>
+          </w:p>
+        </w:tc>
+        <w:tc>
+          <w:p>
+            <w:pPr>
+              <w:spacing w:before="25" w:after="25" w:line="220" w:lineRule="auto"/>
+            </w:pPr>
+            <w:r>
+              <w:rPr>
+                <w:rFonts w:ascii="Arial" w:hAnsi="Arial" w:cs="Arial"/>
+                <w:sz w:val="18"/>
+                <w:szCs w:val="18"/>
+              </w:rPr>
+              <w:t>0 cartões pendentes (100% do escopo do PIM IV puxado e executado ao longo das 4 Sprints).</w:t>
+            </w:r>
+          </w:p>
+        </w:tc>
+      </w:tr>
+      <w:tr>
+        <w:tc>
+          <w:p>
+            <w:pPr>
+              <w:spacing w:before="25" w:after="25" w:line="220" w:lineRule="auto"/>
+            </w:pPr>
+            <w:r>
+              <w:rPr>
+                <w:b/>
+                <w:rFonts w:ascii="Arial" w:hAnsi="Arial" w:cs="Arial"/>
+                <w:sz w:val="18"/>
+                <w:szCs w:val="18"/>
+              </w:rPr>
+              <w:t>2. Em Progresso (In Progress)</w:t>
+            </w:r>
+          </w:p>
+        </w:tc>
+        <w:tc>
+          <w:p>
+            <w:pPr>
+              <w:spacing w:before="25" w:after="25" w:line="220" w:lineRule="auto"/>
+            </w:pPr>
+            <w:r>
+              <w:rPr>
+                <w:rFonts w:ascii="Arial" w:hAnsi="Arial" w:cs="Arial"/>
+                <w:sz w:val="18"/>
+                <w:szCs w:val="18"/>
+              </w:rPr>
+              <w:t>Máx. 4</w:t>
+            </w:r>
+          </w:p>
+        </w:tc>
+        <w:tc>
+          <w:p>
+            <w:pPr>
+              <w:spacing w:before="25" w:after="25" w:line="220" w:lineRule="auto"/>
+            </w:pPr>
+            <w:r>
+              <w:rPr>
+                <w:rFonts w:ascii="Arial" w:hAnsi="Arial" w:cs="Arial"/>
+                <w:sz w:val="18"/>
+                <w:szCs w:val="18"/>
+              </w:rPr>
+              <w:t>Codificação ativa em branch de funcionalidade no C# .NET 10, Flutter Dart ou script SQL MySQL 8.0.</w:t>
+            </w:r>
+          </w:p>
+        </w:tc>
+        <w:tc>
+          <w:p>
+            <w:pPr>
+              <w:spacing w:before="25" w:after="25" w:line="220" w:lineRule="auto"/>
+            </w:pPr>
+            <w:r>
+              <w:rPr>
+                <w:rFonts w:ascii="Arial" w:hAnsi="Arial" w:cs="Arial"/>
+                <w:sz w:val="18"/>
+                <w:szCs w:val="18"/>
+              </w:rPr>
+              <w:t>0 cartões em aberto (todas as implementações Web, API, Mobile e Banco finalizadas).</w:t>
+            </w:r>
+          </w:p>
+        </w:tc>
+      </w:tr>
+      <w:tr>
+        <w:tc>
+          <w:p>
+            <w:pPr>
+              <w:spacing w:before="25" w:after="25" w:line="220" w:lineRule="auto"/>
+            </w:pPr>
+            <w:r>
+              <w:rPr>
+                <w:b/>
+                <w:rFonts w:ascii="Arial" w:hAnsi="Arial" w:cs="Arial"/>
+                <w:sz w:val="18"/>
+                <w:szCs w:val="18"/>
+              </w:rPr>
+              <w:t>3. Revisão (Code Review)</w:t>
+            </w:r>
+          </w:p>
+        </w:tc>
+        <w:tc>
+          <w:p>
+            <w:pPr>
+              <w:spacing w:before="25" w:after="25" w:line="220" w:lineRule="auto"/>
+            </w:pPr>
+            <w:r>
+              <w:rPr>
+                <w:rFonts w:ascii="Arial" w:hAnsi="Arial" w:cs="Arial"/>
+                <w:sz w:val="18"/>
+                <w:szCs w:val="18"/>
+              </w:rPr>
+              <w:t>Máx. 3</w:t>
+            </w:r>
+          </w:p>
+        </w:tc>
+        <w:tc>
+          <w:p>
+            <w:pPr>
+              <w:spacing w:before="25" w:after="25" w:line="220" w:lineRule="auto"/>
+            </w:pPr>
+            <w:r>
+              <w:rPr>
+                <w:rFonts w:ascii="Arial" w:hAnsi="Arial" w:cs="Arial"/>
+                <w:sz w:val="18"/>
+                <w:szCs w:val="18"/>
+              </w:rPr>
+              <w:t>Inspeção de padrões SOLID, verificação de segurança RBAC (Admin vs. Colaborador) e compilação limpa.</w:t>
+            </w:r>
+          </w:p>
+        </w:tc>
+        <w:tc>
+          <w:p>
+            <w:pPr>
+              <w:spacing w:before="25" w:after="25" w:line="220" w:lineRule="auto"/>
+            </w:pPr>
+            <w:r>
+              <w:rPr>
+                <w:rFonts w:ascii="Arial" w:hAnsi="Arial" w:cs="Arial"/>
+                <w:sz w:val="18"/>
+                <w:szCs w:val="18"/>
+              </w:rPr>
+              <w:t>0 cartões retidos (revisões concluídas sem conflitos de merge na branch main).</w:t>
+            </w:r>
+          </w:p>
+        </w:tc>
+      </w:tr>
+      <w:tr>
+        <w:tc>
+          <w:p>
+            <w:pPr>
+              <w:spacing w:before="25" w:after="25" w:line="220" w:lineRule="auto"/>
+            </w:pPr>
+            <w:r>
+              <w:rPr>
+                <w:b/>
+                <w:rFonts w:ascii="Arial" w:hAnsi="Arial" w:cs="Arial"/>
+                <w:sz w:val="18"/>
+                <w:szCs w:val="18"/>
+              </w:rPr>
+              <w:t>4. Testes &amp; QA (xUnit + APK)</w:t>
+            </w:r>
+          </w:p>
+        </w:tc>
+        <w:tc>
+          <w:p>
+            <w:pPr>
+              <w:spacing w:before="25" w:after="25" w:line="220" w:lineRule="auto"/>
+            </w:pPr>
+            <w:r>
+              <w:rPr>
+                <w:rFonts w:ascii="Arial" w:hAnsi="Arial" w:cs="Arial"/>
+                <w:sz w:val="18"/>
+                <w:szCs w:val="18"/>
+              </w:rPr>
+              <w:t>Máx. 3</w:t>
+            </w:r>
+          </w:p>
+        </w:tc>
+        <w:tc>
+          <w:p>
+            <w:pPr>
+              <w:spacing w:before="25" w:after="25" w:line="220" w:lineRule="auto"/>
+            </w:pPr>
+            <w:r>
+              <w:rPr>
+                <w:rFonts w:ascii="Arial" w:hAnsi="Arial" w:cs="Arial"/>
+                <w:sz w:val="18"/>
+                <w:szCs w:val="18"/>
+              </w:rPr>
+              <w:t>Execução dos 21 testes automatizados xUnit (dotnet test), validação de estorno de saldo e teste em APK real.</w:t>
+            </w:r>
+          </w:p>
+        </w:tc>
+        <w:tc>
+          <w:p>
+            <w:pPr>
+              <w:spacing w:before="25" w:after="25" w:line="220" w:lineRule="auto"/>
+            </w:pPr>
+            <w:r>
+              <w:rPr>
+                <w:rFonts w:ascii="Arial" w:hAnsi="Arial" w:cs="Arial"/>
+                <w:sz w:val="18"/>
+                <w:szCs w:val="18"/>
+              </w:rPr>
+              <w:t>0 cartões retidos (21/21 testes xUnit aprovados em 1,7s e APK homologado em dispositivo Android).</w:t>
+            </w:r>
+          </w:p>
+        </w:tc>
+      </w:tr>
+      <w:tr>
+        <w:tc>
+          <w:p>
+            <w:pPr>
+              <w:spacing w:before="25" w:after="25" w:line="220" w:lineRule="auto"/>
+            </w:pPr>
+            <w:r>
+              <w:rPr>
+                <w:b/>
+                <w:rFonts w:ascii="Arial" w:hAnsi="Arial" w:cs="Arial"/>
+                <w:sz w:val="18"/>
+                <w:szCs w:val="18"/>
+              </w:rPr>
+              <w:t>5. Concluído (Done)</w:t>
+            </w:r>
+          </w:p>
+        </w:tc>
+        <w:tc>
+          <w:p>
+            <w:pPr>
+              <w:spacing w:before="25" w:after="25" w:line="220" w:lineRule="auto"/>
+            </w:pPr>
+            <w:r>
+              <w:rPr>
+                <w:rFonts w:ascii="Arial" w:hAnsi="Arial" w:cs="Arial"/>
+                <w:sz w:val="18"/>
+                <w:szCs w:val="18"/>
+              </w:rPr>
+              <w:t>Ilimitado</w:t>
+            </w:r>
+          </w:p>
+        </w:tc>
+        <w:tc>
+          <w:p>
+            <w:pPr>
+              <w:spacing w:before="25" w:after="25" w:line="220" w:lineRule="auto"/>
+            </w:pPr>
+            <w:r>
+              <w:rPr>
+                <w:rFonts w:ascii="Arial" w:hAnsi="Arial" w:cs="Arial"/>
+                <w:sz w:val="18"/>
+                <w:szCs w:val="18"/>
+              </w:rPr>
+              <w:t>Atendimento integral à Definição de Pronto (DoD), commit/push no GitHub e pacote portátil atualizado.</w:t>
+            </w:r>
+          </w:p>
+        </w:tc>
+        <w:tc>
+          <w:p>
+            <w:pPr>
+              <w:spacing w:before="25" w:after="25" w:line="220" w:lineRule="auto"/>
+            </w:pPr>
+            <w:r>
+              <w:rPr>
+                <w:rFonts w:ascii="Arial" w:hAnsi="Arial" w:cs="Arial"/>
+                <w:sz w:val="18"/>
+                <w:szCs w:val="18"/>
+              </w:rPr>
+              <w:t>16 Histórias de Usuário concluídas: [DONE] US01 a US16 (105 Story Points entregues com sucesso).</w:t>
+            </w:r>
+          </w:p>
+        </w:tc>
+      </w:tr>
+    </w:tbl>
+    <w:p>
+      <w:pPr>
+        <w:spacing w:before="60" w:after="180" w:line="240" w:lineRule="auto"/>
+      </w:pPr>
+      <w:r>
+        <w:rPr>
+          <w:rFonts w:ascii="Arial" w:hAnsi="Arial" w:cs="Arial"/>
+          <w:sz w:val="20"/>
+          <w:szCs w:val="20"/>
+        </w:rPr>
+        <w:t>Fonte: Elaborada pelos autores (2026).</w:t>
+      </w:r>
+    </w:p>
+    <w:p>
+      <w:pPr>
+        <w:spacing w:after="120" w:line="360" w:lineRule="auto"/>
+        <w:ind w:firstLine="850"/>
+        <w:jc w:val="both"/>
+      </w:pPr>
+      <w:r>
+        <w:rPr>
+          <w:rFonts w:ascii="Arial" w:hAnsi="Arial" w:cs="Arial"/>
+        </w:rPr>
+        <w:t>Todas as entregas somente foram movidas para a coluna Concluído (Done) após cumprirem rigorosamente a Definição de Pronto (Definition of Done - DoD) estabelecida pela equipe: (1) código C# e Dart compilando sem erros; (2) aprovação de 100% dos 21 testes automatizados da suíte VestindoSonhos.Tests (xUnit); (3) validação de segurança confirmando que Colaboradores não acessam dados financeiros nem configurações SaaS, mas cadastram voluntários, beneficiários e categorias normalmente; (4) verificação de consistência contábil garantindo que exclusões ou edições de transações financeiras estornam o saldo da carteira tanto na Web quanto no APK; e (5) atualização sincronizada do pacote VestindoSonhos_Portavel, do instalador VestindoSonhos_Mobile.apk e do repositório oficial no GitHub.</w:t>
       </w:r>
     </w:p>
     <w:p>
@@ -14289,7 +19302,7 @@
 </w:document>
 </file>
 
-<file path=word/endnotes.xml><?xml version="1.0" encoding="utf-8"?>
+<file path=word\endnotes.xml><?xml version="1.0" encoding="utf-8"?>
 <w:endnotes xmlns:wpc="http://schemas.microsoft.com/office/word/2010/wordprocessingCanvas" xmlns:cx="http://schemas.microsoft.com/office/drawing/2014/chartex" xmlns:cx1="http://schemas.microsoft.com/office/drawing/2015/9/8/chartex" xmlns:cx2="http://schemas.microsoft.com/office/drawing/2015/10/21/chartex" xmlns:cx3="http://schemas.microsoft.com/office/drawing/2016/5/9/chartex" xmlns:cx4="http://schemas.microsoft.com/office/drawing/2016/5/10/chartex" xmlns:cx5="http://schemas.microsoft.com/office/drawing/2016/5/11/chartex" xmlns:cx6="http://schemas.microsoft.com/office/drawing/2016/5/12/chartex" xmlns:cx7="http://schemas.microsoft.com/office/drawing/2016/5/13/chartex" xmlns:cx8="http://schemas.microsoft.com/office/drawing/2016/5/14/chartex" xmlns:mc="http://schemas.openxmlformats.org/markup-compatibility/2006" xmlns:aink="http://schemas.microsoft.com/office/drawing/2016/ink" xmlns:am3d="http://schemas.microsoft.com/office/drawing/2017/model3d" xmlns:o="urn:schemas-microsoft-com:office:office" xmlns:oel="http://schemas.microsoft.com/office/2019/extlst" xmlns:r="http://schemas.openxmlformats.org/officeDocument/2006/relationships" xmlns:m="http://schemas.openxmlformats.org/officeDocument/2006/math" xmlns:v="urn:schemas-microsoft-com:vml" xmlns:wp14="http://schemas.microsoft.com/office/word/2010/wordprocessingDrawing" xmlns:wp="http://schemas.openxmlformats.org/drawingml/2006/wordprocessingDrawing" xmlns:w10="urn:schemas-microsoft-com:office:word" xmlns:w="http://schemas.openxmlformats.org/wordprocessingml/2006/main" xmlns:w14="http://schemas.microsoft.com/office/word/2010/wordml" xmlns:w15="http://schemas.microsoft.com/office/word/2012/wordml" xmlns:w16cex="http://schemas.microsoft.com/office/word/2018/wordml/cex" xmlns:w16cid="http://schemas.microsoft.com/office/word/2016/wordml/cid" xmlns:w16="http://schemas.microsoft.com/office/word/2018/wordml" xmlns:w16du="http://schemas.microsoft.com/office/word/2023/wordml/word16du" xmlns:w16sdtdh="http://schemas.microsoft.com/office/word/2020/wordml/sdtdatahash" xmlns:w16sdtfl="http://schemas.microsoft.com/office/word/2024/wordml/sdtformatlock" xmlns:w16se="http://schemas.microsoft.com/office/word/2015/wordml/symex" xmlns:wpg="http://schemas.microsoft.com/office/word/2010/wordprocessingGroup" xmlns:wpi="http://schemas.microsoft.com/office/word/2010/wordprocessingInk" xmlns:wne="http://schemas.microsoft.com/office/word/2006/wordml" xmlns:wps="http://schemas.microsoft.com/office/word/2010/wordprocessingShape" mc:Ignorable="w14 w15 w16se w16cid w16 w16cex w16sdtdh w16sdtfl w16du wp14">
   <w:endnote w:type="separator" w:id="-1">
     <w:p>
@@ -14314,7 +19327,45 @@
 </w:endnotes>
 </file>
 
-<file path=word/footnotes.xml><?xml version="1.0" encoding="utf-8"?>
+<file path=word\fontTable.xml><?xml version="1.0" encoding="utf-8"?>
+<w:fonts xmlns:mc="http://schemas.openxmlformats.org/markup-compatibility/2006" xmlns:r="http://schemas.openxmlformats.org/officeDocument/2006/relationships" xmlns:w="http://schemas.openxmlformats.org/wordprocessingml/2006/main" xmlns:w14="http://schemas.microsoft.com/office/word/2010/wordml" xmlns:w15="http://schemas.microsoft.com/office/word/2012/wordml" xmlns:w16cex="http://schemas.microsoft.com/office/word/2018/wordml/cex" xmlns:w16cid="http://schemas.microsoft.com/office/word/2016/wordml/cid" xmlns:w16="http://schemas.microsoft.com/office/word/2018/wordml" xmlns:w16du="http://schemas.microsoft.com/office/word/2023/wordml/word16du" xmlns:w16sdtdh="http://schemas.microsoft.com/office/word/2020/wordml/sdtdatahash" xmlns:w16sdtfl="http://schemas.microsoft.com/office/word/2024/wordml/sdtformatlock" xmlns:w16se="http://schemas.microsoft.com/office/word/2015/wordml/symex" mc:Ignorable="w14 w15 w16se w16cid w16 w16cex w16sdtdh w16sdtfl w16du">
+  <w:font w:name="Aptos">
+    <w:charset w:val="00"/>
+    <w:family w:val="swiss"/>
+    <w:pitch w:val="variable"/>
+    <w:sig w:usb0="20000287" w:usb1="00000003" w:usb2="00000000" w:usb3="00000000" w:csb0="0000019F" w:csb1="00000000"/>
+  </w:font>
+  <w:font w:name="Times New Roman">
+    <w:panose1 w:val="02020603050405020304"/>
+    <w:charset w:val="00"/>
+    <w:family w:val="roman"/>
+    <w:pitch w:val="variable"/>
+    <w:sig w:usb0="E0002EFF" w:usb1="C000785B" w:usb2="00000009" w:usb3="00000000" w:csb0="000001FF" w:csb1="00000000"/>
+  </w:font>
+  <w:font w:name="Arial">
+    <w:panose1 w:val="020B0604020202020204"/>
+    <w:charset w:val="00"/>
+    <w:family w:val="swiss"/>
+    <w:pitch w:val="variable"/>
+    <w:sig w:usb0="E0002EFF" w:usb1="C000785B" w:usb2="00000009" w:usb3="00000000" w:csb0="000001FF" w:csb1="00000000"/>
+  </w:font>
+  <w:font w:name="Consolas">
+    <w:panose1 w:val="020B0609020204030204"/>
+    <w:charset w:val="00"/>
+    <w:family w:val="modern"/>
+    <w:pitch w:val="fixed"/>
+    <w:sig w:usb0="E00006FF" w:usb1="0000FCFF" w:usb2="00000001" w:usb3="00000000" w:csb0="0000019F" w:csb1="00000000"/>
+  </w:font>
+  <w:font w:name="Aptos Display">
+    <w:charset w:val="00"/>
+    <w:family w:val="swiss"/>
+    <w:pitch w:val="variable"/>
+    <w:sig w:usb0="20000287" w:usb1="00000003" w:usb2="00000000" w:usb3="00000000" w:csb0="0000019F" w:csb1="00000000"/>
+  </w:font>
+</w:fonts>
+</file>
+
+<file path=word\footnotes.xml><?xml version="1.0" encoding="utf-8"?>
 <w:footnotes xmlns:wpc="http://schemas.microsoft.com/office/word/2010/wordprocessingCanvas" xmlns:cx="http://schemas.microsoft.com/office/drawing/2014/chartex" xmlns:cx1="http://schemas.microsoft.com/office/drawing/2015/9/8/chartex" xmlns:cx2="http://schemas.microsoft.com/office/drawing/2015/10/21/chartex" xmlns:cx3="http://schemas.microsoft.com/office/drawing/2016/5/9/chartex" xmlns:cx4="http://schemas.microsoft.com/office/drawing/2016/5/10/chartex" xmlns:cx5="http://schemas.microsoft.com/office/drawing/2016/5/11/chartex" xmlns:cx6="http://schemas.microsoft.com/office/drawing/2016/5/12/chartex" xmlns:cx7="http://schemas.microsoft.com/office/drawing/2016/5/13/chartex" xmlns:cx8="http://schemas.microsoft.com/office/drawing/2016/5/14/chartex" xmlns:mc="http://schemas.openxmlformats.org/markup-compatibility/2006" xmlns:aink="http://schemas.microsoft.com/office/drawing/2016/ink" xmlns:am3d="http://schemas.microsoft.com/office/drawing/2017/model3d" xmlns:o="urn:schemas-microsoft-com:office:office" xmlns:oel="http://schemas.microsoft.com/office/2019/extlst" xmlns:r="http://schemas.openxmlformats.org/officeDocument/2006/relationships" xmlns:m="http://schemas.openxmlformats.org/officeDocument/2006/math" xmlns:v="urn:schemas-microsoft-com:vml" xmlns:wp14="http://schemas.microsoft.com/office/word/2010/wordprocessingDrawing" xmlns:wp="http://schemas.openxmlformats.org/drawingml/2006/wordprocessingDrawing" xmlns:w10="urn:schemas-microsoft-com:office:word" xmlns:w="http://schemas.openxmlformats.org/wordprocessingml/2006/main" xmlns:w14="http://schemas.microsoft.com/office/word/2010/wordml" xmlns:w15="http://schemas.microsoft.com/office/word/2012/wordml" xmlns:w16cex="http://schemas.microsoft.com/office/word/2018/wordml/cex" xmlns:w16cid="http://schemas.microsoft.com/office/word/2016/wordml/cid" xmlns:w16="http://schemas.microsoft.com/office/word/2018/wordml" xmlns:w16du="http://schemas.microsoft.com/office/word/2023/wordml/word16du" xmlns:w16sdtdh="http://schemas.microsoft.com/office/word/2020/wordml/sdtdatahash" xmlns:w16sdtfl="http://schemas.microsoft.com/office/word/2024/wordml/sdtformatlock" xmlns:w16se="http://schemas.microsoft.com/office/word/2015/wordml/symex" xmlns:wpg="http://schemas.microsoft.com/office/word/2010/wordprocessingGroup" xmlns:wpi="http://schemas.microsoft.com/office/word/2010/wordprocessingInk" xmlns:wne="http://schemas.microsoft.com/office/word/2006/wordml" xmlns:wps="http://schemas.microsoft.com/office/word/2010/wordprocessingShape" mc:Ignorable="w14 w15 w16se w16cid w16 w16cex w16sdtdh w16sdtfl w16du wp14">
   <w:footnote w:type="separator" w:id="-1">
     <w:p>
@@ -14339,7 +19390,7 @@
 </w:footnotes>
 </file>
 
-<file path=word/header1.xml><?xml version="1.0" encoding="utf-8"?>
+<file path=word\header1.xml><?xml version="1.0" encoding="utf-8"?>
 <w:hdr xmlns:wpc="http://schemas.microsoft.com/office/word/2010/wordprocessingCanvas" xmlns:cx="http://schemas.microsoft.com/office/drawing/2014/chartex" xmlns:cx1="http://schemas.microsoft.com/office/drawing/2015/9/8/chartex" xmlns:cx2="http://schemas.microsoft.com/office/drawing/2015/10/21/chartex" xmlns:cx3="http://schemas.microsoft.com/office/drawing/2016/5/9/chartex" xmlns:cx4="http://schemas.microsoft.com/office/drawing/2016/5/10/chartex" xmlns:cx5="http://schemas.microsoft.com/office/drawing/2016/5/11/chartex" xmlns:cx6="http://schemas.microsoft.com/office/drawing/2016/5/12/chartex" xmlns:cx7="http://schemas.microsoft.com/office/drawing/2016/5/13/chartex" xmlns:cx8="http://schemas.microsoft.com/office/drawing/2016/5/14/chartex" xmlns:mc="http://schemas.openxmlformats.org/markup-compatibility/2006" xmlns:aink="http://schemas.microsoft.com/office/drawing/2016/ink" xmlns:am3d="http://schemas.microsoft.com/office/drawing/2017/model3d" xmlns:o="urn:schemas-microsoft-com:office:office" xmlns:oel="http://schemas.microsoft.com/office/2019/extlst" xmlns:r="http://schemas.openxmlformats.org/officeDocument/2006/relationships" xmlns:m="http://schemas.openxmlformats.org/officeDocument/2006/math" xmlns:v="urn:schemas-microsoft-com:vml" xmlns:wp14="http://schemas.microsoft.com/office/word/2010/wordprocessingDrawing" xmlns:wp="http://schemas.openxmlformats.org/drawingml/2006/wordprocessingDrawing" xmlns:w10="urn:schemas-microsoft-com:office:word" xmlns:w="http://schemas.openxmlformats.org/wordprocessingml/2006/main" xmlns:w14="http://schemas.microsoft.com/office/word/2010/wordml" xmlns:w15="http://schemas.microsoft.com/office/word/2012/wordml" xmlns:w16cex="http://schemas.microsoft.com/office/word/2018/wordml/cex" xmlns:w16cid="http://schemas.microsoft.com/office/word/2016/wordml/cid" xmlns:w16="http://schemas.microsoft.com/office/word/2018/wordml" xmlns:w16du="http://schemas.microsoft.com/office/word/2023/wordml/word16du" xmlns:w16sdtdh="http://schemas.microsoft.com/office/word/2020/wordml/sdtdatahash" xmlns:w16sdtfl="http://schemas.microsoft.com/office/word/2024/wordml/sdtformatlock" xmlns:w16se="http://schemas.microsoft.com/office/word/2015/wordml/symex" xmlns:wpg="http://schemas.microsoft.com/office/word/2010/wordprocessingGroup" xmlns:wpi="http://schemas.microsoft.com/office/word/2010/wordprocessingInk" xmlns:wne="http://schemas.microsoft.com/office/word/2006/wordml" xmlns:wps="http://schemas.microsoft.com/office/word/2010/wordprocessingShape" mc:Ignorable="w14 w15 w16se w16cid w16 w16cex w16sdtdh w16sdtfl w16du wp14">
   <w:p>
     <w:pPr>
@@ -14367,7 +19418,65 @@
 </w:hdr>
 </file>
 
-<file path=word/styles.xml><?xml version="1.0" encoding="utf-8"?>
+<file path=word\settings.xml><?xml version="1.0" encoding="utf-8"?>
+<w:settings xmlns:mc="http://schemas.openxmlformats.org/markup-compatibility/2006" xmlns:o="urn:schemas-microsoft-com:office:office" xmlns:r="http://schemas.openxmlformats.org/officeDocument/2006/relationships" xmlns:m="http://schemas.openxmlformats.org/officeDocument/2006/math" xmlns:v="urn:schemas-microsoft-com:vml" xmlns:w10="urn:schemas-microsoft-com:office:word" xmlns:w="http://schemas.openxmlformats.org/wordprocessingml/2006/main" xmlns:w14="http://schemas.microsoft.com/office/word/2010/wordml" xmlns:w15="http://schemas.microsoft.com/office/word/2012/wordml" xmlns:w16cex="http://schemas.microsoft.com/office/word/2018/wordml/cex" xmlns:w16cid="http://schemas.microsoft.com/office/word/2016/wordml/cid" xmlns:w16="http://schemas.microsoft.com/office/word/2018/wordml" xmlns:w16du="http://schemas.microsoft.com/office/word/2023/wordml/word16du" xmlns:w16sdtdh="http://schemas.microsoft.com/office/word/2020/wordml/sdtdatahash" xmlns:w16sdtfl="http://schemas.microsoft.com/office/word/2024/wordml/sdtformatlock" xmlns:w16se="http://schemas.microsoft.com/office/word/2015/wordml/symex" xmlns:sl="http://schemas.openxmlformats.org/schemaLibrary/2006/main" mc:Ignorable="w14 w15 w16se w16cid w16 w16cex w16sdtdh w16sdtfl w16du">
+  <w:zoom w:percent="100"/>
+  <w:defaultTabStop w:val="708"/>
+  <w:hyphenationZone w:val="425"/>
+  <w:characterSpacingControl w:val="doNotCompress"/>
+  <w:hdrShapeDefaults>
+    <o:shapedefaults v:ext="edit" spidmax="2050"/>
+  </w:hdrShapeDefaults>
+  <w:footnotePr>
+    <w:footnote w:id="-1"/>
+    <w:footnote w:id="0"/>
+  </w:footnotePr>
+  <w:endnotePr>
+    <w:endnote w:id="-1"/>
+    <w:endnote w:id="0"/>
+  </w:endnotePr>
+  <w:compat>
+    <w:useFELayout/>
+    <w:compatSetting w:name="compatibilityMode" w:uri="http://schemas.microsoft.com/office/word" w:val="12"/>
+    <w:compatSetting w:name="useWord2013TrackBottomHyphenation" w:uri="http://schemas.microsoft.com/office/word" w:val="1"/>
+  </w:compat>
+  <w:rsids>
+    <w:rsidRoot w:val="00756EF8"/>
+    <w:rsid w:val="004E128B"/>
+    <w:rsid w:val="00756EF8"/>
+    <w:rsid w:val="007B2367"/>
+    <w:rsid w:val="00AA30F7"/>
+  </w:rsids>
+  <m:mathPr>
+    <m:mathFont m:val="Cambria Math"/>
+    <m:brkBin m:val="before"/>
+    <m:brkBinSub m:val="--"/>
+    <m:smallFrac m:val="0"/>
+    <m:dispDef/>
+    <m:lMargin m:val="0"/>
+    <m:rMargin m:val="0"/>
+    <m:defJc m:val="centerGroup"/>
+    <m:wrapIndent m:val="1440"/>
+    <m:intLim m:val="subSup"/>
+    <m:naryLim m:val="undOvr"/>
+  </m:mathPr>
+  <w:themeFontLang w:val="pt-BR"/>
+  <w:clrSchemeMapping w:bg1="light1" w:t1="dark1" w:bg2="light2" w:t2="dark2" w:accent1="accent1" w:accent2="accent2" w:accent3="accent3" w:accent4="accent4" w:accent5="accent5" w:accent6="accent6" w:hyperlink="hyperlink" w:followedHyperlink="followedHyperlink"/>
+  <w:doNotIncludeSubdocsInStats/>
+  <w:shapeDefaults>
+    <o:shapedefaults v:ext="edit" spidmax="2050"/>
+    <o:shapelayout v:ext="edit">
+      <o:idmap v:ext="edit" data="2"/>
+    </o:shapelayout>
+  </w:shapeDefaults>
+  <w:decimalSymbol w:val=","/>
+  <w:listSeparator w:val=";"/>
+  <w14:docId w14:val="576CC67E"/>
+  <w15:docId w15:val="{AB07DFBF-E949-47CC-8598-2D6D990F51FB}"/>
+</w:settings>
+</file>
+
+<file path=word\styles.xml><?xml version="1.0" encoding="utf-8"?>
 <w:styles xmlns:mc="http://schemas.openxmlformats.org/markup-compatibility/2006" xmlns:r="http://schemas.openxmlformats.org/officeDocument/2006/relationships" xmlns:w="http://schemas.openxmlformats.org/wordprocessingml/2006/main" xmlns:w14="http://schemas.microsoft.com/office/word/2010/wordml" xmlns:w15="http://schemas.microsoft.com/office/word/2012/wordml" xmlns:w16cex="http://schemas.microsoft.com/office/word/2018/wordml/cex" xmlns:w16cid="http://schemas.microsoft.com/office/word/2016/wordml/cid" xmlns:w16="http://schemas.microsoft.com/office/word/2018/wordml" xmlns:w16du="http://schemas.microsoft.com/office/word/2023/wordml/word16du" xmlns:w16sdtdh="http://schemas.microsoft.com/office/word/2020/wordml/sdtdatahash" xmlns:w16sdtfl="http://schemas.microsoft.com/office/word/2024/wordml/sdtformatlock" xmlns:w16se="http://schemas.microsoft.com/office/word/2015/wordml/symex" mc:Ignorable="w14 w15 w16se w16cid w16 w16cex w16sdtdh w16sdtfl w16du">
   <w:docDefaults>
     <w:rPrDefault>
@@ -14798,7 +19907,7 @@
 </w:styles>
 </file>
 
-<file path=word/theme/theme1.xml><?xml version="1.0" encoding="utf-8"?>
+<file path=word\theme\theme1.xml><?xml version="1.0" encoding="utf-8"?>
 <a:theme xmlns:a="http://schemas.openxmlformats.org/drawingml/2006/main" name="Tema do Office">
   <a:themeElements>
     <a:clrScheme name="Office">
@@ -15111,4 +20220,8 @@
     </a:ext>
   </a:extLst>
 </a:theme>
+</file>
+
+<file path=word\webSettings.xml><?xml version="1.0" encoding="utf-8"?>
+<w:webSettings xmlns:mc="http://schemas.openxmlformats.org/markup-compatibility/2006" xmlns:r="http://schemas.openxmlformats.org/officeDocument/2006/relationships" xmlns:w="http://schemas.openxmlformats.org/wordprocessingml/2006/main" xmlns:w14="http://schemas.microsoft.com/office/word/2010/wordml" xmlns:w15="http://schemas.microsoft.com/office/word/2012/wordml" xmlns:w16cex="http://schemas.microsoft.com/office/word/2018/wordml/cex" xmlns:w16cid="http://schemas.microsoft.com/office/word/2016/wordml/cid" xmlns:w16="http://schemas.microsoft.com/office/word/2018/wordml" xmlns:w16du="http://schemas.microsoft.com/office/word/2023/wordml/word16du" xmlns:w16sdtdh="http://schemas.microsoft.com/office/word/2020/wordml/sdtdatahash" xmlns:w16sdtfl="http://schemas.microsoft.com/office/word/2024/wordml/sdtformatlock" xmlns:w16se="http://schemas.microsoft.com/office/word/2015/wordml/symex" mc:Ignorable="w14 w15 w16se w16cid w16 w16cex w16sdtdh w16sdtfl w16du"/>
 </file>